--- a/SE proposal.docx
+++ b/SE proposal.docx
@@ -1,6 +1,6 @@
 
 <file path=word/document.xml><?xml version="1.0" encoding="utf-8"?>
-<w:document xmlns:mc="http://schemas.openxmlformats.org/markup-compatibility/2006" xmlns:o="urn:schemas-microsoft-com:office:office" xmlns:r="http://schemas.openxmlformats.org/officeDocument/2006/relationships" xmlns:m="http://schemas.openxmlformats.org/officeDocument/2006/math" xmlns:v="urn:schemas-microsoft-com:vml" xmlns:wp="http://schemas.openxmlformats.org/drawingml/2006/wordprocessingDrawing" xmlns:w10="urn:schemas-microsoft-com:office:word" xmlns:w="http://schemas.openxmlformats.org/wordprocessingml/2006/main" xmlns:wne="http://schemas.microsoft.com/office/word/2006/wordml" xmlns:sl="http://schemas.openxmlformats.org/schemaLibrary/2006/main" xmlns:a="http://schemas.openxmlformats.org/drawingml/2006/main" xmlns:pic="http://schemas.openxmlformats.org/drawingml/2006/picture" xmlns:c="http://schemas.openxmlformats.org/drawingml/2006/chart" xmlns:lc="http://schemas.openxmlformats.org/drawingml/2006/lockedCanvas" xmlns:dgm="http://schemas.openxmlformats.org/drawingml/2006/diagram" xmlns:wps="http://schemas.microsoft.com/office/word/2010/wordprocessingShape" xmlns:wpg="http://schemas.microsoft.com/office/word/2010/wordprocessingGroup" xmlns:w14="http://schemas.microsoft.com/office/word/2010/wordml" xmlns:w15="http://schemas.microsoft.com/office/word/2012/wordml" xmlns:w16="http://schemas.microsoft.com/office/word/2018/wordml" xmlns:w16cex="http://schemas.microsoft.com/office/word/2018/wordml/cex" xmlns:w16cid="http://schemas.microsoft.com/office/word/2016/wordml/cid" xmlns="http://schemas.microsoft.com/office/tasks/2019/documenttasks" xmlns:cr="http://schemas.microsoft.com/office/comments/2020/reactions">
+<w:document xmlns:wpc="http://schemas.microsoft.com/office/word/2010/wordprocessingCanvas" xmlns:mc="http://schemas.openxmlformats.org/markup-compatibility/2006" xmlns:o="urn:schemas-microsoft-com:office:office" xmlns:r="http://schemas.openxmlformats.org/officeDocument/2006/relationships" xmlns:m="http://schemas.openxmlformats.org/officeDocument/2006/math" xmlns:v="urn:schemas-microsoft-com:vml" xmlns:wp14="http://schemas.microsoft.com/office/word/2010/wordprocessingDrawing" xmlns:wp="http://schemas.openxmlformats.org/drawingml/2006/wordprocessingDrawing" xmlns:w10="urn:schemas-microsoft-com:office:word" xmlns:w="http://schemas.openxmlformats.org/wordprocessingml/2006/main" xmlns:w14="http://schemas.microsoft.com/office/word/2010/wordml" xmlns:w15="http://schemas.microsoft.com/office/word/2012/wordml" xmlns:wpg="http://schemas.microsoft.com/office/word/2010/wordprocessingGroup" xmlns:wpi="http://schemas.microsoft.com/office/word/2010/wordprocessingInk" xmlns:wne="http://schemas.microsoft.com/office/word/2006/wordml" xmlns:wps="http://schemas.microsoft.com/office/word/2010/wordprocessingShape" mc:Ignorable="w14 w15 wp14">
   <w:body>
     <w:p>
       <w:pPr>
@@ -8,19 +8,16 @@
         <w:keepNext w:val="0"/>
         <w:keepLines w:val="0"/>
         <w:spacing w:after="0" w:line="240" w:lineRule="auto"/>
-        <w:ind w:left="720" w:firstLine="0"/>
+        <w:ind w:left="720"/>
         <w:jc w:val="center"/>
         <w:rPr>
-          <w:rFonts w:ascii="Jacques Francois Shadow" w:cs="Jacques Francois Shadow" w:eastAsia="Jacques Francois Shadow" w:hAnsi="Jacques Francois Shadow"/>
+          <w:rFonts w:ascii="Jacques Francois Shadow" w:eastAsia="Jacques Francois Shadow" w:hAnsi="Jacques Francois Shadow" w:cs="Jacques Francois Shadow"/>
           <w:sz w:val="40"/>
           <w:szCs w:val="40"/>
         </w:rPr>
       </w:pPr>
-      <w:r>
-        <w:rPr>
-          <w:rtl w:val="0"/>
-        </w:rPr>
-      </w:r>
+      <w:bookmarkStart w:id="0" w:name="_GoBack"/>
+      <w:bookmarkEnd w:id="0"/>
     </w:p>
     <w:p>
       <w:pPr>
@@ -28,20 +25,19 @@
         <w:keepNext w:val="0"/>
         <w:keepLines w:val="0"/>
         <w:spacing w:after="0" w:line="240" w:lineRule="auto"/>
-        <w:ind w:left="720" w:firstLine="0"/>
+        <w:ind w:left="720"/>
         <w:jc w:val="center"/>
         <w:rPr>
-          <w:rFonts w:ascii="Stardos Stencil" w:cs="Stardos Stencil" w:eastAsia="Stardos Stencil" w:hAnsi="Stardos Stencil"/>
+          <w:rFonts w:ascii="Stardos Stencil" w:eastAsia="Stardos Stencil" w:hAnsi="Stardos Stencil" w:cs="Stardos Stencil"/>
           <w:sz w:val="40"/>
           <w:szCs w:val="40"/>
         </w:rPr>
       </w:pPr>
       <w:r>
         <w:rPr>
-          <w:rFonts w:ascii="Stardos Stencil" w:cs="Stardos Stencil" w:eastAsia="Stardos Stencil" w:hAnsi="Stardos Stencil"/>
+          <w:rFonts w:ascii="Stardos Stencil" w:eastAsia="Stardos Stencil" w:hAnsi="Stardos Stencil" w:cs="Stardos Stencil"/>
           <w:sz w:val="40"/>
           <w:szCs w:val="40"/>
-          <w:rtl w:val="0"/>
         </w:rPr>
         <w:t xml:space="preserve">Software Engineering </w:t>
       </w:r>
@@ -52,66 +48,59 @@
         <w:keepNext w:val="0"/>
         <w:keepLines w:val="0"/>
         <w:spacing w:after="0" w:line="240" w:lineRule="auto"/>
-        <w:ind w:left="720" w:firstLine="0"/>
+        <w:ind w:left="720"/>
         <w:jc w:val="center"/>
         <w:rPr>
-          <w:rFonts w:ascii="Jacques Francois Shadow" w:cs="Jacques Francois Shadow" w:eastAsia="Jacques Francois Shadow" w:hAnsi="Jacques Francois Shadow"/>
+          <w:rFonts w:ascii="Jacques Francois Shadow" w:eastAsia="Jacques Francois Shadow" w:hAnsi="Jacques Francois Shadow" w:cs="Jacques Francois Shadow"/>
           <w:sz w:val="40"/>
           <w:szCs w:val="40"/>
         </w:rPr>
       </w:pPr>
-      <w:r>
-        <w:rPr>
-          <w:rtl w:val="0"/>
-        </w:rPr>
-      </w:r>
     </w:p>
     <w:p>
       <w:pPr>
         <w:spacing w:line="240" w:lineRule="auto"/>
         <w:rPr>
-          <w:rFonts w:ascii="Times New Roman" w:cs="Times New Roman" w:eastAsia="Times New Roman" w:hAnsi="Times New Roman"/>
+          <w:rFonts w:ascii="Times New Roman" w:eastAsia="Times New Roman" w:hAnsi="Times New Roman" w:cs="Times New Roman"/>
           <w:sz w:val="24"/>
           <w:szCs w:val="24"/>
         </w:rPr>
       </w:pPr>
-      <w:r>
-        <w:rPr>
-          <w:rtl w:val="0"/>
-        </w:rPr>
-      </w:r>
     </w:p>
     <w:p>
       <w:pPr>
         <w:spacing w:line="240" w:lineRule="auto"/>
         <w:jc w:val="center"/>
         <w:rPr>
-          <w:rFonts w:ascii="Times New Roman" w:cs="Times New Roman" w:eastAsia="Times New Roman" w:hAnsi="Times New Roman"/>
+          <w:rFonts w:ascii="Times New Roman" w:eastAsia="Times New Roman" w:hAnsi="Times New Roman" w:cs="Times New Roman"/>
           <w:sz w:val="24"/>
           <w:szCs w:val="24"/>
         </w:rPr>
       </w:pPr>
       <w:r>
         <w:rPr>
-          <w:rFonts w:ascii="Times New Roman" w:cs="Times New Roman" w:eastAsia="Times New Roman" w:hAnsi="Times New Roman"/>
+          <w:rFonts w:ascii="Times New Roman" w:eastAsia="Times New Roman" w:hAnsi="Times New Roman" w:cs="Times New Roman"/>
+          <w:noProof/>
           <w:sz w:val="24"/>
           <w:szCs w:val="24"/>
+          <w:lang w:val="en-US"/>
         </w:rPr>
         <w:drawing>
-          <wp:inline distB="0" distT="0" distL="0" distR="0">
+          <wp:inline distT="0" distB="0" distL="0" distR="0">
             <wp:extent cx="2060407" cy="2039030"/>
-            <wp:effectExtent b="0" l="0" r="0" t="0"/>
-            <wp:docPr descr="FAST National University" id="1" name="image1.jpg"/>
-            <a:graphic>
+            <wp:effectExtent l="0" t="0" r="0" b="0"/>
+            <wp:docPr id="1" name="image1.jpg" descr="FAST National University"/>
+            <wp:cNvGraphicFramePr/>
+            <a:graphic xmlns:a="http://schemas.openxmlformats.org/drawingml/2006/main">
               <a:graphicData uri="http://schemas.openxmlformats.org/drawingml/2006/picture">
-                <pic:pic>
+                <pic:pic xmlns:pic="http://schemas.openxmlformats.org/drawingml/2006/picture">
                   <pic:nvPicPr>
-                    <pic:cNvPr descr="FAST National University" id="0" name="image1.jpg"/>
+                    <pic:cNvPr id="0" name="image1.jpg" descr="FAST National University"/>
                     <pic:cNvPicPr preferRelativeResize="0"/>
                   </pic:nvPicPr>
                   <pic:blipFill>
-                    <a:blip r:embed="rId6"/>
-                    <a:srcRect b="0" l="0" r="74872" t="0"/>
+                    <a:blip r:embed="rId5"/>
+                    <a:srcRect r="74872"/>
                     <a:stretch>
                       <a:fillRect/>
                     </a:stretch>
@@ -121,7 +110,9 @@
                       <a:off x="0" y="0"/>
                       <a:ext cx="2060407" cy="2039030"/>
                     </a:xfrm>
-                    <a:prstGeom prst="rect"/>
+                    <a:prstGeom prst="rect">
+                      <a:avLst/>
+                    </a:prstGeom>
                     <a:ln/>
                   </pic:spPr>
                 </pic:pic>
@@ -130,64 +121,48 @@
           </wp:inline>
         </w:drawing>
       </w:r>
-      <w:r>
-        <w:rPr>
-          <w:rtl w:val="0"/>
-        </w:rPr>
-      </w:r>
     </w:p>
     <w:p>
       <w:pPr>
         <w:spacing w:line="240" w:lineRule="auto"/>
         <w:rPr>
-          <w:rFonts w:ascii="Times New Roman" w:cs="Times New Roman" w:eastAsia="Times New Roman" w:hAnsi="Times New Roman"/>
+          <w:rFonts w:ascii="Times New Roman" w:eastAsia="Times New Roman" w:hAnsi="Times New Roman" w:cs="Times New Roman"/>
           <w:sz w:val="24"/>
           <w:szCs w:val="24"/>
         </w:rPr>
       </w:pPr>
-      <w:r>
-        <w:rPr>
-          <w:rtl w:val="0"/>
-        </w:rPr>
-      </w:r>
     </w:p>
     <w:p>
       <w:pPr>
         <w:pStyle w:val="Heading1"/>
         <w:keepLines w:val="0"/>
-        <w:spacing w:after="0" w:before="0" w:line="240" w:lineRule="auto"/>
-        <w:rPr>
-          <w:rFonts w:ascii="Times New Roman" w:cs="Times New Roman" w:eastAsia="Times New Roman" w:hAnsi="Times New Roman"/>
+        <w:spacing w:before="0" w:after="0" w:line="240" w:lineRule="auto"/>
+        <w:rPr>
+          <w:rFonts w:ascii="Times New Roman" w:eastAsia="Times New Roman" w:hAnsi="Times New Roman" w:cs="Times New Roman"/>
           <w:sz w:val="24"/>
           <w:szCs w:val="24"/>
         </w:rPr>
       </w:pPr>
-      <w:r>
-        <w:rPr>
-          <w:rtl w:val="0"/>
-        </w:rPr>
-      </w:r>
     </w:p>
     <w:p>
       <w:pPr>
         <w:spacing w:line="240" w:lineRule="auto"/>
         <w:jc w:val="center"/>
         <w:rPr>
-          <w:rFonts w:ascii="Cambria" w:cs="Cambria" w:eastAsia="Cambria" w:hAnsi="Cambria"/>
-          <w:b w:val="1"/>
-          <w:bCs w:val="1"/>
+          <w:rFonts w:ascii="Cambria" w:eastAsia="Cambria" w:hAnsi="Cambria" w:cs="Cambria"/>
+          <w:b/>
+          <w:bCs/>
           <w:sz w:val="72"/>
           <w:szCs w:val="72"/>
         </w:rPr>
       </w:pPr>
       <w:r>
         <w:rPr>
-          <w:rFonts w:ascii="Cambria" w:cs="Cambria" w:eastAsia="Cambria" w:hAnsi="Cambria"/>
-          <w:b w:val="1"/>
-          <w:bCs w:val="1"/>
+          <w:rFonts w:ascii="Cambria" w:eastAsia="Cambria" w:hAnsi="Cambria" w:cs="Cambria"/>
+          <w:b/>
+          <w:bCs/>
           <w:sz w:val="72"/>
           <w:szCs w:val="72"/>
-          <w:rtl w:val="0"/>
         </w:rPr>
         <w:t xml:space="preserve">BSCS-6G </w:t>
       </w:r>
@@ -196,240 +171,323 @@
       <w:pPr>
         <w:pStyle w:val="Heading1"/>
         <w:keepLines w:val="0"/>
-        <w:spacing w:after="0" w:before="0" w:line="240" w:lineRule="auto"/>
+        <w:spacing w:before="0" w:after="0" w:line="240" w:lineRule="auto"/>
         <w:jc w:val="center"/>
         <w:rPr>
-          <w:rFonts w:ascii="Stardos Stencil" w:cs="Stardos Stencil" w:eastAsia="Stardos Stencil" w:hAnsi="Stardos Stencil"/>
-          <w:b w:val="1"/>
-          <w:bCs w:val="1"/>
+          <w:rFonts w:ascii="Stardos Stencil" w:eastAsia="Stardos Stencil" w:hAnsi="Stardos Stencil" w:cs="Stardos Stencil"/>
+          <w:b/>
+          <w:bCs/>
           <w:sz w:val="56"/>
           <w:szCs w:val="56"/>
         </w:rPr>
       </w:pPr>
-      <w:r>
-        <w:rPr>
-          <w:rtl w:val="0"/>
-        </w:rPr>
-      </w:r>
     </w:p>
     <w:p>
       <w:pPr>
         <w:pStyle w:val="Heading1"/>
         <w:keepLines w:val="0"/>
-        <w:spacing w:after="0" w:before="0" w:line="240" w:lineRule="auto"/>
+        <w:spacing w:before="0" w:after="0" w:line="240" w:lineRule="auto"/>
         <w:jc w:val="center"/>
         <w:rPr>
-          <w:rFonts w:ascii="Stardos Stencil" w:cs="Stardos Stencil" w:eastAsia="Stardos Stencil" w:hAnsi="Stardos Stencil"/>
-          <w:b w:val="1"/>
-          <w:bCs w:val="1"/>
+          <w:rFonts w:ascii="Stardos Stencil" w:eastAsia="Stardos Stencil" w:hAnsi="Stardos Stencil" w:cs="Stardos Stencil"/>
+          <w:b/>
+          <w:bCs/>
           <w:sz w:val="56"/>
           <w:szCs w:val="56"/>
         </w:rPr>
       </w:pPr>
       <w:r>
         <w:rPr>
-          <w:rFonts w:ascii="Stardos Stencil" w:cs="Stardos Stencil" w:eastAsia="Stardos Stencil" w:hAnsi="Stardos Stencil"/>
-          <w:b w:val="1"/>
-          <w:bCs w:val="1"/>
+          <w:rFonts w:ascii="Stardos Stencil" w:eastAsia="Stardos Stencil" w:hAnsi="Stardos Stencil" w:cs="Stardos Stencil"/>
+          <w:b/>
+          <w:bCs/>
           <w:sz w:val="56"/>
           <w:szCs w:val="56"/>
-          <w:rtl w:val="0"/>
-        </w:rPr>
-        <w:t xml:space="preserve">Assignment # __1____</w:t>
+        </w:rPr>
+        <w:t>Assignment # __1____</w:t>
       </w:r>
     </w:p>
     <w:p>
       <w:pPr>
         <w:spacing w:line="240" w:lineRule="auto"/>
         <w:rPr>
-          <w:rFonts w:ascii="Cambria" w:cs="Cambria" w:eastAsia="Cambria" w:hAnsi="Cambria"/>
+          <w:rFonts w:ascii="Cambria" w:eastAsia="Cambria" w:hAnsi="Cambria" w:cs="Cambria"/>
           <w:sz w:val="24"/>
           <w:szCs w:val="24"/>
         </w:rPr>
       </w:pPr>
-      <w:r>
-        <w:rPr>
-          <w:rtl w:val="0"/>
-        </w:rPr>
-      </w:r>
-    </w:p>
-    <w:p>
-      <w:pPr>
-        <w:spacing w:line="276" w:lineRule="auto"/>
+    </w:p>
+    <w:p>
+      <w:pPr>
         <w:ind w:firstLine="720"/>
         <w:rPr>
-          <w:rFonts w:ascii="Cambria" w:cs="Cambria" w:eastAsia="Cambria" w:hAnsi="Cambria"/>
+          <w:rFonts w:ascii="Cambria" w:eastAsia="Cambria" w:hAnsi="Cambria" w:cs="Cambria"/>
           <w:sz w:val="36"/>
           <w:szCs w:val="36"/>
         </w:rPr>
       </w:pPr>
       <w:r>
         <w:rPr>
-          <w:rFonts w:ascii="Cambria" w:cs="Cambria" w:eastAsia="Cambria" w:hAnsi="Cambria"/>
+          <w:rFonts w:ascii="Cambria" w:eastAsia="Cambria" w:hAnsi="Cambria" w:cs="Cambria"/>
           <w:sz w:val="36"/>
           <w:szCs w:val="36"/>
-          <w:rtl w:val="0"/>
         </w:rPr>
         <w:t xml:space="preserve">          Submitted by:</w:t>
       </w:r>
     </w:p>
     <w:p>
       <w:pPr>
-        <w:spacing w:line="276" w:lineRule="auto"/>
-        <w:ind w:left="2160" w:firstLine="0"/>
-        <w:rPr>
-          <w:rFonts w:ascii="Cambria" w:cs="Cambria" w:eastAsia="Cambria" w:hAnsi="Cambria"/>
+        <w:ind w:left="2160"/>
+        <w:rPr>
+          <w:rFonts w:ascii="Cambria" w:eastAsia="Cambria" w:hAnsi="Cambria" w:cs="Cambria"/>
           <w:sz w:val="36"/>
           <w:szCs w:val="36"/>
         </w:rPr>
       </w:pPr>
       <w:r>
         <w:rPr>
-          <w:rFonts w:ascii="Cambria" w:cs="Cambria" w:eastAsia="Cambria" w:hAnsi="Cambria"/>
+          <w:rFonts w:ascii="Cambria" w:eastAsia="Cambria" w:hAnsi="Cambria" w:cs="Cambria"/>
           <w:sz w:val="36"/>
           <w:szCs w:val="36"/>
-          <w:rtl w:val="0"/>
         </w:rPr>
         <w:t xml:space="preserve">                            </w:t>
       </w:r>
-      <w:r>
-        <w:rPr>
-          <w:rFonts w:ascii="Cambria" w:cs="Cambria" w:eastAsia="Cambria" w:hAnsi="Cambria"/>
+      <w:proofErr w:type="spellStart"/>
+      <w:r>
+        <w:rPr>
+          <w:rFonts w:ascii="Cambria" w:eastAsia="Cambria" w:hAnsi="Cambria" w:cs="Cambria"/>
           <w:sz w:val="36"/>
           <w:szCs w:val="36"/>
           <w:u w:val="single"/>
-          <w:rtl w:val="0"/>
-        </w:rPr>
-        <w:t xml:space="preserve">i-</w:t>
-      </w:r>
-      <w:r>
-        <w:rPr>
-          <w:rFonts w:ascii="Cambria" w:cs="Cambria" w:eastAsia="Cambria" w:hAnsi="Cambria"/>
-          <w:sz w:val="36"/>
-          <w:szCs w:val="36"/>
-          <w:rtl w:val="0"/>
-        </w:rPr>
-        <w:t xml:space="preserve"> Aleena Qayyum L23-0981</w:t>
-      </w:r>
-    </w:p>
-    <w:p>
-      <w:pPr>
-        <w:spacing w:line="276" w:lineRule="auto"/>
-        <w:ind w:left="2160" w:firstLine="0"/>
-        <w:rPr>
-          <w:rFonts w:ascii="Cambria" w:cs="Cambria" w:eastAsia="Cambria" w:hAnsi="Cambria"/>
-          <w:sz w:val="36"/>
-          <w:szCs w:val="36"/>
-        </w:rPr>
-      </w:pPr>
-      <w:r>
-        <w:rPr>
-          <w:rFonts w:ascii="Cambria" w:cs="Cambria" w:eastAsia="Cambria" w:hAnsi="Cambria"/>
-          <w:sz w:val="36"/>
-          <w:szCs w:val="36"/>
-          <w:rtl w:val="0"/>
-        </w:rPr>
-        <w:t xml:space="preserve">                            </w:t>
-      </w:r>
-      <w:r>
-        <w:rPr>
-          <w:rFonts w:ascii="Cambria" w:cs="Cambria" w:eastAsia="Cambria" w:hAnsi="Cambria"/>
+        </w:rPr>
+        <w:t>i</w:t>
+      </w:r>
+      <w:proofErr w:type="spellEnd"/>
+      <w:r>
+        <w:rPr>
+          <w:rFonts w:ascii="Cambria" w:eastAsia="Cambria" w:hAnsi="Cambria" w:cs="Cambria"/>
           <w:sz w:val="36"/>
           <w:szCs w:val="36"/>
           <w:u w:val="single"/>
-          <w:rtl w:val="0"/>
-        </w:rPr>
-        <w:t xml:space="preserve">ii-</w:t>
-      </w:r>
-      <w:r>
-        <w:rPr>
-          <w:rFonts w:ascii="Cambria" w:cs="Cambria" w:eastAsia="Cambria" w:hAnsi="Cambria"/>
+        </w:rPr>
+        <w:t>-</w:t>
+      </w:r>
+      <w:r>
+        <w:rPr>
+          <w:rFonts w:ascii="Cambria" w:eastAsia="Cambria" w:hAnsi="Cambria" w:cs="Cambria"/>
           <w:sz w:val="36"/>
           <w:szCs w:val="36"/>
-          <w:rtl w:val="0"/>
-        </w:rPr>
-        <w:t xml:space="preserve"> Aleena Orazi L23-0820 </w:t>
-      </w:r>
-    </w:p>
-    <w:p>
-      <w:pPr>
-        <w:spacing w:line="276" w:lineRule="auto"/>
-        <w:ind w:left="1440" w:firstLine="720"/>
-        <w:rPr>
-          <w:rFonts w:ascii="Cambria" w:cs="Cambria" w:eastAsia="Cambria" w:hAnsi="Cambria"/>
+        </w:rPr>
+        <w:t xml:space="preserve"> Aleena </w:t>
+      </w:r>
+      <w:proofErr w:type="spellStart"/>
+      <w:r>
+        <w:rPr>
+          <w:rFonts w:ascii="Cambria" w:eastAsia="Cambria" w:hAnsi="Cambria" w:cs="Cambria"/>
           <w:sz w:val="36"/>
           <w:szCs w:val="36"/>
         </w:rPr>
-      </w:pPr>
-      <w:r>
-        <w:rPr>
-          <w:rFonts w:ascii="Cambria" w:cs="Cambria" w:eastAsia="Cambria" w:hAnsi="Cambria"/>
+        <w:t>Qayyum</w:t>
+      </w:r>
+      <w:proofErr w:type="spellEnd"/>
+      <w:r>
+        <w:rPr>
+          <w:rFonts w:ascii="Cambria" w:eastAsia="Cambria" w:hAnsi="Cambria" w:cs="Cambria"/>
           <w:sz w:val="36"/>
           <w:szCs w:val="36"/>
-          <w:rtl w:val="0"/>
-        </w:rPr>
-        <w:t xml:space="preserve">          </w:t>
-        <w:tab/>
-        <w:t xml:space="preserve">         ii</w:t>
-      </w:r>
-      <w:r>
-        <w:rPr>
-          <w:rFonts w:ascii="Cambria" w:cs="Cambria" w:eastAsia="Cambria" w:hAnsi="Cambria"/>
+        </w:rPr>
+        <w:t xml:space="preserve"> L23-0981</w:t>
+      </w:r>
+    </w:p>
+    <w:p>
+      <w:pPr>
+        <w:ind w:left="2160"/>
+        <w:rPr>
+          <w:rFonts w:ascii="Cambria" w:eastAsia="Cambria" w:hAnsi="Cambria" w:cs="Cambria"/>
+          <w:sz w:val="36"/>
+          <w:szCs w:val="36"/>
+        </w:rPr>
+      </w:pPr>
+      <w:r>
+        <w:rPr>
+          <w:rFonts w:ascii="Cambria" w:eastAsia="Cambria" w:hAnsi="Cambria" w:cs="Cambria"/>
+          <w:sz w:val="36"/>
+          <w:szCs w:val="36"/>
+        </w:rPr>
+        <w:t xml:space="preserve">                            </w:t>
+      </w:r>
+      <w:proofErr w:type="gramStart"/>
+      <w:r>
+        <w:rPr>
+          <w:rFonts w:ascii="Cambria" w:eastAsia="Cambria" w:hAnsi="Cambria" w:cs="Cambria"/>
           <w:sz w:val="36"/>
           <w:szCs w:val="36"/>
           <w:u w:val="single"/>
-          <w:rtl w:val="0"/>
-        </w:rPr>
-        <w:t xml:space="preserve">i-</w:t>
-      </w:r>
-      <w:r>
-        <w:rPr>
-          <w:rFonts w:ascii="Cambria" w:cs="Cambria" w:eastAsia="Cambria" w:hAnsi="Cambria"/>
+        </w:rPr>
+        <w:t>ii-</w:t>
+      </w:r>
+      <w:proofErr w:type="gramEnd"/>
+      <w:r>
+        <w:rPr>
+          <w:rFonts w:ascii="Cambria" w:eastAsia="Cambria" w:hAnsi="Cambria" w:cs="Cambria"/>
           <w:sz w:val="36"/>
           <w:szCs w:val="36"/>
-          <w:rtl w:val="0"/>
-        </w:rPr>
-        <w:t xml:space="preserve">Eman Aamir l23-0612</w:t>
-      </w:r>
-    </w:p>
-    <w:p>
-      <w:pPr>
-        <w:spacing w:line="276" w:lineRule="auto"/>
+        </w:rPr>
+        <w:t xml:space="preserve"> Aleena Orazi L23-0820 </w:t>
+      </w:r>
+    </w:p>
+    <w:p>
+      <w:pPr>
         <w:ind w:left="1440" w:firstLine="720"/>
         <w:rPr>
-          <w:rFonts w:ascii="Cambria" w:cs="Cambria" w:eastAsia="Cambria" w:hAnsi="Cambria"/>
+          <w:rFonts w:ascii="Cambria" w:eastAsia="Cambria" w:hAnsi="Cambria" w:cs="Cambria"/>
           <w:sz w:val="36"/>
           <w:szCs w:val="36"/>
         </w:rPr>
       </w:pPr>
       <w:r>
         <w:rPr>
-          <w:rFonts w:ascii="Cambria" w:cs="Cambria" w:eastAsia="Cambria" w:hAnsi="Cambria"/>
+          <w:rFonts w:ascii="Cambria" w:eastAsia="Cambria" w:hAnsi="Cambria" w:cs="Cambria"/>
           <w:sz w:val="36"/>
           <w:szCs w:val="36"/>
-          <w:rtl w:val="0"/>
-        </w:rPr>
-        <w:t xml:space="preserve">                           iv-Muskan Irfan L23-1022</w:t>
-      </w:r>
-    </w:p>
-    <w:p>
-      <w:pPr>
-        <w:spacing w:line="276" w:lineRule="auto"/>
-        <w:ind w:left="1440" w:firstLine="720"/>
-        <w:rPr>
-          <w:rFonts w:ascii="Cambria" w:cs="Cambria" w:eastAsia="Cambria" w:hAnsi="Cambria"/>
+        </w:rPr>
+        <w:t xml:space="preserve">          </w:t>
+      </w:r>
+      <w:r>
+        <w:rPr>
+          <w:rFonts w:ascii="Cambria" w:eastAsia="Cambria" w:hAnsi="Cambria" w:cs="Cambria"/>
           <w:sz w:val="36"/>
           <w:szCs w:val="36"/>
         </w:rPr>
-      </w:pPr>
-      <w:r>
-        <w:rPr>
-          <w:rFonts w:ascii="Cambria" w:cs="Cambria" w:eastAsia="Cambria" w:hAnsi="Cambria"/>
+        <w:tab/>
+        <w:t xml:space="preserve">         </w:t>
+      </w:r>
+      <w:proofErr w:type="gramStart"/>
+      <w:r>
+        <w:rPr>
+          <w:rFonts w:ascii="Cambria" w:eastAsia="Cambria" w:hAnsi="Cambria" w:cs="Cambria"/>
           <w:sz w:val="36"/>
           <w:szCs w:val="36"/>
-          <w:rtl w:val="0"/>
-        </w:rPr>
-        <w:t xml:space="preserve">                           v-Armish Rao l23-0504</w:t>
+        </w:rPr>
+        <w:t>ii</w:t>
+      </w:r>
+      <w:r>
+        <w:rPr>
+          <w:rFonts w:ascii="Cambria" w:eastAsia="Cambria" w:hAnsi="Cambria" w:cs="Cambria"/>
+          <w:sz w:val="36"/>
+          <w:szCs w:val="36"/>
+          <w:u w:val="single"/>
+        </w:rPr>
+        <w:t>i-</w:t>
+      </w:r>
+      <w:r>
+        <w:rPr>
+          <w:rFonts w:ascii="Cambria" w:eastAsia="Cambria" w:hAnsi="Cambria" w:cs="Cambria"/>
+          <w:sz w:val="36"/>
+          <w:szCs w:val="36"/>
+        </w:rPr>
+        <w:t>Eman</w:t>
+      </w:r>
+      <w:proofErr w:type="gramEnd"/>
+      <w:r>
+        <w:rPr>
+          <w:rFonts w:ascii="Cambria" w:eastAsia="Cambria" w:hAnsi="Cambria" w:cs="Cambria"/>
+          <w:sz w:val="36"/>
+          <w:szCs w:val="36"/>
+        </w:rPr>
+        <w:t xml:space="preserve"> Aamir l23-0612</w:t>
+      </w:r>
+    </w:p>
+    <w:p>
+      <w:pPr>
+        <w:ind w:left="1440" w:firstLine="720"/>
+        <w:rPr>
+          <w:rFonts w:ascii="Cambria" w:eastAsia="Cambria" w:hAnsi="Cambria" w:cs="Cambria"/>
+          <w:sz w:val="36"/>
+          <w:szCs w:val="36"/>
+        </w:rPr>
+      </w:pPr>
+      <w:r>
+        <w:rPr>
+          <w:rFonts w:ascii="Cambria" w:eastAsia="Cambria" w:hAnsi="Cambria" w:cs="Cambria"/>
+          <w:sz w:val="36"/>
+          <w:szCs w:val="36"/>
+        </w:rPr>
+        <w:t xml:space="preserve">                           </w:t>
+      </w:r>
+      <w:proofErr w:type="gramStart"/>
+      <w:r>
+        <w:rPr>
+          <w:rFonts w:ascii="Cambria" w:eastAsia="Cambria" w:hAnsi="Cambria" w:cs="Cambria"/>
+          <w:sz w:val="36"/>
+          <w:szCs w:val="36"/>
+        </w:rPr>
+        <w:t>iv-</w:t>
+      </w:r>
+      <w:proofErr w:type="spellStart"/>
+      <w:r>
+        <w:rPr>
+          <w:rFonts w:ascii="Cambria" w:eastAsia="Cambria" w:hAnsi="Cambria" w:cs="Cambria"/>
+          <w:sz w:val="36"/>
+          <w:szCs w:val="36"/>
+        </w:rPr>
+        <w:t>Muskan</w:t>
+      </w:r>
+      <w:proofErr w:type="spellEnd"/>
+      <w:proofErr w:type="gramEnd"/>
+      <w:r>
+        <w:rPr>
+          <w:rFonts w:ascii="Cambria" w:eastAsia="Cambria" w:hAnsi="Cambria" w:cs="Cambria"/>
+          <w:sz w:val="36"/>
+          <w:szCs w:val="36"/>
+        </w:rPr>
+        <w:t xml:space="preserve"> Irfan L23-1022</w:t>
+      </w:r>
+    </w:p>
+    <w:p>
+      <w:pPr>
+        <w:ind w:left="1440" w:firstLine="720"/>
+        <w:rPr>
+          <w:rFonts w:ascii="Cambria" w:eastAsia="Cambria" w:hAnsi="Cambria" w:cs="Cambria"/>
+          <w:sz w:val="36"/>
+          <w:szCs w:val="36"/>
+        </w:rPr>
+      </w:pPr>
+      <w:r>
+        <w:rPr>
+          <w:rFonts w:ascii="Cambria" w:eastAsia="Cambria" w:hAnsi="Cambria" w:cs="Cambria"/>
+          <w:sz w:val="36"/>
+          <w:szCs w:val="36"/>
+        </w:rPr>
+        <w:t xml:space="preserve">                           </w:t>
+      </w:r>
+      <w:proofErr w:type="gramStart"/>
+      <w:r>
+        <w:rPr>
+          <w:rFonts w:ascii="Cambria" w:eastAsia="Cambria" w:hAnsi="Cambria" w:cs="Cambria"/>
+          <w:sz w:val="36"/>
+          <w:szCs w:val="36"/>
+        </w:rPr>
+        <w:t>v-</w:t>
+      </w:r>
+      <w:proofErr w:type="spellStart"/>
+      <w:r>
+        <w:rPr>
+          <w:rFonts w:ascii="Cambria" w:eastAsia="Cambria" w:hAnsi="Cambria" w:cs="Cambria"/>
+          <w:sz w:val="36"/>
+          <w:szCs w:val="36"/>
+        </w:rPr>
+        <w:t>Armish</w:t>
+      </w:r>
+      <w:proofErr w:type="spellEnd"/>
+      <w:proofErr w:type="gramEnd"/>
+      <w:r>
+        <w:rPr>
+          <w:rFonts w:ascii="Cambria" w:eastAsia="Cambria" w:hAnsi="Cambria" w:cs="Cambria"/>
+          <w:sz w:val="36"/>
+          <w:szCs w:val="36"/>
+        </w:rPr>
+        <w:t xml:space="preserve"> Rao l23-0504</w:t>
       </w:r>
     </w:p>
     <w:p>
@@ -438,24 +496,19 @@
         <w:keepNext w:val="0"/>
         <w:keepLines w:val="0"/>
         <w:pBdr>
-          <w:bottom w:color="000000" w:space="1" w:sz="12" w:val="single"/>
+          <w:bottom w:val="single" w:sz="12" w:space="1" w:color="000000"/>
         </w:pBdr>
         <w:spacing w:after="0" w:line="240" w:lineRule="auto"/>
-        <w:ind w:left="720" w:firstLine="0"/>
+        <w:ind w:left="720"/>
         <w:jc w:val="center"/>
         <w:rPr>
-          <w:rFonts w:ascii="Anton" w:cs="Anton" w:eastAsia="Anton" w:hAnsi="Anton"/>
-          <w:b w:val="1"/>
-          <w:bCs w:val="1"/>
+          <w:rFonts w:ascii="Anton" w:eastAsia="Anton" w:hAnsi="Anton" w:cs="Anton"/>
+          <w:b/>
+          <w:bCs/>
           <w:sz w:val="70"/>
           <w:szCs w:val="70"/>
         </w:rPr>
       </w:pPr>
-      <w:r>
-        <w:rPr>
-          <w:rtl w:val="0"/>
-        </w:rPr>
-      </w:r>
     </w:p>
     <w:p>
       <w:pPr>
@@ -463,29 +516,23 @@
         <w:keepNext w:val="0"/>
         <w:keepLines w:val="0"/>
         <w:spacing w:after="0" w:line="240" w:lineRule="auto"/>
-        <w:ind w:left="720" w:firstLine="0"/>
+        <w:ind w:left="720"/>
         <w:jc w:val="center"/>
         <w:rPr>
-          <w:rFonts w:ascii="Cambria" w:cs="Cambria" w:eastAsia="Cambria" w:hAnsi="Cambria"/>
-          <w:b w:val="1"/>
-          <w:bCs w:val="1"/>
+          <w:rFonts w:ascii="Cambria" w:eastAsia="Cambria" w:hAnsi="Cambria" w:cs="Cambria"/>
+          <w:b/>
+          <w:bCs/>
           <w:sz w:val="40"/>
           <w:szCs w:val="40"/>
         </w:rPr>
       </w:pPr>
       <w:r>
         <w:rPr>
-          <w:rFonts w:ascii="Anton" w:cs="Anton" w:eastAsia="Anton" w:hAnsi="Anton"/>
+          <w:rFonts w:ascii="Anton" w:eastAsia="Anton" w:hAnsi="Anton" w:cs="Anton"/>
           <w:sz w:val="36"/>
           <w:szCs w:val="36"/>
-          <w:rtl w:val="0"/>
-        </w:rPr>
-        <w:t xml:space="preserve">Department of Computer Science, School of Computing</w:t>
-      </w:r>
-      <w:r>
-        <w:rPr>
-          <w:rtl w:val="0"/>
-        </w:rPr>
+        </w:rPr>
+        <w:t>Department of Computer Science, School of Computing</w:t>
       </w:r>
     </w:p>
     <w:p>
@@ -494,106 +541,85 @@
         <w:keepNext w:val="0"/>
         <w:keepLines w:val="0"/>
         <w:spacing w:after="0" w:line="240" w:lineRule="auto"/>
-        <w:ind w:left="720" w:firstLine="0"/>
+        <w:ind w:left="720"/>
         <w:jc w:val="center"/>
         <w:rPr>
-          <w:rFonts w:ascii="Blackoak Std" w:cs="Blackoak Std" w:eastAsia="Blackoak Std" w:hAnsi="Blackoak Std"/>
+          <w:rFonts w:ascii="Blackoak Std" w:eastAsia="Blackoak Std" w:hAnsi="Blackoak Std" w:cs="Blackoak Std"/>
           <w:sz w:val="24"/>
           <w:szCs w:val="24"/>
         </w:rPr>
       </w:pPr>
       <w:r>
         <w:rPr>
-          <w:rFonts w:ascii="Blackoak Std" w:cs="Blackoak Std" w:eastAsia="Blackoak Std" w:hAnsi="Blackoak Std"/>
+          <w:rFonts w:ascii="Blackoak Std" w:eastAsia="Blackoak Std" w:hAnsi="Blackoak Std" w:cs="Blackoak Std"/>
           <w:sz w:val="24"/>
           <w:szCs w:val="24"/>
-          <w:rtl w:val="0"/>
-        </w:rPr>
-        <w:t xml:space="preserve">Fast NUCES, Lahore</w:t>
+        </w:rPr>
+        <w:lastRenderedPageBreak/>
+        <w:t>Fast NUCES, Lahore</w:t>
       </w:r>
     </w:p>
     <w:p>
       <w:pPr>
         <w:spacing w:line="240" w:lineRule="auto"/>
         <w:rPr>
-          <w:rFonts w:ascii="Times New Roman" w:cs="Times New Roman" w:eastAsia="Times New Roman" w:hAnsi="Times New Roman"/>
+          <w:rFonts w:ascii="Times New Roman" w:eastAsia="Times New Roman" w:hAnsi="Times New Roman" w:cs="Times New Roman"/>
           <w:sz w:val="24"/>
           <w:szCs w:val="24"/>
         </w:rPr>
       </w:pPr>
-      <w:r>
-        <w:rPr>
-          <w:rtl w:val="0"/>
-        </w:rPr>
-      </w:r>
     </w:p>
     <w:p>
       <w:pPr>
         <w:spacing w:line="240" w:lineRule="auto"/>
         <w:rPr>
-          <w:rFonts w:ascii="Times New Roman" w:cs="Times New Roman" w:eastAsia="Times New Roman" w:hAnsi="Times New Roman"/>
+          <w:rFonts w:ascii="Times New Roman" w:eastAsia="Times New Roman" w:hAnsi="Times New Roman" w:cs="Times New Roman"/>
           <w:sz w:val="24"/>
           <w:szCs w:val="24"/>
         </w:rPr>
       </w:pPr>
-      <w:r>
-        <w:rPr>
-          <w:rtl w:val="0"/>
-        </w:rPr>
-      </w:r>
     </w:p>
     <w:p>
       <w:pPr>
         <w:spacing w:line="240" w:lineRule="auto"/>
         <w:rPr>
-          <w:rFonts w:ascii="Times New Roman" w:cs="Times New Roman" w:eastAsia="Times New Roman" w:hAnsi="Times New Roman"/>
+          <w:rFonts w:ascii="Times New Roman" w:eastAsia="Times New Roman" w:hAnsi="Times New Roman" w:cs="Times New Roman"/>
           <w:sz w:val="24"/>
           <w:szCs w:val="24"/>
         </w:rPr>
       </w:pPr>
-      <w:r>
-        <w:rPr>
-          <w:rtl w:val="0"/>
-        </w:rPr>
-      </w:r>
     </w:p>
     <w:p>
       <w:pPr>
         <w:spacing w:line="240" w:lineRule="auto"/>
         <w:rPr>
-          <w:rFonts w:ascii="Times New Roman" w:cs="Times New Roman" w:eastAsia="Times New Roman" w:hAnsi="Times New Roman"/>
+          <w:rFonts w:ascii="Times New Roman" w:eastAsia="Times New Roman" w:hAnsi="Times New Roman" w:cs="Times New Roman"/>
           <w:sz w:val="24"/>
           <w:szCs w:val="24"/>
         </w:rPr>
       </w:pPr>
-      <w:r>
-        <w:rPr>
-          <w:rtl w:val="0"/>
-        </w:rPr>
-      </w:r>
     </w:p>
     <w:p>
       <w:pPr>
         <w:pStyle w:val="Heading2"/>
         <w:keepNext w:val="0"/>
         <w:keepLines w:val="0"/>
-        <w:spacing w:after="80" w:lineRule="auto"/>
-        <w:rPr>
-          <w:b w:val="1"/>
-          <w:bCs w:val="1"/>
+        <w:spacing w:after="80"/>
+        <w:rPr>
+          <w:b/>
+          <w:bCs/>
           <w:sz w:val="34"/>
           <w:szCs w:val="34"/>
         </w:rPr>
       </w:pPr>
-      <w:bookmarkStart w:colFirst="0" w:colLast="0" w:name="_60442z9bhzuy" w:id="0"/>
-      <w:bookmarkEnd w:id="0"/>
-      <w:r>
-        <w:rPr>
-          <w:b w:val="1"/>
-          <w:bCs w:val="1"/>
+      <w:bookmarkStart w:id="1" w:name="_60442z9bhzuy" w:colFirst="0" w:colLast="0"/>
+      <w:bookmarkEnd w:id="1"/>
+      <w:r>
+        <w:rPr>
+          <w:b/>
+          <w:bCs/>
           <w:sz w:val="34"/>
           <w:szCs w:val="34"/>
-          <w:rtl w:val="0"/>
         </w:rPr>
         <w:t xml:space="preserve">                                     Project Proposal</w:t>
       </w:r>
@@ -603,66 +629,64 @@
         <w:pStyle w:val="Heading2"/>
         <w:keepNext w:val="0"/>
         <w:keepLines w:val="0"/>
-        <w:spacing w:after="80" w:lineRule="auto"/>
-        <w:rPr/>
-      </w:pPr>
-      <w:bookmarkStart w:colFirst="0" w:colLast="0" w:name="_nkeejepg1rk9" w:id="1"/>
-      <w:bookmarkEnd w:id="1"/>
-      <w:r>
-        <w:rPr>
-          <w:b w:val="1"/>
-          <w:bCs w:val="1"/>
+        <w:spacing w:after="80"/>
+      </w:pPr>
+      <w:bookmarkStart w:id="2" w:name="_nkeejepg1rk9" w:colFirst="0" w:colLast="0"/>
+      <w:bookmarkEnd w:id="2"/>
+      <w:r>
+        <w:rPr>
+          <w:b/>
+          <w:bCs/>
           <w:sz w:val="34"/>
           <w:szCs w:val="34"/>
-          <w:rtl w:val="0"/>
-        </w:rPr>
-        <w:t xml:space="preserve">                                          Title: Hirely</w:t>
-      </w:r>
-      <w:r>
-        <w:rPr>
-          <w:rtl w:val="0"/>
-        </w:rPr>
-      </w:r>
+        </w:rPr>
+        <w:t xml:space="preserve">                                          Title: </w:t>
+      </w:r>
+      <w:proofErr w:type="spellStart"/>
+      <w:r>
+        <w:rPr>
+          <w:b/>
+          <w:bCs/>
+          <w:sz w:val="34"/>
+          <w:szCs w:val="34"/>
+        </w:rPr>
+        <w:t>Hirely</w:t>
+      </w:r>
+      <w:proofErr w:type="spellEnd"/>
     </w:p>
     <w:p>
       <w:pPr>
         <w:spacing w:line="240" w:lineRule="auto"/>
         <w:rPr>
-          <w:rFonts w:ascii="Times New Roman" w:cs="Times New Roman" w:eastAsia="Times New Roman" w:hAnsi="Times New Roman"/>
+          <w:rFonts w:ascii="Times New Roman" w:eastAsia="Times New Roman" w:hAnsi="Times New Roman" w:cs="Times New Roman"/>
           <w:sz w:val="24"/>
           <w:szCs w:val="24"/>
         </w:rPr>
       </w:pPr>
-      <w:r>
-        <w:rPr>
-          <w:rtl w:val="0"/>
-        </w:rPr>
-      </w:r>
     </w:p>
     <w:p>
       <w:pPr>
         <w:pStyle w:val="Heading2"/>
         <w:keepNext w:val="0"/>
         <w:keepLines w:val="0"/>
-        <w:spacing w:after="80" w:lineRule="auto"/>
-        <w:rPr>
-          <w:b w:val="1"/>
-          <w:bCs w:val="1"/>
+        <w:spacing w:after="80"/>
+        <w:rPr>
+          <w:b/>
+          <w:bCs/>
           <w:sz w:val="34"/>
           <w:szCs w:val="34"/>
         </w:rPr>
       </w:pPr>
-      <w:bookmarkStart w:colFirst="0" w:colLast="0" w:name="_t762gpsms67t" w:id="2"/>
-      <w:bookmarkEnd w:id="2"/>
-      <w:r>
-        <w:rPr>
-          <w:b w:val="1"/>
-          <w:bCs w:val="1"/>
+      <w:bookmarkStart w:id="3" w:name="_t762gpsms67t" w:colFirst="0" w:colLast="0"/>
+      <w:bookmarkEnd w:id="3"/>
+      <w:r>
+        <w:rPr>
+          <w:b/>
+          <w:bCs/>
           <w:sz w:val="34"/>
           <w:szCs w:val="34"/>
-          <w:rtl w:val="0"/>
-        </w:rPr>
-        <w:t xml:space="preserve">1. Problem Statement</w:t>
+        </w:rPr>
+        <w:t>1. Problem Statement</w:t>
       </w:r>
     </w:p>
     <w:p>
@@ -670,39 +694,37 @@
         <w:pStyle w:val="Heading3"/>
         <w:keepNext w:val="0"/>
         <w:keepLines w:val="0"/>
-        <w:spacing w:before="280" w:lineRule="auto"/>
-        <w:rPr>
-          <w:b w:val="1"/>
-          <w:bCs w:val="1"/>
+        <w:spacing w:before="280"/>
+        <w:rPr>
+          <w:b/>
+          <w:bCs/>
           <w:color w:val="000000"/>
           <w:sz w:val="26"/>
           <w:szCs w:val="26"/>
         </w:rPr>
       </w:pPr>
-      <w:bookmarkStart w:colFirst="0" w:colLast="0" w:name="_b8nwbnp17c24" w:id="3"/>
-      <w:bookmarkEnd w:id="3"/>
-      <w:r>
-        <w:rPr>
-          <w:b w:val="1"/>
-          <w:bCs w:val="1"/>
+      <w:bookmarkStart w:id="4" w:name="_b8nwbnp17c24" w:colFirst="0" w:colLast="0"/>
+      <w:bookmarkEnd w:id="4"/>
+      <w:r>
+        <w:rPr>
+          <w:b/>
+          <w:bCs/>
           <w:color w:val="000000"/>
           <w:sz w:val="26"/>
           <w:szCs w:val="26"/>
-          <w:rtl w:val="0"/>
         </w:rPr>
         <w:t xml:space="preserve">High Volume of Applications </w:t>
       </w:r>
     </w:p>
     <w:p>
       <w:pPr>
-        <w:spacing w:after="240" w:before="240" w:lineRule="auto"/>
-        <w:rPr/>
-      </w:pPr>
-      <w:r>
-        <w:rPr>
-          <w:rtl w:val="0"/>
-        </w:rPr>
-        <w:t xml:space="preserve">Organizations often receive hundreds of applications for a single job or internship. Many applicants do not meet the required skills or experience, making manual screening time-consuming and inefficient. This delays the hiring process and increases recruiter workload.</w:t>
+        <w:spacing w:before="240" w:after="240"/>
+      </w:pPr>
+      <w:r>
+        <w:t>Organizations often receive hundreds of applications for a single job or internship. Many applicants do not meet the required skills or experience, making manual screening time-consuming and inefficient. This delays the hiring process and increases recruit</w:t>
+      </w:r>
+      <w:r>
+        <w:t>er workload.</w:t>
       </w:r>
     </w:p>
     <w:p>
@@ -710,39 +732,37 @@
         <w:pStyle w:val="Heading3"/>
         <w:keepNext w:val="0"/>
         <w:keepLines w:val="0"/>
-        <w:spacing w:before="280" w:lineRule="auto"/>
-        <w:rPr>
-          <w:b w:val="1"/>
-          <w:bCs w:val="1"/>
+        <w:spacing w:before="280"/>
+        <w:rPr>
+          <w:b/>
+          <w:bCs/>
           <w:color w:val="000000"/>
           <w:sz w:val="26"/>
           <w:szCs w:val="26"/>
         </w:rPr>
       </w:pPr>
-      <w:bookmarkStart w:colFirst="0" w:colLast="0" w:name="_nnzliisk06m5" w:id="4"/>
-      <w:bookmarkEnd w:id="4"/>
-      <w:r>
-        <w:rPr>
-          <w:b w:val="1"/>
-          <w:bCs w:val="1"/>
+      <w:bookmarkStart w:id="5" w:name="_nnzliisk06m5" w:colFirst="0" w:colLast="0"/>
+      <w:bookmarkEnd w:id="5"/>
+      <w:r>
+        <w:rPr>
+          <w:b/>
+          <w:bCs/>
           <w:color w:val="000000"/>
           <w:sz w:val="26"/>
           <w:szCs w:val="26"/>
-          <w:rtl w:val="0"/>
-        </w:rPr>
-        <w:t xml:space="preserve">Lack of Candidate Transparency</w:t>
-      </w:r>
-    </w:p>
-    <w:p>
-      <w:pPr>
-        <w:spacing w:after="240" w:before="240" w:lineRule="auto"/>
-        <w:rPr/>
-      </w:pPr>
-      <w:r>
-        <w:rPr>
-          <w:rtl w:val="0"/>
-        </w:rPr>
-        <w:t xml:space="preserve">Candidates frequently apply without fully understanding job requirements. They rarely receive clear feedback about their eligibility or rejection reasons, leading to frustration, confusion, and repeated irrelevant applications.</w:t>
+        </w:rPr>
+        <w:t>Lack of Candidate Transparency</w:t>
+      </w:r>
+    </w:p>
+    <w:p>
+      <w:pPr>
+        <w:spacing w:before="240" w:after="240"/>
+      </w:pPr>
+      <w:r>
+        <w:t>Candidates frequently apply without fully understanding job requirements. They rarely receive clear feedback about their eligibility or rejection reasons, leading to frustration, confusion, and repeated irrelevan</w:t>
+      </w:r>
+      <w:r>
+        <w:t>t applications.</w:t>
       </w:r>
     </w:p>
     <w:p>
@@ -750,39 +770,34 @@
         <w:pStyle w:val="Heading3"/>
         <w:keepNext w:val="0"/>
         <w:keepLines w:val="0"/>
-        <w:spacing w:before="280" w:lineRule="auto"/>
-        <w:rPr>
-          <w:b w:val="1"/>
-          <w:bCs w:val="1"/>
+        <w:spacing w:before="280"/>
+        <w:rPr>
+          <w:b/>
+          <w:bCs/>
           <w:color w:val="000000"/>
           <w:sz w:val="26"/>
           <w:szCs w:val="26"/>
         </w:rPr>
       </w:pPr>
-      <w:bookmarkStart w:colFirst="0" w:colLast="0" w:name="_mkhkuuds45ky" w:id="5"/>
-      <w:bookmarkEnd w:id="5"/>
-      <w:r>
-        <w:rPr>
-          <w:b w:val="1"/>
-          <w:bCs w:val="1"/>
+      <w:bookmarkStart w:id="6" w:name="_mkhkuuds45ky" w:colFirst="0" w:colLast="0"/>
+      <w:bookmarkEnd w:id="6"/>
+      <w:r>
+        <w:rPr>
+          <w:b/>
+          <w:bCs/>
           <w:color w:val="000000"/>
           <w:sz w:val="26"/>
           <w:szCs w:val="26"/>
-          <w:rtl w:val="0"/>
-        </w:rPr>
-        <w:t xml:space="preserve">Inefficient Communication</w:t>
-      </w:r>
-    </w:p>
-    <w:p>
-      <w:pPr>
-        <w:spacing w:after="240" w:before="240" w:lineRule="auto"/>
-        <w:rPr/>
-      </w:pPr>
-      <w:r>
-        <w:rPr>
-          <w:rtl w:val="0"/>
-        </w:rPr>
-        <w:t xml:space="preserve">Existing recruitment systems often fail to provide real-time updates on application status. Recruiters spend extra time responding to emails and queries, while candidates remain uncertain about their progress.</w:t>
+        </w:rPr>
+        <w:t>Inefficient Communication</w:t>
+      </w:r>
+    </w:p>
+    <w:p>
+      <w:pPr>
+        <w:spacing w:before="240" w:after="240"/>
+      </w:pPr>
+      <w:r>
+        <w:t>Existing recruitment systems often fail to provide real-time updates on application status. Recruiters spend extra time responding to emails and queries, while candidates remain uncertain about their progress.</w:t>
       </w:r>
     </w:p>
     <w:p>
@@ -790,39 +805,44 @@
         <w:pStyle w:val="Heading3"/>
         <w:keepNext w:val="0"/>
         <w:keepLines w:val="0"/>
-        <w:spacing w:before="280" w:lineRule="auto"/>
-        <w:rPr>
-          <w:b w:val="1"/>
-          <w:bCs w:val="1"/>
+        <w:spacing w:before="280"/>
+        <w:rPr>
+          <w:b/>
+          <w:bCs/>
           <w:color w:val="000000"/>
           <w:sz w:val="26"/>
           <w:szCs w:val="26"/>
         </w:rPr>
       </w:pPr>
-      <w:bookmarkStart w:colFirst="0" w:colLast="0" w:name="_xarudkut9hl3" w:id="6"/>
-      <w:bookmarkEnd w:id="6"/>
-      <w:r>
-        <w:rPr>
-          <w:b w:val="1"/>
-          <w:bCs w:val="1"/>
+      <w:bookmarkStart w:id="7" w:name="_xarudkut9hl3" w:colFirst="0" w:colLast="0"/>
+      <w:bookmarkEnd w:id="7"/>
+      <w:r>
+        <w:rPr>
+          <w:b/>
+          <w:bCs/>
           <w:color w:val="000000"/>
           <w:sz w:val="26"/>
           <w:szCs w:val="26"/>
-          <w:rtl w:val="0"/>
-        </w:rPr>
-        <w:t xml:space="preserve">Difficulty in Skill Matching</w:t>
-      </w:r>
-    </w:p>
-    <w:p>
-      <w:pPr>
-        <w:spacing w:after="240" w:before="240" w:lineRule="auto"/>
-        <w:rPr/>
-      </w:pPr>
-      <w:r>
-        <w:rPr>
-          <w:rtl w:val="0"/>
-        </w:rPr>
-        <w:t xml:space="preserve">Employers struggle to quickly identify suitable candidates because resumes may not clearly highlight relevant skills. This results in longer hiring cycles and sometimes poor recruitment decisions.</w:t>
+        </w:rPr>
+        <w:t>Diff</w:t>
+      </w:r>
+      <w:r>
+        <w:rPr>
+          <w:b/>
+          <w:bCs/>
+          <w:color w:val="000000"/>
+          <w:sz w:val="26"/>
+          <w:szCs w:val="26"/>
+        </w:rPr>
+        <w:t>iculty in Skill Matching</w:t>
+      </w:r>
+    </w:p>
+    <w:p>
+      <w:pPr>
+        <w:spacing w:before="240" w:after="240"/>
+      </w:pPr>
+      <w:r>
+        <w:t>Employers struggle to quickly identify suitable candidates because resumes may not clearly highlight relevant skills. This results in longer hiring cycles and sometimes poor recruitment decisions.</w:t>
       </w:r>
     </w:p>
     <w:p>
@@ -830,55 +850,67 @@
         <w:pStyle w:val="Heading3"/>
         <w:keepNext w:val="0"/>
         <w:keepLines w:val="0"/>
-        <w:spacing w:before="280" w:lineRule="auto"/>
-        <w:rPr>
-          <w:b w:val="1"/>
-          <w:bCs w:val="1"/>
+        <w:spacing w:before="280"/>
+        <w:rPr>
+          <w:b/>
+          <w:bCs/>
           <w:color w:val="000000"/>
           <w:sz w:val="26"/>
           <w:szCs w:val="26"/>
         </w:rPr>
       </w:pPr>
-      <w:bookmarkStart w:colFirst="0" w:colLast="0" w:name="_p7r3f0r96iz2" w:id="7"/>
-      <w:bookmarkEnd w:id="7"/>
-      <w:r>
-        <w:rPr>
-          <w:b w:val="1"/>
-          <w:bCs w:val="1"/>
+      <w:bookmarkStart w:id="8" w:name="_p7r3f0r96iz2" w:colFirst="0" w:colLast="0"/>
+      <w:bookmarkEnd w:id="8"/>
+      <w:r>
+        <w:rPr>
+          <w:b/>
+          <w:bCs/>
           <w:color w:val="000000"/>
           <w:sz w:val="26"/>
           <w:szCs w:val="26"/>
-          <w:rtl w:val="0"/>
-        </w:rPr>
-        <w:t xml:space="preserve">Need for a Solution</w:t>
-      </w:r>
-    </w:p>
-    <w:p>
-      <w:pPr>
-        <w:spacing w:after="240" w:before="240" w:lineRule="auto"/>
-        <w:rPr/>
-      </w:pPr>
-      <w:r>
-        <w:rPr>
-          <w:rtl w:val="0"/>
-        </w:rPr>
-        <w:t xml:space="preserve">The proposed system introduces a </w:t>
-      </w:r>
-      <w:r>
-        <w:rPr>
-          <w:b w:val="1"/>
-          <w:bCs w:val="1"/>
-          <w:rtl w:val="0"/>
-        </w:rPr>
-        <w:t xml:space="preserve">Hirely </w:t>
-      </w:r>
-      <w:r>
-        <w:rPr>
-          <w:rtl w:val="0"/>
-        </w:rPr>
-        <w:t xml:space="preserve">combined with a two-sided recruitment and service platform.</w:t>
-        <w:br w:type="textWrapping"/>
-        <w:t xml:space="preserve">It pre-screens candidates, reduces irrelevant applications, improves transparency, enables AI-based CV filtering, and allows companies to act as both employers and service providers, making the system efficient, scalable, and practical for real-world use.</w:t>
+        </w:rPr>
+        <w:t>Need for a Solution</w:t>
+      </w:r>
+    </w:p>
+    <w:p>
+      <w:pPr>
+        <w:spacing w:before="240" w:after="240"/>
+      </w:pPr>
+      <w:r>
+        <w:t>The proposed s</w:t>
+      </w:r>
+      <w:r>
+        <w:t xml:space="preserve">ystem introduces a </w:t>
+      </w:r>
+      <w:proofErr w:type="spellStart"/>
+      <w:r>
+        <w:rPr>
+          <w:b/>
+          <w:bCs/>
+        </w:rPr>
+        <w:t>Hirely</w:t>
+      </w:r>
+      <w:proofErr w:type="spellEnd"/>
+      <w:r>
+        <w:rPr>
+          <w:b/>
+          <w:bCs/>
+        </w:rPr>
+        <w:t xml:space="preserve"> </w:t>
+      </w:r>
+      <w:r>
+        <w:t>combined with a two-sided recruitment and service platform.</w:t>
+      </w:r>
+      <w:r>
+        <w:br/>
+        <w:t>It pre-screens candidates, reduces irrelevant applications, improves transparency, enables AI-</w:t>
+      </w:r>
+      <w:r>
+        <w:lastRenderedPageBreak/>
+        <w:t>based CV filtering, and allows companies to act as both employers and servic</w:t>
+      </w:r>
+      <w:r>
+        <w:t>e providers, making the system efficient, scalable, and practical for real-world use.</w:t>
       </w:r>
     </w:p>
     <w:p>
@@ -886,25 +918,24 @@
         <w:pStyle w:val="Heading2"/>
         <w:keepNext w:val="0"/>
         <w:keepLines w:val="0"/>
-        <w:spacing w:after="80" w:lineRule="auto"/>
-        <w:rPr>
-          <w:b w:val="1"/>
-          <w:bCs w:val="1"/>
+        <w:spacing w:after="80"/>
+        <w:rPr>
+          <w:b/>
+          <w:bCs/>
           <w:sz w:val="34"/>
           <w:szCs w:val="34"/>
         </w:rPr>
       </w:pPr>
-      <w:bookmarkStart w:colFirst="0" w:colLast="0" w:name="_v04duv4y7ctw" w:id="8"/>
-      <w:bookmarkEnd w:id="8"/>
-      <w:r>
-        <w:rPr>
-          <w:b w:val="1"/>
-          <w:bCs w:val="1"/>
+      <w:bookmarkStart w:id="9" w:name="_v04duv4y7ctw" w:colFirst="0" w:colLast="0"/>
+      <w:bookmarkEnd w:id="9"/>
+      <w:r>
+        <w:rPr>
+          <w:b/>
+          <w:bCs/>
           <w:sz w:val="34"/>
           <w:szCs w:val="34"/>
-          <w:rtl w:val="0"/>
-        </w:rPr>
-        <w:t xml:space="preserve">2. Project Scope</w:t>
+        </w:rPr>
+        <w:t>2. Project Scope</w:t>
       </w:r>
     </w:p>
     <w:p>
@@ -912,53 +943,44 @@
         <w:pStyle w:val="Heading3"/>
         <w:keepNext w:val="0"/>
         <w:keepLines w:val="0"/>
-        <w:spacing w:before="280" w:lineRule="auto"/>
-        <w:rPr>
-          <w:b w:val="1"/>
-          <w:bCs w:val="1"/>
+        <w:spacing w:before="280"/>
+        <w:rPr>
+          <w:b/>
+          <w:bCs/>
           <w:color w:val="000000"/>
           <w:sz w:val="26"/>
           <w:szCs w:val="26"/>
         </w:rPr>
       </w:pPr>
-      <w:bookmarkStart w:colFirst="0" w:colLast="0" w:name="_uznh44w39ujb" w:id="9"/>
-      <w:bookmarkEnd w:id="9"/>
-      <w:r>
-        <w:rPr>
-          <w:b w:val="1"/>
-          <w:bCs w:val="1"/>
+      <w:bookmarkStart w:id="10" w:name="_uznh44w39ujb" w:colFirst="0" w:colLast="0"/>
+      <w:bookmarkEnd w:id="10"/>
+      <w:r>
+        <w:rPr>
+          <w:b/>
+          <w:bCs/>
           <w:color w:val="000000"/>
           <w:sz w:val="26"/>
           <w:szCs w:val="26"/>
-          <w:rtl w:val="0"/>
-        </w:rPr>
-        <w:t xml:space="preserve">User Roles (Actors)</w:t>
-      </w:r>
-    </w:p>
-    <w:p>
-      <w:pPr>
-        <w:spacing w:after="240" w:before="240" w:lineRule="auto"/>
-        <w:rPr/>
-      </w:pPr>
-      <w:r>
-        <w:rPr>
-          <w:rtl w:val="0"/>
-        </w:rPr>
+        </w:rPr>
+        <w:t>User Roles (Actors)</w:t>
+      </w:r>
+    </w:p>
+    <w:p>
+      <w:pPr>
+        <w:spacing w:before="240" w:after="240"/>
+      </w:pPr>
+      <w:r>
         <w:t xml:space="preserve">The system supports </w:t>
       </w:r>
       <w:r>
         <w:rPr>
-          <w:b w:val="1"/>
-          <w:bCs w:val="1"/>
-          <w:rtl w:val="0"/>
-        </w:rPr>
-        <w:t xml:space="preserve">two main sides</w:t>
-      </w:r>
-      <w:r>
-        <w:rPr>
-          <w:rtl w:val="0"/>
-        </w:rPr>
-        <w:t xml:space="preserve">:</w:t>
+          <w:b/>
+          <w:bCs/>
+        </w:rPr>
+        <w:t>two main sides</w:t>
+      </w:r>
+      <w:r>
+        <w:t>:</w:t>
       </w:r>
     </w:p>
     <w:p>
@@ -970,67 +992,53 @@
           <w:ilvl w:val="0"/>
           <w:numId w:val="18"/>
         </w:numPr>
-        <w:spacing w:before="280" w:lineRule="auto"/>
-        <w:ind w:left="720" w:hanging="360"/>
-        <w:rPr>
-          <w:b w:val="1"/>
-          <w:bCs w:val="1"/>
+        <w:spacing w:before="280"/>
+        <w:rPr>
+          <w:b/>
+          <w:bCs/>
           <w:sz w:val="26"/>
           <w:szCs w:val="26"/>
         </w:rPr>
       </w:pPr>
-      <w:bookmarkStart w:colFirst="0" w:colLast="0" w:name="_1bwbhu8yeqmw" w:id="10"/>
-      <w:bookmarkEnd w:id="10"/>
-      <w:r>
-        <w:rPr>
-          <w:b w:val="1"/>
-          <w:bCs w:val="1"/>
+      <w:bookmarkStart w:id="11" w:name="_1bwbhu8yeqmw" w:colFirst="0" w:colLast="0"/>
+      <w:bookmarkEnd w:id="11"/>
+      <w:r>
+        <w:rPr>
+          <w:b/>
+          <w:bCs/>
           <w:color w:val="000000"/>
           <w:sz w:val="26"/>
           <w:szCs w:val="26"/>
-          <w:rtl w:val="0"/>
-        </w:rPr>
-        <w:t xml:space="preserve">Employer / Company Side</w:t>
-      </w:r>
-    </w:p>
-    <w:p>
-      <w:pPr>
-        <w:spacing w:after="240" w:before="240" w:lineRule="auto"/>
-        <w:rPr/>
-      </w:pPr>
-      <w:r>
-        <w:rPr>
-          <w:rtl w:val="0"/>
-        </w:rPr>
+        </w:rPr>
+        <w:t>Employer / Company Side</w:t>
+      </w:r>
+    </w:p>
+    <w:p>
+      <w:pPr>
+        <w:spacing w:before="240" w:after="240"/>
+      </w:pPr>
+      <w:r>
         <w:t xml:space="preserve">Companies act as </w:t>
       </w:r>
       <w:r>
         <w:rPr>
-          <w:b w:val="1"/>
-          <w:bCs w:val="1"/>
-          <w:rtl w:val="0"/>
-        </w:rPr>
-        <w:t xml:space="preserve">employers</w:t>
-      </w:r>
-      <w:r>
-        <w:rPr>
-          <w:rtl w:val="0"/>
-        </w:rPr>
+          <w:b/>
+          <w:bCs/>
+        </w:rPr>
+        <w:t>employers</w:t>
+      </w:r>
+      <w:r>
         <w:t xml:space="preserve"> and </w:t>
       </w:r>
       <w:r>
         <w:rPr>
-          <w:b w:val="1"/>
-          <w:bCs w:val="1"/>
-          <w:rtl w:val="0"/>
-        </w:rPr>
-        <w:t xml:space="preserve">service providers</w:t>
-      </w:r>
-      <w:r>
-        <w:rPr>
-          <w:rtl w:val="0"/>
-        </w:rPr>
-        <w:t xml:space="preserve">.</w:t>
+          <w:b/>
+          <w:bCs/>
+        </w:rPr>
+        <w:t>service providers</w:t>
+      </w:r>
+      <w:r>
+        <w:t>.</w:t>
       </w:r>
     </w:p>
     <w:p>
@@ -1038,27 +1046,36 @@
         <w:pStyle w:val="Heading4"/>
         <w:keepNext w:val="0"/>
         <w:keepLines w:val="0"/>
-        <w:spacing w:after="40" w:before="240" w:lineRule="auto"/>
-        <w:rPr>
-          <w:b w:val="1"/>
-          <w:bCs w:val="1"/>
+        <w:spacing w:before="240" w:after="40"/>
+        <w:rPr>
+          <w:b/>
+          <w:bCs/>
           <w:color w:val="000000"/>
           <w:sz w:val="22"/>
           <w:szCs w:val="22"/>
         </w:rPr>
       </w:pPr>
-      <w:bookmarkStart w:colFirst="0" w:colLast="0" w:name="_qpu0b2ktkoyr" w:id="11"/>
-      <w:bookmarkEnd w:id="11"/>
-      <w:r>
-        <w:rPr>
-          <w:b w:val="1"/>
-          <w:bCs w:val="1"/>
+      <w:bookmarkStart w:id="12" w:name="_qpu0b2ktkoyr" w:colFirst="0" w:colLast="0"/>
+      <w:bookmarkEnd w:id="12"/>
+      <w:r>
+        <w:rPr>
+          <w:b/>
+          <w:bCs/>
           <w:color w:val="000000"/>
           <w:sz w:val="22"/>
           <w:szCs w:val="22"/>
-          <w:rtl w:val="0"/>
-        </w:rPr>
-        <w:t xml:space="preserve">Account &amp; Company Profile</w:t>
+        </w:rPr>
+        <w:t>Account &amp;</w:t>
+      </w:r>
+      <w:r>
+        <w:rPr>
+          <w:b/>
+          <w:bCs/>
+          <w:color w:val="000000"/>
+          <w:sz w:val="22"/>
+          <w:szCs w:val="22"/>
+        </w:rPr>
+        <w:t xml:space="preserve"> Company Profile</w:t>
       </w:r>
     </w:p>
     <w:p>
@@ -1067,14 +1084,10 @@
           <w:ilvl w:val="0"/>
           <w:numId w:val="2"/>
         </w:numPr>
-        <w:spacing w:after="0" w:afterAutospacing="0" w:before="240" w:lineRule="auto"/>
-        <w:ind w:left="720" w:hanging="360"/>
-      </w:pPr>
-      <w:r>
-        <w:rPr>
-          <w:rtl w:val="0"/>
-        </w:rPr>
-        <w:t xml:space="preserve">Register and login</w:t>
+        <w:spacing w:before="240"/>
+      </w:pPr>
+      <w:r>
+        <w:t>Register and login</w:t>
       </w:r>
     </w:p>
     <w:p>
@@ -1083,14 +1096,9 @@
           <w:ilvl w:val="0"/>
           <w:numId w:val="2"/>
         </w:numPr>
-        <w:spacing w:after="0" w:afterAutospacing="0" w:before="0" w:beforeAutospacing="0" w:lineRule="auto"/>
-        <w:ind w:left="720" w:hanging="360"/>
-      </w:pPr>
-      <w:r>
-        <w:rPr>
-          <w:rtl w:val="0"/>
-        </w:rPr>
-        <w:t xml:space="preserve">Create and manage company profile (mini-website)</w:t>
+      </w:pPr>
+      <w:r>
+        <w:t>Create and manage company profile (mini-website)</w:t>
       </w:r>
     </w:p>
     <w:p>
@@ -1099,14 +1107,9 @@
           <w:ilvl w:val="0"/>
           <w:numId w:val="2"/>
         </w:numPr>
-        <w:spacing w:after="0" w:afterAutospacing="0" w:before="0" w:beforeAutospacing="0" w:lineRule="auto"/>
-        <w:ind w:left="720" w:hanging="360"/>
-      </w:pPr>
-      <w:r>
-        <w:rPr>
-          <w:rtl w:val="0"/>
-        </w:rPr>
-        <w:t xml:space="preserve">Add:</w:t>
+      </w:pPr>
+      <w:r>
+        <w:t>Add:</w:t>
       </w:r>
     </w:p>
     <w:p>
@@ -1115,14 +1118,9 @@
           <w:ilvl w:val="1"/>
           <w:numId w:val="2"/>
         </w:numPr>
-        <w:spacing w:after="0" w:afterAutospacing="0" w:before="0" w:beforeAutospacing="0" w:lineRule="auto"/>
-        <w:ind w:left="1440" w:hanging="360"/>
-      </w:pPr>
-      <w:r>
-        <w:rPr>
-          <w:rtl w:val="0"/>
-        </w:rPr>
-        <w:t xml:space="preserve">Company description</w:t>
+      </w:pPr>
+      <w:r>
+        <w:t>Company description</w:t>
       </w:r>
     </w:p>
     <w:p>
@@ -1131,14 +1129,9 @@
           <w:ilvl w:val="1"/>
           <w:numId w:val="2"/>
         </w:numPr>
-        <w:spacing w:after="0" w:afterAutospacing="0" w:before="0" w:beforeAutospacing="0" w:lineRule="auto"/>
-        <w:ind w:left="1440" w:hanging="360"/>
-      </w:pPr>
-      <w:r>
-        <w:rPr>
-          <w:rtl w:val="0"/>
-        </w:rPr>
-        <w:t xml:space="preserve">Logo and banner</w:t>
+      </w:pPr>
+      <w:r>
+        <w:t>Logo and banner</w:t>
       </w:r>
     </w:p>
     <w:p>
@@ -1147,14 +1140,9 @@
           <w:ilvl w:val="1"/>
           <w:numId w:val="2"/>
         </w:numPr>
-        <w:spacing w:after="0" w:afterAutospacing="0" w:before="0" w:beforeAutospacing="0" w:lineRule="auto"/>
-        <w:ind w:left="1440" w:hanging="360"/>
-      </w:pPr>
-      <w:r>
-        <w:rPr>
-          <w:rtl w:val="0"/>
-        </w:rPr>
-        <w:t xml:space="preserve">Contact details</w:t>
+      </w:pPr>
+      <w:r>
+        <w:t>Contact details</w:t>
       </w:r>
     </w:p>
     <w:p>
@@ -1163,14 +1151,9 @@
           <w:ilvl w:val="1"/>
           <w:numId w:val="2"/>
         </w:numPr>
-        <w:spacing w:after="0" w:afterAutospacing="0" w:before="0" w:beforeAutospacing="0" w:lineRule="auto"/>
-        <w:ind w:left="1440" w:hanging="360"/>
-      </w:pPr>
-      <w:r>
-        <w:rPr>
-          <w:rtl w:val="0"/>
-        </w:rPr>
-        <w:t xml:space="preserve">Services offered</w:t>
+      </w:pPr>
+      <w:r>
+        <w:t>Services offered</w:t>
       </w:r>
     </w:p>
     <w:p>
@@ -1179,14 +1162,9 @@
           <w:ilvl w:val="1"/>
           <w:numId w:val="2"/>
         </w:numPr>
-        <w:spacing w:after="0" w:afterAutospacing="0" w:before="0" w:beforeAutospacing="0" w:lineRule="auto"/>
-        <w:ind w:left="1440" w:hanging="360"/>
-      </w:pPr>
-      <w:r>
-        <w:rPr>
-          <w:rtl w:val="0"/>
-        </w:rPr>
-        <w:t xml:space="preserve">Products (if any)</w:t>
+      </w:pPr>
+      <w:r>
+        <w:t>Products (if any)</w:t>
       </w:r>
     </w:p>
     <w:p>
@@ -1195,14 +1173,10 @@
           <w:ilvl w:val="1"/>
           <w:numId w:val="2"/>
         </w:numPr>
-        <w:spacing w:after="240" w:before="0" w:beforeAutospacing="0" w:lineRule="auto"/>
-        <w:ind w:left="1440" w:hanging="360"/>
-      </w:pPr>
-      <w:r>
-        <w:rPr>
-          <w:rtl w:val="0"/>
-        </w:rPr>
-        <w:t xml:space="preserve">Portfolio / past work</w:t>
+        <w:spacing w:after="240"/>
+      </w:pPr>
+      <w:r>
+        <w:t>Portfolio / past work</w:t>
       </w:r>
     </w:p>
     <w:p>
@@ -1210,27 +1184,26 @@
         <w:pStyle w:val="Heading4"/>
         <w:keepNext w:val="0"/>
         <w:keepLines w:val="0"/>
-        <w:spacing w:after="40" w:before="240" w:lineRule="auto"/>
-        <w:rPr>
-          <w:b w:val="1"/>
-          <w:bCs w:val="1"/>
+        <w:spacing w:before="240" w:after="40"/>
+        <w:rPr>
+          <w:b/>
+          <w:bCs/>
           <w:color w:val="000000"/>
           <w:sz w:val="22"/>
           <w:szCs w:val="22"/>
         </w:rPr>
       </w:pPr>
-      <w:bookmarkStart w:colFirst="0" w:colLast="0" w:name="_1p4dl6ap217a" w:id="12"/>
-      <w:bookmarkEnd w:id="12"/>
-      <w:r>
-        <w:rPr>
-          <w:b w:val="1"/>
-          <w:bCs w:val="1"/>
+      <w:bookmarkStart w:id="13" w:name="_1p4dl6ap217a" w:colFirst="0" w:colLast="0"/>
+      <w:bookmarkEnd w:id="13"/>
+      <w:r>
+        <w:rPr>
+          <w:b/>
+          <w:bCs/>
           <w:color w:val="000000"/>
           <w:sz w:val="22"/>
           <w:szCs w:val="22"/>
-          <w:rtl w:val="0"/>
-        </w:rPr>
-        <w:t xml:space="preserve">Job &amp; Internship Management</w:t>
+        </w:rPr>
+        <w:t>Job &amp; Internship Management</w:t>
       </w:r>
     </w:p>
     <w:p>
@@ -1239,14 +1212,13 @@
           <w:ilvl w:val="0"/>
           <w:numId w:val="16"/>
         </w:numPr>
-        <w:spacing w:after="0" w:afterAutospacing="0" w:before="240" w:lineRule="auto"/>
-        <w:ind w:left="720" w:hanging="360"/>
-      </w:pPr>
-      <w:r>
-        <w:rPr>
-          <w:rtl w:val="0"/>
-        </w:rPr>
-        <w:t xml:space="preserve">Post jobs and internships with:</w:t>
+        <w:spacing w:before="240"/>
+      </w:pPr>
+      <w:r>
+        <w:t>Post jobs and internships wit</w:t>
+      </w:r>
+      <w:r>
+        <w:t>h:</w:t>
       </w:r>
     </w:p>
     <w:p>
@@ -1255,14 +1227,9 @@
           <w:ilvl w:val="1"/>
           <w:numId w:val="16"/>
         </w:numPr>
-        <w:spacing w:after="0" w:afterAutospacing="0" w:before="0" w:beforeAutospacing="0" w:lineRule="auto"/>
-        <w:ind w:left="1440" w:hanging="360"/>
-      </w:pPr>
-      <w:r>
-        <w:rPr>
-          <w:rtl w:val="0"/>
-        </w:rPr>
-        <w:t xml:space="preserve">Job title</w:t>
+      </w:pPr>
+      <w:r>
+        <w:t>Job title</w:t>
       </w:r>
     </w:p>
     <w:p>
@@ -1271,14 +1238,9 @@
           <w:ilvl w:val="1"/>
           <w:numId w:val="16"/>
         </w:numPr>
-        <w:spacing w:after="0" w:afterAutospacing="0" w:before="0" w:beforeAutospacing="0" w:lineRule="auto"/>
-        <w:ind w:left="1440" w:hanging="360"/>
-      </w:pPr>
-      <w:r>
-        <w:rPr>
-          <w:rtl w:val="0"/>
-        </w:rPr>
-        <w:t xml:space="preserve">Required skills</w:t>
+      </w:pPr>
+      <w:r>
+        <w:t>Required skills</w:t>
       </w:r>
     </w:p>
     <w:p>
@@ -1287,14 +1249,9 @@
           <w:ilvl w:val="1"/>
           <w:numId w:val="16"/>
         </w:numPr>
-        <w:spacing w:after="0" w:afterAutospacing="0" w:before="0" w:beforeAutospacing="0" w:lineRule="auto"/>
-        <w:ind w:left="1440" w:hanging="360"/>
-      </w:pPr>
-      <w:r>
-        <w:rPr>
-          <w:rtl w:val="0"/>
-        </w:rPr>
-        <w:t xml:space="preserve">Experience level</w:t>
+      </w:pPr>
+      <w:r>
+        <w:t>Experience level</w:t>
       </w:r>
     </w:p>
     <w:p>
@@ -1303,14 +1260,9 @@
           <w:ilvl w:val="1"/>
           <w:numId w:val="16"/>
         </w:numPr>
-        <w:spacing w:after="0" w:afterAutospacing="0" w:before="0" w:beforeAutospacing="0" w:lineRule="auto"/>
-        <w:ind w:left="1440" w:hanging="360"/>
-      </w:pPr>
-      <w:r>
-        <w:rPr>
-          <w:rtl w:val="0"/>
-        </w:rPr>
-        <w:t xml:space="preserve">Location</w:t>
+      </w:pPr>
+      <w:r>
+        <w:t>Location</w:t>
       </w:r>
     </w:p>
     <w:p>
@@ -1319,14 +1271,9 @@
           <w:ilvl w:val="1"/>
           <w:numId w:val="16"/>
         </w:numPr>
-        <w:spacing w:after="0" w:afterAutospacing="0" w:before="0" w:beforeAutospacing="0" w:lineRule="auto"/>
-        <w:ind w:left="1440" w:hanging="360"/>
-      </w:pPr>
-      <w:r>
-        <w:rPr>
-          <w:rtl w:val="0"/>
-        </w:rPr>
-        <w:t xml:space="preserve">Internship / Job type</w:t>
+      </w:pPr>
+      <w:r>
+        <w:t>Internship / Job type</w:t>
       </w:r>
     </w:p>
     <w:p>
@@ -1335,14 +1282,9 @@
           <w:ilvl w:val="1"/>
           <w:numId w:val="16"/>
         </w:numPr>
-        <w:spacing w:after="0" w:afterAutospacing="0" w:before="0" w:beforeAutospacing="0" w:lineRule="auto"/>
-        <w:ind w:left="1440" w:hanging="360"/>
-      </w:pPr>
-      <w:r>
-        <w:rPr>
-          <w:rtl w:val="0"/>
-        </w:rPr>
-        <w:t xml:space="preserve">Remote / On-site</w:t>
+      </w:pPr>
+      <w:r>
+        <w:t>Remote / On-site</w:t>
       </w:r>
     </w:p>
     <w:p>
@@ -1351,14 +1293,9 @@
           <w:ilvl w:val="1"/>
           <w:numId w:val="16"/>
         </w:numPr>
-        <w:spacing w:after="0" w:afterAutospacing="0" w:before="0" w:beforeAutospacing="0" w:lineRule="auto"/>
-        <w:ind w:left="1440" w:hanging="360"/>
-      </w:pPr>
-      <w:r>
-        <w:rPr>
-          <w:rtl w:val="0"/>
-        </w:rPr>
-        <w:t xml:space="preserve">Application deadline</w:t>
+      </w:pPr>
+      <w:r>
+        <w:t>Application deadline</w:t>
       </w:r>
     </w:p>
     <w:p>
@@ -1367,14 +1304,10 @@
           <w:ilvl w:val="0"/>
           <w:numId w:val="16"/>
         </w:numPr>
-        <w:spacing w:after="240" w:before="0" w:beforeAutospacing="0" w:lineRule="auto"/>
-        <w:ind w:left="720" w:hanging="360"/>
-      </w:pPr>
-      <w:r>
-        <w:rPr>
-          <w:rtl w:val="0"/>
-        </w:rPr>
-        <w:t xml:space="preserve">Edit, close, or delete job postings</w:t>
+        <w:spacing w:after="240"/>
+      </w:pPr>
+      <w:r>
+        <w:t>Edit, close, or delete job postings</w:t>
       </w:r>
     </w:p>
     <w:p>
@@ -1382,27 +1315,26 @@
         <w:pStyle w:val="Heading4"/>
         <w:keepNext w:val="0"/>
         <w:keepLines w:val="0"/>
-        <w:spacing w:after="40" w:before="240" w:lineRule="auto"/>
-        <w:rPr>
-          <w:b w:val="1"/>
-          <w:bCs w:val="1"/>
+        <w:spacing w:before="240" w:after="40"/>
+        <w:rPr>
+          <w:b/>
+          <w:bCs/>
           <w:color w:val="000000"/>
           <w:sz w:val="22"/>
           <w:szCs w:val="22"/>
         </w:rPr>
       </w:pPr>
-      <w:bookmarkStart w:colFirst="0" w:colLast="0" w:name="_gwlzr1rp9gjd" w:id="13"/>
-      <w:bookmarkEnd w:id="13"/>
-      <w:r>
-        <w:rPr>
-          <w:b w:val="1"/>
-          <w:bCs w:val="1"/>
+      <w:bookmarkStart w:id="14" w:name="_gwlzr1rp9gjd" w:colFirst="0" w:colLast="0"/>
+      <w:bookmarkEnd w:id="14"/>
+      <w:r>
+        <w:rPr>
+          <w:b/>
+          <w:bCs/>
           <w:color w:val="000000"/>
           <w:sz w:val="22"/>
           <w:szCs w:val="22"/>
-          <w:rtl w:val="0"/>
-        </w:rPr>
-        <w:t xml:space="preserve">Applicant Management</w:t>
+        </w:rPr>
+        <w:t>Applicant Management</w:t>
       </w:r>
     </w:p>
     <w:p>
@@ -1411,14 +1343,10 @@
           <w:ilvl w:val="0"/>
           <w:numId w:val="13"/>
         </w:numPr>
-        <w:spacing w:after="0" w:afterAutospacing="0" w:before="240" w:lineRule="auto"/>
-        <w:ind w:left="720" w:hanging="360"/>
-      </w:pPr>
-      <w:r>
-        <w:rPr>
-          <w:rtl w:val="0"/>
-        </w:rPr>
-        <w:t xml:space="preserve">View list of applicants</w:t>
+        <w:spacing w:before="240"/>
+      </w:pPr>
+      <w:r>
+        <w:t>View list of applicants</w:t>
       </w:r>
     </w:p>
     <w:p>
@@ -1427,14 +1355,9 @@
           <w:ilvl w:val="0"/>
           <w:numId w:val="13"/>
         </w:numPr>
-        <w:spacing w:after="0" w:afterAutospacing="0" w:before="0" w:beforeAutospacing="0" w:lineRule="auto"/>
-        <w:ind w:left="720" w:hanging="360"/>
-      </w:pPr>
-      <w:r>
-        <w:rPr>
-          <w:rtl w:val="0"/>
-        </w:rPr>
-        <w:t xml:space="preserve">Download and review CVs</w:t>
+      </w:pPr>
+      <w:r>
+        <w:t>Download and review CVs</w:t>
       </w:r>
     </w:p>
     <w:p>
@@ -1443,14 +1366,9 @@
           <w:ilvl w:val="0"/>
           <w:numId w:val="13"/>
         </w:numPr>
-        <w:spacing w:after="0" w:afterAutospacing="0" w:before="0" w:beforeAutospacing="0" w:lineRule="auto"/>
-        <w:ind w:left="720" w:hanging="360"/>
-      </w:pPr>
-      <w:r>
-        <w:rPr>
-          <w:rtl w:val="0"/>
-        </w:rPr>
-        <w:t xml:space="preserve">Shortlist candidates</w:t>
+      </w:pPr>
+      <w:r>
+        <w:t>Shortlist candidates</w:t>
       </w:r>
     </w:p>
     <w:p>
@@ -1459,14 +1377,9 @@
           <w:ilvl w:val="0"/>
           <w:numId w:val="13"/>
         </w:numPr>
-        <w:spacing w:after="0" w:afterAutospacing="0" w:before="0" w:beforeAutospacing="0" w:lineRule="auto"/>
-        <w:ind w:left="720" w:hanging="360"/>
-      </w:pPr>
-      <w:r>
-        <w:rPr>
-          <w:rtl w:val="0"/>
-        </w:rPr>
-        <w:t xml:space="preserve">Update application status:</w:t>
+      </w:pPr>
+      <w:r>
+        <w:t>Update application status:</w:t>
       </w:r>
     </w:p>
     <w:p>
@@ -1475,14 +1388,9 @@
           <w:ilvl w:val="1"/>
           <w:numId w:val="13"/>
         </w:numPr>
-        <w:spacing w:after="0" w:afterAutospacing="0" w:before="0" w:beforeAutospacing="0" w:lineRule="auto"/>
-        <w:ind w:left="1440" w:hanging="360"/>
-      </w:pPr>
-      <w:r>
-        <w:rPr>
-          <w:rtl w:val="0"/>
-        </w:rPr>
-        <w:t xml:space="preserve">Accepted</w:t>
+      </w:pPr>
+      <w:r>
+        <w:t>Accepted</w:t>
       </w:r>
     </w:p>
     <w:p>
@@ -1491,14 +1399,9 @@
           <w:ilvl w:val="1"/>
           <w:numId w:val="13"/>
         </w:numPr>
-        <w:spacing w:after="0" w:afterAutospacing="0" w:before="0" w:beforeAutospacing="0" w:lineRule="auto"/>
-        <w:ind w:left="1440" w:hanging="360"/>
-      </w:pPr>
-      <w:r>
-        <w:rPr>
-          <w:rtl w:val="0"/>
-        </w:rPr>
-        <w:t xml:space="preserve">Rejected</w:t>
+      </w:pPr>
+      <w:r>
+        <w:t>Rejected</w:t>
       </w:r>
     </w:p>
     <w:p>
@@ -1507,14 +1410,11 @@
           <w:ilvl w:val="1"/>
           <w:numId w:val="13"/>
         </w:numPr>
-        <w:spacing w:after="240" w:before="0" w:beforeAutospacing="0" w:lineRule="auto"/>
-        <w:ind w:left="1440" w:hanging="360"/>
-      </w:pPr>
-      <w:r>
-        <w:rPr>
-          <w:rtl w:val="0"/>
-        </w:rPr>
-        <w:t xml:space="preserve">Interview scheduled</w:t>
+        <w:spacing w:after="240"/>
+      </w:pPr>
+      <w:r>
+        <w:lastRenderedPageBreak/>
+        <w:t>Interview scheduled</w:t>
       </w:r>
     </w:p>
     <w:p>
@@ -1522,27 +1422,26 @@
         <w:pStyle w:val="Heading4"/>
         <w:keepNext w:val="0"/>
         <w:keepLines w:val="0"/>
-        <w:spacing w:after="40" w:before="240" w:lineRule="auto"/>
-        <w:rPr>
-          <w:b w:val="1"/>
-          <w:bCs w:val="1"/>
+        <w:spacing w:before="240" w:after="40"/>
+        <w:rPr>
+          <w:b/>
+          <w:bCs/>
           <w:color w:val="000000"/>
           <w:sz w:val="22"/>
           <w:szCs w:val="22"/>
         </w:rPr>
       </w:pPr>
-      <w:bookmarkStart w:colFirst="0" w:colLast="0" w:name="_dva0dr7a9nxb" w:id="14"/>
-      <w:bookmarkEnd w:id="14"/>
-      <w:r>
-        <w:rPr>
-          <w:b w:val="1"/>
-          <w:bCs w:val="1"/>
+      <w:bookmarkStart w:id="15" w:name="_dva0dr7a9nxb" w:colFirst="0" w:colLast="0"/>
+      <w:bookmarkEnd w:id="15"/>
+      <w:r>
+        <w:rPr>
+          <w:b/>
+          <w:bCs/>
           <w:color w:val="000000"/>
           <w:sz w:val="22"/>
           <w:szCs w:val="22"/>
-          <w:rtl w:val="0"/>
-        </w:rPr>
-        <w:t xml:space="preserve">Service &amp; Product Management</w:t>
+        </w:rPr>
+        <w:t>Service &amp; Product Management</w:t>
       </w:r>
     </w:p>
     <w:p>
@@ -1551,14 +1450,10 @@
           <w:ilvl w:val="0"/>
           <w:numId w:val="11"/>
         </w:numPr>
-        <w:spacing w:after="0" w:afterAutospacing="0" w:before="240" w:lineRule="auto"/>
-        <w:ind w:left="720" w:hanging="360"/>
-      </w:pPr>
-      <w:r>
-        <w:rPr>
-          <w:rtl w:val="0"/>
-        </w:rPr>
-        <w:t xml:space="preserve">Add and edit services offered</w:t>
+        <w:spacing w:before="240"/>
+      </w:pPr>
+      <w:r>
+        <w:t>Add and edit services offered</w:t>
       </w:r>
     </w:p>
     <w:p>
@@ -1567,14 +1462,9 @@
           <w:ilvl w:val="0"/>
           <w:numId w:val="11"/>
         </w:numPr>
-        <w:spacing w:after="0" w:afterAutospacing="0" w:before="0" w:beforeAutospacing="0" w:lineRule="auto"/>
-        <w:ind w:left="720" w:hanging="360"/>
-      </w:pPr>
-      <w:r>
-        <w:rPr>
-          <w:rtl w:val="0"/>
-        </w:rPr>
-        <w:t xml:space="preserve">Add product listings</w:t>
+      </w:pPr>
+      <w:r>
+        <w:t>Add product listings</w:t>
       </w:r>
     </w:p>
     <w:p>
@@ -1583,14 +1473,9 @@
           <w:ilvl w:val="0"/>
           <w:numId w:val="11"/>
         </w:numPr>
-        <w:spacing w:after="0" w:afterAutospacing="0" w:before="0" w:beforeAutospacing="0" w:lineRule="auto"/>
-        <w:ind w:left="720" w:hanging="360"/>
-      </w:pPr>
-      <w:r>
-        <w:rPr>
-          <w:rtl w:val="0"/>
-        </w:rPr>
-        <w:t xml:space="preserve">Allow users to:</w:t>
+      </w:pPr>
+      <w:r>
+        <w:t>Allow users to:</w:t>
       </w:r>
     </w:p>
     <w:p>
@@ -1599,14 +1484,9 @@
           <w:ilvl w:val="1"/>
           <w:numId w:val="11"/>
         </w:numPr>
-        <w:spacing w:after="0" w:afterAutospacing="0" w:before="0" w:beforeAutospacing="0" w:lineRule="auto"/>
-        <w:ind w:left="1440" w:hanging="360"/>
-      </w:pPr>
-      <w:r>
-        <w:rPr>
-          <w:rtl w:val="0"/>
-        </w:rPr>
-        <w:t xml:space="preserve">View services</w:t>
+      </w:pPr>
+      <w:r>
+        <w:t>View services</w:t>
       </w:r>
     </w:p>
     <w:p>
@@ -1615,14 +1495,9 @@
           <w:ilvl w:val="1"/>
           <w:numId w:val="11"/>
         </w:numPr>
-        <w:spacing w:after="0" w:afterAutospacing="0" w:before="0" w:beforeAutospacing="0" w:lineRule="auto"/>
-        <w:ind w:left="1440" w:hanging="360"/>
-      </w:pPr>
-      <w:r>
-        <w:rPr>
-          <w:rtl w:val="0"/>
-        </w:rPr>
-        <w:t xml:space="preserve">Inquire or request services</w:t>
+      </w:pPr>
+      <w:r>
+        <w:t>Inquire or request services</w:t>
       </w:r>
     </w:p>
     <w:p>
@@ -1631,74 +1506,66 @@
           <w:ilvl w:val="1"/>
           <w:numId w:val="11"/>
         </w:numPr>
-        <w:spacing w:after="240" w:before="0" w:beforeAutospacing="0" w:lineRule="auto"/>
-        <w:ind w:left="1440" w:hanging="360"/>
-      </w:pPr>
-      <w:r>
-        <w:rPr>
-          <w:rtl w:val="0"/>
-        </w:rPr>
-        <w:t xml:space="preserve">Contact the company</w:t>
-      </w:r>
-    </w:p>
-    <w:p>
-      <w:pPr>
-        <w:rPr>
-          <w:b w:val="1"/>
-          <w:bCs w:val="1"/>
+        <w:spacing w:after="240"/>
+      </w:pPr>
+      <w:r>
+        <w:t>Contact the company</w:t>
+      </w:r>
+    </w:p>
+    <w:p>
+      <w:pPr>
+        <w:rPr>
+          <w:b/>
+          <w:bCs/>
           <w:sz w:val="26"/>
           <w:szCs w:val="26"/>
         </w:rPr>
       </w:pPr>
       <w:r>
         <w:rPr>
-          <w:b w:val="1"/>
-          <w:bCs w:val="1"/>
+          <w:b/>
+          <w:bCs/>
           <w:sz w:val="26"/>
           <w:szCs w:val="26"/>
-          <w:rtl w:val="0"/>
-        </w:rPr>
-        <w:t xml:space="preserve">2) Candidate / Student / User Side</w:t>
-      </w:r>
-    </w:p>
-    <w:p>
-      <w:pPr>
-        <w:spacing w:after="240" w:before="240" w:lineRule="auto"/>
-        <w:rPr/>
-      </w:pPr>
-      <w:r>
-        <w:rPr>
-          <w:rtl w:val="0"/>
-        </w:rPr>
+        </w:rPr>
+        <w:t>2) Candidate / Student / User Sid</w:t>
+      </w:r>
+      <w:r>
+        <w:rPr>
+          <w:b/>
+          <w:bCs/>
+          <w:sz w:val="26"/>
+          <w:szCs w:val="26"/>
+        </w:rPr>
+        <w:t>e</w:t>
+      </w:r>
+    </w:p>
+    <w:p>
+      <w:pPr>
+        <w:spacing w:before="240" w:after="240"/>
+      </w:pPr>
+      <w:r>
         <w:t xml:space="preserve">Users act as </w:t>
       </w:r>
       <w:r>
         <w:rPr>
-          <w:b w:val="1"/>
-          <w:bCs w:val="1"/>
-          <w:rtl w:val="0"/>
-        </w:rPr>
-        <w:t xml:space="preserve">job seekers</w:t>
-      </w:r>
-      <w:r>
-        <w:rPr>
-          <w:rtl w:val="0"/>
-        </w:rPr>
+          <w:b/>
+          <w:bCs/>
+        </w:rPr>
+        <w:t>job seekers</w:t>
+      </w:r>
+      <w:r>
         <w:t xml:space="preserve"> and </w:t>
       </w:r>
       <w:r>
         <w:rPr>
-          <w:b w:val="1"/>
-          <w:bCs w:val="1"/>
-          <w:rtl w:val="0"/>
-        </w:rPr>
-        <w:t xml:space="preserve">service consumers</w:t>
-      </w:r>
-      <w:r>
-        <w:rPr>
-          <w:rtl w:val="0"/>
-        </w:rPr>
-        <w:t xml:space="preserve">.</w:t>
+          <w:b/>
+          <w:bCs/>
+        </w:rPr>
+        <w:t>service consumers</w:t>
+      </w:r>
+      <w:r>
+        <w:t>.</w:t>
       </w:r>
     </w:p>
     <w:p>
@@ -1706,27 +1573,26 @@
         <w:pStyle w:val="Heading4"/>
         <w:keepNext w:val="0"/>
         <w:keepLines w:val="0"/>
-        <w:spacing w:after="40" w:before="240" w:lineRule="auto"/>
-        <w:rPr>
-          <w:b w:val="1"/>
-          <w:bCs w:val="1"/>
+        <w:spacing w:before="240" w:after="40"/>
+        <w:rPr>
+          <w:b/>
+          <w:bCs/>
           <w:color w:val="000000"/>
           <w:sz w:val="22"/>
           <w:szCs w:val="22"/>
         </w:rPr>
       </w:pPr>
-      <w:bookmarkStart w:colFirst="0" w:colLast="0" w:name="_mvbtont9dxs6" w:id="15"/>
-      <w:bookmarkEnd w:id="15"/>
-      <w:r>
-        <w:rPr>
-          <w:b w:val="1"/>
-          <w:bCs w:val="1"/>
+      <w:bookmarkStart w:id="16" w:name="_mvbtont9dxs6" w:colFirst="0" w:colLast="0"/>
+      <w:bookmarkEnd w:id="16"/>
+      <w:r>
+        <w:rPr>
+          <w:b/>
+          <w:bCs/>
           <w:color w:val="000000"/>
           <w:sz w:val="22"/>
           <w:szCs w:val="22"/>
-          <w:rtl w:val="0"/>
-        </w:rPr>
-        <w:t xml:space="preserve">Account &amp; Profile Management</w:t>
+        </w:rPr>
+        <w:t>Account &amp; Profile Management</w:t>
       </w:r>
     </w:p>
     <w:p>
@@ -1735,14 +1601,10 @@
           <w:ilvl w:val="0"/>
           <w:numId w:val="9"/>
         </w:numPr>
-        <w:spacing w:after="0" w:afterAutospacing="0" w:before="240" w:lineRule="auto"/>
-        <w:ind w:left="720" w:hanging="360"/>
-      </w:pPr>
-      <w:r>
-        <w:rPr>
-          <w:rtl w:val="0"/>
-        </w:rPr>
-        <w:t xml:space="preserve">Register and login</w:t>
+        <w:spacing w:before="240"/>
+      </w:pPr>
+      <w:r>
+        <w:t>Register and login</w:t>
       </w:r>
     </w:p>
     <w:p>
@@ -1751,14 +1613,9 @@
           <w:ilvl w:val="0"/>
           <w:numId w:val="9"/>
         </w:numPr>
-        <w:spacing w:after="0" w:afterAutospacing="0" w:before="0" w:beforeAutospacing="0" w:lineRule="auto"/>
-        <w:ind w:left="720" w:hanging="360"/>
-      </w:pPr>
-      <w:r>
-        <w:rPr>
-          <w:rtl w:val="0"/>
-        </w:rPr>
-        <w:t xml:space="preserve">Create personal profile</w:t>
+      </w:pPr>
+      <w:r>
+        <w:t>Create personal profile</w:t>
       </w:r>
     </w:p>
     <w:p>
@@ -1767,14 +1624,9 @@
           <w:ilvl w:val="0"/>
           <w:numId w:val="9"/>
         </w:numPr>
-        <w:spacing w:after="0" w:afterAutospacing="0" w:before="0" w:beforeAutospacing="0" w:lineRule="auto"/>
-        <w:ind w:left="720" w:hanging="360"/>
-      </w:pPr>
-      <w:r>
-        <w:rPr>
-          <w:rtl w:val="0"/>
-        </w:rPr>
-        <w:t xml:space="preserve">Add:</w:t>
+      </w:pPr>
+      <w:r>
+        <w:t>Add:</w:t>
       </w:r>
     </w:p>
     <w:p>
@@ -1783,14 +1635,9 @@
           <w:ilvl w:val="1"/>
           <w:numId w:val="9"/>
         </w:numPr>
-        <w:spacing w:after="0" w:afterAutospacing="0" w:before="0" w:beforeAutospacing="0" w:lineRule="auto"/>
-        <w:ind w:left="1440" w:hanging="360"/>
-      </w:pPr>
-      <w:r>
-        <w:rPr>
-          <w:rtl w:val="0"/>
-        </w:rPr>
-        <w:t xml:space="preserve">Skills</w:t>
+      </w:pPr>
+      <w:r>
+        <w:t>Skills</w:t>
       </w:r>
     </w:p>
     <w:p>
@@ -1799,14 +1646,9 @@
           <w:ilvl w:val="1"/>
           <w:numId w:val="9"/>
         </w:numPr>
-        <w:spacing w:after="0" w:afterAutospacing="0" w:before="0" w:beforeAutospacing="0" w:lineRule="auto"/>
-        <w:ind w:left="1440" w:hanging="360"/>
-      </w:pPr>
-      <w:r>
-        <w:rPr>
-          <w:rtl w:val="0"/>
-        </w:rPr>
-        <w:t xml:space="preserve">Education</w:t>
+      </w:pPr>
+      <w:r>
+        <w:t>Education</w:t>
       </w:r>
     </w:p>
     <w:p>
@@ -1815,14 +1657,9 @@
           <w:ilvl w:val="1"/>
           <w:numId w:val="9"/>
         </w:numPr>
-        <w:spacing w:after="0" w:afterAutospacing="0" w:before="0" w:beforeAutospacing="0" w:lineRule="auto"/>
-        <w:ind w:left="1440" w:hanging="360"/>
-      </w:pPr>
-      <w:r>
-        <w:rPr>
-          <w:rtl w:val="0"/>
-        </w:rPr>
-        <w:t xml:space="preserve">Experience</w:t>
+      </w:pPr>
+      <w:r>
+        <w:t>Experience</w:t>
       </w:r>
     </w:p>
     <w:p>
@@ -1831,14 +1668,10 @@
           <w:ilvl w:val="0"/>
           <w:numId w:val="9"/>
         </w:numPr>
-        <w:spacing w:after="240" w:before="0" w:beforeAutospacing="0" w:lineRule="auto"/>
-        <w:ind w:left="720" w:hanging="360"/>
-      </w:pPr>
-      <w:r>
-        <w:rPr>
-          <w:rtl w:val="0"/>
-        </w:rPr>
-        <w:t xml:space="preserve">Upload CV / resume</w:t>
+        <w:spacing w:after="240"/>
+      </w:pPr>
+      <w:r>
+        <w:t>Upload CV / resume</w:t>
       </w:r>
     </w:p>
     <w:p>
@@ -1846,27 +1679,26 @@
         <w:pStyle w:val="Heading4"/>
         <w:keepNext w:val="0"/>
         <w:keepLines w:val="0"/>
-        <w:spacing w:after="40" w:before="240" w:lineRule="auto"/>
-        <w:rPr>
-          <w:b w:val="1"/>
-          <w:bCs w:val="1"/>
+        <w:spacing w:before="240" w:after="40"/>
+        <w:rPr>
+          <w:b/>
+          <w:bCs/>
           <w:color w:val="000000"/>
           <w:sz w:val="22"/>
           <w:szCs w:val="22"/>
         </w:rPr>
       </w:pPr>
-      <w:bookmarkStart w:colFirst="0" w:colLast="0" w:name="_v3zmlf2hrj5m" w:id="16"/>
-      <w:bookmarkEnd w:id="16"/>
-      <w:r>
-        <w:rPr>
-          <w:b w:val="1"/>
-          <w:bCs w:val="1"/>
+      <w:bookmarkStart w:id="17" w:name="_v3zmlf2hrj5m" w:colFirst="0" w:colLast="0"/>
+      <w:bookmarkEnd w:id="17"/>
+      <w:r>
+        <w:rPr>
+          <w:b/>
+          <w:bCs/>
           <w:color w:val="000000"/>
           <w:sz w:val="22"/>
           <w:szCs w:val="22"/>
-          <w:rtl w:val="0"/>
-        </w:rPr>
-        <w:t xml:space="preserve">Job &amp; Internship Search</w:t>
+        </w:rPr>
+        <w:t>Job &amp; Internship Search</w:t>
       </w:r>
     </w:p>
     <w:p>
@@ -1875,13 +1707,9 @@
           <w:ilvl w:val="0"/>
           <w:numId w:val="17"/>
         </w:numPr>
-        <w:spacing w:after="0" w:afterAutospacing="0" w:before="240" w:lineRule="auto"/>
-        <w:ind w:left="720" w:hanging="360"/>
-      </w:pPr>
-      <w:r>
-        <w:rPr>
-          <w:rtl w:val="0"/>
-        </w:rPr>
+        <w:spacing w:before="240"/>
+      </w:pPr>
+      <w:r>
         <w:t xml:space="preserve">Browse job and internship listings </w:t>
       </w:r>
     </w:p>
@@ -1891,14 +1719,9 @@
           <w:ilvl w:val="0"/>
           <w:numId w:val="17"/>
         </w:numPr>
-        <w:spacing w:after="0" w:afterAutospacing="0" w:before="0" w:beforeAutospacing="0" w:lineRule="auto"/>
-        <w:ind w:left="720" w:hanging="360"/>
-      </w:pPr>
-      <w:r>
-        <w:rPr>
-          <w:rtl w:val="0"/>
-        </w:rPr>
-        <w:t xml:space="preserve">Filter by:</w:t>
+      </w:pPr>
+      <w:r>
+        <w:t>Filter by:</w:t>
       </w:r>
     </w:p>
     <w:p>
@@ -1907,14 +1730,9 @@
           <w:ilvl w:val="1"/>
           <w:numId w:val="17"/>
         </w:numPr>
-        <w:spacing w:after="0" w:afterAutospacing="0" w:before="0" w:beforeAutospacing="0" w:lineRule="auto"/>
-        <w:ind w:left="1440" w:hanging="360"/>
-      </w:pPr>
-      <w:r>
-        <w:rPr>
-          <w:rtl w:val="0"/>
-        </w:rPr>
-        <w:t xml:space="preserve">Skills</w:t>
+      </w:pPr>
+      <w:r>
+        <w:t>Skills</w:t>
       </w:r>
     </w:p>
     <w:p>
@@ -1923,14 +1741,9 @@
           <w:ilvl w:val="1"/>
           <w:numId w:val="17"/>
         </w:numPr>
-        <w:spacing w:after="0" w:afterAutospacing="0" w:before="0" w:beforeAutospacing="0" w:lineRule="auto"/>
-        <w:ind w:left="1440" w:hanging="360"/>
-      </w:pPr>
-      <w:r>
-        <w:rPr>
-          <w:rtl w:val="0"/>
-        </w:rPr>
-        <w:t xml:space="preserve">Location</w:t>
+      </w:pPr>
+      <w:r>
+        <w:t>Location</w:t>
       </w:r>
     </w:p>
     <w:p>
@@ -1939,14 +1752,9 @@
           <w:ilvl w:val="1"/>
           <w:numId w:val="17"/>
         </w:numPr>
-        <w:spacing w:after="0" w:afterAutospacing="0" w:before="0" w:beforeAutospacing="0" w:lineRule="auto"/>
-        <w:ind w:left="1440" w:hanging="360"/>
-      </w:pPr>
-      <w:r>
-        <w:rPr>
-          <w:rtl w:val="0"/>
-        </w:rPr>
-        <w:t xml:space="preserve">Internship / Job</w:t>
+      </w:pPr>
+      <w:r>
+        <w:t>Internship / Job</w:t>
       </w:r>
     </w:p>
     <w:p>
@@ -1955,14 +1763,10 @@
           <w:ilvl w:val="1"/>
           <w:numId w:val="17"/>
         </w:numPr>
-        <w:spacing w:after="240" w:before="0" w:beforeAutospacing="0" w:lineRule="auto"/>
-        <w:ind w:left="1440" w:hanging="360"/>
-      </w:pPr>
-      <w:r>
-        <w:rPr>
-          <w:rtl w:val="0"/>
-        </w:rPr>
-        <w:t xml:space="preserve">Remote / On-site</w:t>
+        <w:spacing w:after="240"/>
+      </w:pPr>
+      <w:r>
+        <w:t>Remote / On-site</w:t>
       </w:r>
     </w:p>
     <w:p>
@@ -1970,27 +1774,26 @@
         <w:pStyle w:val="Heading4"/>
         <w:keepNext w:val="0"/>
         <w:keepLines w:val="0"/>
-        <w:spacing w:after="40" w:before="240" w:lineRule="auto"/>
-        <w:rPr>
-          <w:b w:val="1"/>
-          <w:bCs w:val="1"/>
+        <w:spacing w:before="240" w:after="40"/>
+        <w:rPr>
+          <w:b/>
+          <w:bCs/>
           <w:color w:val="000000"/>
           <w:sz w:val="22"/>
           <w:szCs w:val="22"/>
         </w:rPr>
       </w:pPr>
-      <w:bookmarkStart w:colFirst="0" w:colLast="0" w:name="_uukce8m42pxl" w:id="17"/>
-      <w:bookmarkEnd w:id="17"/>
-      <w:r>
-        <w:rPr>
-          <w:b w:val="1"/>
-          <w:bCs w:val="1"/>
+      <w:bookmarkStart w:id="18" w:name="_uukce8m42pxl" w:colFirst="0" w:colLast="0"/>
+      <w:bookmarkEnd w:id="18"/>
+      <w:r>
+        <w:rPr>
+          <w:b/>
+          <w:bCs/>
           <w:color w:val="000000"/>
           <w:sz w:val="22"/>
           <w:szCs w:val="22"/>
-          <w:rtl w:val="0"/>
-        </w:rPr>
-        <w:t xml:space="preserve">Applications &amp; Tracking</w:t>
+        </w:rPr>
+        <w:t>Applications &amp; Tracking</w:t>
       </w:r>
     </w:p>
     <w:p>
@@ -1999,14 +1802,10 @@
           <w:ilvl w:val="0"/>
           <w:numId w:val="20"/>
         </w:numPr>
-        <w:spacing w:after="0" w:afterAutospacing="0" w:before="240" w:lineRule="auto"/>
-        <w:ind w:left="720" w:hanging="360"/>
-      </w:pPr>
-      <w:r>
-        <w:rPr>
-          <w:rtl w:val="0"/>
-        </w:rPr>
-        <w:t xml:space="preserve">Apply to jobs and internships</w:t>
+        <w:spacing w:before="240"/>
+      </w:pPr>
+      <w:r>
+        <w:t>Apply to jobs and internships</w:t>
       </w:r>
     </w:p>
     <w:p>
@@ -2015,14 +1814,9 @@
           <w:ilvl w:val="0"/>
           <w:numId w:val="20"/>
         </w:numPr>
-        <w:spacing w:after="0" w:afterAutospacing="0" w:before="0" w:beforeAutospacing="0" w:lineRule="auto"/>
-        <w:ind w:left="720" w:hanging="360"/>
-      </w:pPr>
-      <w:r>
-        <w:rPr>
-          <w:rtl w:val="0"/>
-        </w:rPr>
-        <w:t xml:space="preserve">Track application status in real time:</w:t>
+      </w:pPr>
+      <w:r>
+        <w:t>Track application status in real time:</w:t>
       </w:r>
     </w:p>
     <w:p>
@@ -2031,14 +1825,9 @@
           <w:ilvl w:val="1"/>
           <w:numId w:val="20"/>
         </w:numPr>
-        <w:spacing w:after="0" w:afterAutospacing="0" w:before="0" w:beforeAutospacing="0" w:lineRule="auto"/>
-        <w:ind w:left="1440" w:hanging="360"/>
-      </w:pPr>
-      <w:r>
-        <w:rPr>
-          <w:rtl w:val="0"/>
-        </w:rPr>
-        <w:t xml:space="preserve">Pending</w:t>
+      </w:pPr>
+      <w:r>
+        <w:t>Pending</w:t>
       </w:r>
     </w:p>
     <w:p>
@@ -2047,14 +1836,9 @@
           <w:ilvl w:val="1"/>
           <w:numId w:val="20"/>
         </w:numPr>
-        <w:spacing w:after="0" w:afterAutospacing="0" w:before="0" w:beforeAutospacing="0" w:lineRule="auto"/>
-        <w:ind w:left="1440" w:hanging="360"/>
-      </w:pPr>
-      <w:r>
-        <w:rPr>
-          <w:rtl w:val="0"/>
-        </w:rPr>
-        <w:t xml:space="preserve">Shortlisted</w:t>
+      </w:pPr>
+      <w:r>
+        <w:t>Shortlisted</w:t>
       </w:r>
     </w:p>
     <w:p>
@@ -2063,14 +1847,9 @@
           <w:ilvl w:val="1"/>
           <w:numId w:val="20"/>
         </w:numPr>
-        <w:spacing w:after="0" w:afterAutospacing="0" w:before="0" w:beforeAutospacing="0" w:lineRule="auto"/>
-        <w:ind w:left="1440" w:hanging="360"/>
-      </w:pPr>
-      <w:r>
-        <w:rPr>
-          <w:rtl w:val="0"/>
-        </w:rPr>
-        <w:t xml:space="preserve">Interview</w:t>
+      </w:pPr>
+      <w:r>
+        <w:t>Interview</w:t>
       </w:r>
     </w:p>
     <w:p>
@@ -2079,14 +1858,10 @@
           <w:ilvl w:val="1"/>
           <w:numId w:val="20"/>
         </w:numPr>
-        <w:spacing w:after="240" w:before="0" w:beforeAutospacing="0" w:lineRule="auto"/>
-        <w:ind w:left="1440" w:hanging="360"/>
-      </w:pPr>
-      <w:r>
-        <w:rPr>
-          <w:rtl w:val="0"/>
-        </w:rPr>
-        <w:t xml:space="preserve">Rejected</w:t>
+        <w:spacing w:after="240"/>
+      </w:pPr>
+      <w:r>
+        <w:t>Rejected</w:t>
       </w:r>
     </w:p>
     <w:p>
@@ -2094,28 +1869,29 @@
         <w:pStyle w:val="Heading4"/>
         <w:keepNext w:val="0"/>
         <w:keepLines w:val="0"/>
-        <w:spacing w:after="40" w:before="240" w:lineRule="auto"/>
-        <w:rPr>
-          <w:b w:val="1"/>
-          <w:bCs w:val="1"/>
+        <w:spacing w:before="240" w:after="40"/>
+        <w:rPr>
+          <w:b/>
+          <w:bCs/>
           <w:color w:val="000000"/>
           <w:sz w:val="22"/>
           <w:szCs w:val="22"/>
         </w:rPr>
       </w:pPr>
-      <w:bookmarkStart w:colFirst="0" w:colLast="0" w:name="_of10wliicg23" w:id="18"/>
-      <w:bookmarkEnd w:id="18"/>
-      <w:r>
-        <w:rPr>
-          <w:b w:val="1"/>
-          <w:bCs w:val="1"/>
+      <w:bookmarkStart w:id="19" w:name="_of10wliicg23" w:colFirst="0" w:colLast="0"/>
+      <w:bookmarkEnd w:id="19"/>
+      <w:proofErr w:type="spellStart"/>
+      <w:r>
+        <w:rPr>
+          <w:b/>
+          <w:bCs/>
           <w:color w:val="000000"/>
           <w:sz w:val="22"/>
           <w:szCs w:val="22"/>
-          <w:rtl w:val="0"/>
-        </w:rPr>
-        <w:t xml:space="preserve">Hirely</w:t>
-      </w:r>
+        </w:rPr>
+        <w:t>Hirely</w:t>
+      </w:r>
+      <w:proofErr w:type="spellEnd"/>
     </w:p>
     <w:p>
       <w:pPr>
@@ -2123,14 +1899,10 @@
           <w:ilvl w:val="0"/>
           <w:numId w:val="19"/>
         </w:numPr>
-        <w:spacing w:after="0" w:afterAutospacing="0" w:before="240" w:lineRule="auto"/>
-        <w:ind w:left="720" w:hanging="360"/>
-      </w:pPr>
-      <w:r>
-        <w:rPr>
-          <w:rtl w:val="0"/>
-        </w:rPr>
-        <w:t xml:space="preserve">Eligibility check before applying</w:t>
+        <w:spacing w:before="240"/>
+      </w:pPr>
+      <w:r>
+        <w:t>Eligibility check before applying</w:t>
       </w:r>
     </w:p>
     <w:p>
@@ -2139,14 +1911,10 @@
           <w:ilvl w:val="0"/>
           <w:numId w:val="19"/>
         </w:numPr>
-        <w:spacing w:after="0" w:afterAutospacing="0" w:before="0" w:beforeAutospacing="0" w:lineRule="auto"/>
-        <w:ind w:left="720" w:hanging="360"/>
-      </w:pPr>
-      <w:r>
-        <w:rPr>
-          <w:rtl w:val="0"/>
-        </w:rPr>
-        <w:t xml:space="preserve">Skill-match validation</w:t>
+      </w:pPr>
+      <w:r>
+        <w:lastRenderedPageBreak/>
+        <w:t>Skill-match validation</w:t>
       </w:r>
     </w:p>
     <w:p>
@@ -2155,14 +1923,9 @@
           <w:ilvl w:val="0"/>
           <w:numId w:val="19"/>
         </w:numPr>
-        <w:spacing w:after="0" w:afterAutospacing="0" w:before="0" w:beforeAutospacing="0" w:lineRule="auto"/>
-        <w:ind w:left="720" w:hanging="360"/>
-      </w:pPr>
-      <w:r>
-        <w:rPr>
-          <w:rtl w:val="0"/>
-        </w:rPr>
-        <w:t xml:space="preserve">Awareness questions related to job requirements</w:t>
+      </w:pPr>
+      <w:r>
+        <w:t>Awareness questions related to job requirements</w:t>
       </w:r>
     </w:p>
     <w:p>
@@ -2171,14 +1934,10 @@
           <w:ilvl w:val="0"/>
           <w:numId w:val="19"/>
         </w:numPr>
-        <w:spacing w:after="240" w:before="0" w:beforeAutospacing="0" w:lineRule="auto"/>
-        <w:ind w:left="720" w:hanging="360"/>
-      </w:pPr>
-      <w:r>
-        <w:rPr>
-          <w:rtl w:val="0"/>
-        </w:rPr>
-        <w:t xml:space="preserve">Highlight missing skills and gaps</w:t>
+        <w:spacing w:after="240"/>
+      </w:pPr>
+      <w:r>
+        <w:t>Highlight missing skills and gaps</w:t>
       </w:r>
     </w:p>
     <w:p>
@@ -2186,27 +1945,26 @@
         <w:pStyle w:val="Heading4"/>
         <w:keepNext w:val="0"/>
         <w:keepLines w:val="0"/>
-        <w:spacing w:after="40" w:before="240" w:lineRule="auto"/>
-        <w:rPr>
-          <w:b w:val="1"/>
-          <w:bCs w:val="1"/>
+        <w:spacing w:before="240" w:after="40"/>
+        <w:rPr>
+          <w:b/>
+          <w:bCs/>
           <w:color w:val="000000"/>
           <w:sz w:val="22"/>
           <w:szCs w:val="22"/>
         </w:rPr>
       </w:pPr>
-      <w:bookmarkStart w:colFirst="0" w:colLast="0" w:name="_w6smzbvcjnqk" w:id="19"/>
-      <w:bookmarkEnd w:id="19"/>
-      <w:r>
-        <w:rPr>
-          <w:b w:val="1"/>
-          <w:bCs w:val="1"/>
+      <w:bookmarkStart w:id="20" w:name="_w6smzbvcjnqk" w:colFirst="0" w:colLast="0"/>
+      <w:bookmarkEnd w:id="20"/>
+      <w:r>
+        <w:rPr>
+          <w:b/>
+          <w:bCs/>
           <w:color w:val="000000"/>
           <w:sz w:val="22"/>
           <w:szCs w:val="22"/>
-          <w:rtl w:val="0"/>
-        </w:rPr>
-        <w:t xml:space="preserve">Service Marketplace</w:t>
+        </w:rPr>
+        <w:t>Service Marketplace</w:t>
       </w:r>
     </w:p>
     <w:p>
@@ -2215,14 +1973,10 @@
           <w:ilvl w:val="0"/>
           <w:numId w:val="7"/>
         </w:numPr>
-        <w:spacing w:after="0" w:afterAutospacing="0" w:before="240" w:lineRule="auto"/>
-        <w:ind w:left="720" w:hanging="360"/>
-      </w:pPr>
-      <w:r>
-        <w:rPr>
-          <w:rtl w:val="0"/>
-        </w:rPr>
-        <w:t xml:space="preserve">Browse company profiles (mini-websites)</w:t>
+        <w:spacing w:before="240"/>
+      </w:pPr>
+      <w:r>
+        <w:t>Browse company profiles (mini-websites)</w:t>
       </w:r>
     </w:p>
     <w:p>
@@ -2231,14 +1985,9 @@
           <w:ilvl w:val="0"/>
           <w:numId w:val="7"/>
         </w:numPr>
-        <w:spacing w:after="0" w:afterAutospacing="0" w:before="0" w:beforeAutospacing="0" w:lineRule="auto"/>
-        <w:ind w:left="720" w:hanging="360"/>
-      </w:pPr>
-      <w:r>
-        <w:rPr>
-          <w:rtl w:val="0"/>
-        </w:rPr>
-        <w:t xml:space="preserve">View services and products offered</w:t>
+      </w:pPr>
+      <w:r>
+        <w:t>View services and products offered</w:t>
       </w:r>
     </w:p>
     <w:p>
@@ -2247,14 +1996,9 @@
           <w:ilvl w:val="0"/>
           <w:numId w:val="7"/>
         </w:numPr>
-        <w:spacing w:after="0" w:afterAutospacing="0" w:before="0" w:beforeAutospacing="0" w:lineRule="auto"/>
-        <w:ind w:left="720" w:hanging="360"/>
-      </w:pPr>
-      <w:r>
-        <w:rPr>
-          <w:rtl w:val="0"/>
-        </w:rPr>
-        <w:t xml:space="preserve">Search services by category</w:t>
+      </w:pPr>
+      <w:r>
+        <w:t>Search services by category</w:t>
       </w:r>
     </w:p>
     <w:p>
@@ -2263,14 +2007,9 @@
           <w:ilvl w:val="0"/>
           <w:numId w:val="7"/>
         </w:numPr>
-        <w:spacing w:after="0" w:afterAutospacing="0" w:before="0" w:beforeAutospacing="0" w:lineRule="auto"/>
-        <w:ind w:left="720" w:hanging="360"/>
-      </w:pPr>
-      <w:r>
-        <w:rPr>
-          <w:rtl w:val="0"/>
-        </w:rPr>
-        <w:t xml:space="preserve">Contact companies</w:t>
+      </w:pPr>
+      <w:r>
+        <w:t>Contact companies</w:t>
       </w:r>
     </w:p>
     <w:p>
@@ -2279,14 +2018,10 @@
           <w:ilvl w:val="0"/>
           <w:numId w:val="7"/>
         </w:numPr>
-        <w:spacing w:after="240" w:before="0" w:beforeAutospacing="0" w:lineRule="auto"/>
-        <w:ind w:left="720" w:hanging="360"/>
-      </w:pPr>
-      <w:r>
-        <w:rPr>
-          <w:rtl w:val="0"/>
-        </w:rPr>
-        <w:t xml:space="preserve">Request or book services</w:t>
+        <w:spacing w:after="240"/>
+      </w:pPr>
+      <w:r>
+        <w:t>Request or book services</w:t>
       </w:r>
     </w:p>
     <w:p>
@@ -2294,27 +2029,36 @@
         <w:pStyle w:val="Heading4"/>
         <w:keepNext w:val="0"/>
         <w:keepLines w:val="0"/>
-        <w:spacing w:after="40" w:before="240" w:lineRule="auto"/>
-        <w:rPr>
-          <w:b w:val="1"/>
-          <w:bCs w:val="1"/>
+        <w:spacing w:before="240" w:after="40"/>
+        <w:rPr>
+          <w:b/>
+          <w:bCs/>
           <w:color w:val="000000"/>
           <w:sz w:val="22"/>
           <w:szCs w:val="22"/>
         </w:rPr>
       </w:pPr>
-      <w:bookmarkStart w:colFirst="0" w:colLast="0" w:name="_ohyae6tg80zu" w:id="20"/>
-      <w:bookmarkEnd w:id="20"/>
-      <w:r>
-        <w:rPr>
-          <w:b w:val="1"/>
-          <w:bCs w:val="1"/>
+      <w:bookmarkStart w:id="21" w:name="_ohyae6tg80zu" w:colFirst="0" w:colLast="0"/>
+      <w:bookmarkEnd w:id="21"/>
+      <w:r>
+        <w:rPr>
+          <w:b/>
+          <w:bCs/>
           <w:color w:val="000000"/>
           <w:sz w:val="22"/>
           <w:szCs w:val="22"/>
-          <w:rtl w:val="0"/>
-        </w:rPr>
-        <w:t xml:space="preserve">Notifications</w:t>
+        </w:rPr>
+        <w:t>Notifica</w:t>
+      </w:r>
+      <w:r>
+        <w:rPr>
+          <w:b/>
+          <w:bCs/>
+          <w:color w:val="000000"/>
+          <w:sz w:val="22"/>
+          <w:szCs w:val="22"/>
+        </w:rPr>
+        <w:t>tions</w:t>
       </w:r>
     </w:p>
     <w:p>
@@ -2323,14 +2067,10 @@
           <w:ilvl w:val="0"/>
           <w:numId w:val="8"/>
         </w:numPr>
-        <w:spacing w:after="0" w:afterAutospacing="0" w:before="240" w:lineRule="auto"/>
-        <w:ind w:left="720" w:hanging="360"/>
-      </w:pPr>
-      <w:r>
-        <w:rPr>
-          <w:rtl w:val="0"/>
-        </w:rPr>
-        <w:t xml:space="preserve">Receive notifications for:</w:t>
+        <w:spacing w:before="240"/>
+      </w:pPr>
+      <w:r>
+        <w:t>Receive notifications for:</w:t>
       </w:r>
     </w:p>
     <w:p>
@@ -2339,14 +2079,9 @@
           <w:ilvl w:val="1"/>
           <w:numId w:val="8"/>
         </w:numPr>
-        <w:spacing w:after="0" w:afterAutospacing="0" w:before="0" w:beforeAutospacing="0" w:lineRule="auto"/>
-        <w:ind w:left="1440" w:hanging="360"/>
-      </w:pPr>
-      <w:r>
-        <w:rPr>
-          <w:rtl w:val="0"/>
-        </w:rPr>
-        <w:t xml:space="preserve">New job/internship postings</w:t>
+      </w:pPr>
+      <w:r>
+        <w:t>New job/internship postings</w:t>
       </w:r>
     </w:p>
     <w:p>
@@ -2355,14 +2090,9 @@
           <w:ilvl w:val="1"/>
           <w:numId w:val="8"/>
         </w:numPr>
-        <w:spacing w:after="0" w:afterAutospacing="0" w:before="0" w:beforeAutospacing="0" w:lineRule="auto"/>
-        <w:ind w:left="1440" w:hanging="360"/>
-      </w:pPr>
-      <w:r>
-        <w:rPr>
-          <w:rtl w:val="0"/>
-        </w:rPr>
-        <w:t xml:space="preserve">Application status updates</w:t>
+      </w:pPr>
+      <w:r>
+        <w:t>Application status updates</w:t>
       </w:r>
     </w:p>
     <w:p>
@@ -2371,14 +2101,9 @@
           <w:ilvl w:val="1"/>
           <w:numId w:val="8"/>
         </w:numPr>
-        <w:spacing w:after="0" w:afterAutospacing="0" w:before="0" w:beforeAutospacing="0" w:lineRule="auto"/>
-        <w:ind w:left="1440" w:hanging="360"/>
-      </w:pPr>
-      <w:r>
-        <w:rPr>
-          <w:rtl w:val="0"/>
-        </w:rPr>
-        <w:t xml:space="preserve">Interview schedules</w:t>
+      </w:pPr>
+      <w:r>
+        <w:t>Interview schedules</w:t>
       </w:r>
     </w:p>
     <w:p>
@@ -2387,71 +2112,59 @@
           <w:ilvl w:val="1"/>
           <w:numId w:val="8"/>
         </w:numPr>
-        <w:spacing w:after="240" w:before="0" w:beforeAutospacing="0" w:lineRule="auto"/>
-        <w:ind w:left="1440" w:hanging="360"/>
-      </w:pPr>
-      <w:r>
-        <w:rPr>
-          <w:rtl w:val="0"/>
-        </w:rPr>
-        <w:t xml:space="preserve">New services launched by companies</w:t>
-      </w:r>
-    </w:p>
-    <w:p>
-      <w:pPr>
-        <w:spacing w:after="240" w:before="240" w:lineRule="auto"/>
-        <w:ind w:left="1440" w:firstLine="0"/>
-        <w:rPr/>
-      </w:pPr>
-      <w:r>
-        <w:rPr>
-          <w:rtl w:val="0"/>
-        </w:rPr>
-      </w:r>
+        <w:spacing w:after="240"/>
+      </w:pPr>
+      <w:r>
+        <w:t>New services launched by companies</w:t>
+      </w:r>
+    </w:p>
+    <w:p>
+      <w:pPr>
+        <w:spacing w:before="240" w:after="240"/>
+        <w:ind w:left="1440"/>
+      </w:pPr>
     </w:p>
     <w:p>
       <w:pPr>
         <w:pStyle w:val="Heading3"/>
         <w:keepNext w:val="0"/>
         <w:keepLines w:val="0"/>
-        <w:spacing w:before="280" w:lineRule="auto"/>
-        <w:rPr>
-          <w:b w:val="1"/>
-          <w:bCs w:val="1"/>
+        <w:spacing w:before="280"/>
+        <w:rPr>
+          <w:b/>
+          <w:bCs/>
           <w:color w:val="000000"/>
           <w:sz w:val="26"/>
           <w:szCs w:val="26"/>
         </w:rPr>
       </w:pPr>
-      <w:bookmarkStart w:colFirst="0" w:colLast="0" w:name="_p6ddoflgo00a" w:id="21"/>
-      <w:bookmarkEnd w:id="21"/>
-      <w:r>
-        <w:rPr>
-          <w:b w:val="1"/>
-          <w:bCs w:val="1"/>
+      <w:bookmarkStart w:id="22" w:name="_p6ddoflgo00a" w:colFirst="0" w:colLast="0"/>
+      <w:bookmarkEnd w:id="22"/>
+      <w:r>
+        <w:rPr>
+          <w:b/>
+          <w:bCs/>
           <w:color w:val="000000"/>
           <w:sz w:val="26"/>
           <w:szCs w:val="26"/>
-          <w:rtl w:val="0"/>
-        </w:rPr>
-        <w:t xml:space="preserve">Exclusions &amp; Assumptions</w:t>
-      </w:r>
-    </w:p>
-    <w:p>
-      <w:pPr>
-        <w:spacing w:after="240" w:before="240" w:lineRule="auto"/>
-        <w:rPr>
-          <w:b w:val="1"/>
-          <w:bCs w:val="1"/>
-        </w:rPr>
-      </w:pPr>
-      <w:r>
-        <w:rPr>
-          <w:b w:val="1"/>
-          <w:bCs w:val="1"/>
-          <w:rtl w:val="0"/>
-        </w:rPr>
-        <w:t xml:space="preserve">Exclusions</w:t>
+        </w:rPr>
+        <w:t>Exclusions &amp; Assumptions</w:t>
+      </w:r>
+    </w:p>
+    <w:p>
+      <w:pPr>
+        <w:spacing w:before="240" w:after="240"/>
+        <w:rPr>
+          <w:b/>
+          <w:bCs/>
+        </w:rPr>
+      </w:pPr>
+      <w:r>
+        <w:rPr>
+          <w:b/>
+          <w:bCs/>
+        </w:rPr>
+        <w:t>Exclusions</w:t>
       </w:r>
     </w:p>
     <w:p>
@@ -2460,14 +2173,10 @@
           <w:ilvl w:val="0"/>
           <w:numId w:val="12"/>
         </w:numPr>
-        <w:spacing w:after="0" w:afterAutospacing="0" w:before="240" w:lineRule="auto"/>
-        <w:ind w:left="720" w:hanging="360"/>
-      </w:pPr>
-      <w:r>
-        <w:rPr>
-          <w:rtl w:val="0"/>
-        </w:rPr>
-        <w:t xml:space="preserve">Payroll management</w:t>
+        <w:spacing w:before="240"/>
+      </w:pPr>
+      <w:r>
+        <w:t>Payroll management</w:t>
       </w:r>
     </w:p>
     <w:p>
@@ -2476,31 +2185,26 @@
           <w:ilvl w:val="0"/>
           <w:numId w:val="12"/>
         </w:numPr>
-        <w:spacing w:after="240" w:before="0" w:beforeAutospacing="0" w:lineRule="auto"/>
-        <w:ind w:left="720" w:hanging="360"/>
-      </w:pPr>
-      <w:r>
-        <w:rPr>
-          <w:rtl w:val="0"/>
-        </w:rPr>
-        <w:t xml:space="preserve">Background verification</w:t>
-      </w:r>
-    </w:p>
-    <w:p>
-      <w:pPr>
-        <w:spacing w:after="240" w:before="240" w:lineRule="auto"/>
-        <w:rPr>
-          <w:b w:val="1"/>
-          <w:bCs w:val="1"/>
-        </w:rPr>
-      </w:pPr>
-      <w:r>
-        <w:rPr>
-          <w:b w:val="1"/>
-          <w:bCs w:val="1"/>
-          <w:rtl w:val="0"/>
-        </w:rPr>
-        <w:t xml:space="preserve">Assumptions</w:t>
+        <w:spacing w:after="240"/>
+      </w:pPr>
+      <w:r>
+        <w:t>Background verification</w:t>
+      </w:r>
+    </w:p>
+    <w:p>
+      <w:pPr>
+        <w:spacing w:before="240" w:after="240"/>
+        <w:rPr>
+          <w:b/>
+          <w:bCs/>
+        </w:rPr>
+      </w:pPr>
+      <w:r>
+        <w:rPr>
+          <w:b/>
+          <w:bCs/>
+        </w:rPr>
+        <w:t>Assumptions</w:t>
       </w:r>
     </w:p>
     <w:p>
@@ -2509,14 +2213,10 @@
           <w:ilvl w:val="0"/>
           <w:numId w:val="21"/>
         </w:numPr>
-        <w:spacing w:after="0" w:afterAutospacing="0" w:before="240" w:lineRule="auto"/>
-        <w:ind w:left="720" w:hanging="360"/>
-      </w:pPr>
-      <w:r>
-        <w:rPr>
-          <w:rtl w:val="0"/>
-        </w:rPr>
-        <w:t xml:space="preserve">Users provide accurate information</w:t>
+        <w:spacing w:before="240"/>
+      </w:pPr>
+      <w:r>
+        <w:t>Users provide accurate information</w:t>
       </w:r>
     </w:p>
     <w:p>
@@ -2525,14 +2225,10 @@
           <w:ilvl w:val="0"/>
           <w:numId w:val="21"/>
         </w:numPr>
-        <w:spacing w:after="240" w:before="0" w:beforeAutospacing="0" w:lineRule="auto"/>
-        <w:ind w:left="720" w:hanging="360"/>
-      </w:pPr>
-      <w:r>
-        <w:rPr>
-          <w:rtl w:val="0"/>
-        </w:rPr>
-        <w:t xml:space="preserve">System is used in a controlled organizational environment</w:t>
+        <w:spacing w:after="240"/>
+      </w:pPr>
+      <w:r>
+        <w:t>System is used in a controlled organizational environment</w:t>
       </w:r>
     </w:p>
     <w:p>
@@ -2540,25 +2236,24 @@
         <w:pStyle w:val="Heading2"/>
         <w:keepNext w:val="0"/>
         <w:keepLines w:val="0"/>
-        <w:spacing w:after="80" w:lineRule="auto"/>
-        <w:rPr>
-          <w:b w:val="1"/>
-          <w:bCs w:val="1"/>
+        <w:spacing w:after="80"/>
+        <w:rPr>
+          <w:b/>
+          <w:bCs/>
           <w:sz w:val="34"/>
           <w:szCs w:val="34"/>
         </w:rPr>
       </w:pPr>
-      <w:bookmarkStart w:colFirst="0" w:colLast="0" w:name="_7599eahs7sws" w:id="22"/>
-      <w:bookmarkEnd w:id="22"/>
-      <w:r>
-        <w:rPr>
-          <w:b w:val="1"/>
-          <w:bCs w:val="1"/>
+      <w:bookmarkStart w:id="23" w:name="_7599eahs7sws" w:colFirst="0" w:colLast="0"/>
+      <w:bookmarkEnd w:id="23"/>
+      <w:r>
+        <w:rPr>
+          <w:b/>
+          <w:bCs/>
           <w:sz w:val="34"/>
           <w:szCs w:val="34"/>
-          <w:rtl w:val="0"/>
-        </w:rPr>
-        <w:t xml:space="preserve">3. Tools and Technologies</w:t>
+        </w:rPr>
+        <w:t>3. Tools and Technologies</w:t>
       </w:r>
     </w:p>
     <w:p>
@@ -2566,39 +2261,34 @@
         <w:pStyle w:val="Heading3"/>
         <w:keepNext w:val="0"/>
         <w:keepLines w:val="0"/>
-        <w:spacing w:before="280" w:lineRule="auto"/>
-        <w:rPr>
-          <w:b w:val="1"/>
-          <w:bCs w:val="1"/>
+        <w:spacing w:before="280"/>
+        <w:rPr>
+          <w:b/>
+          <w:bCs/>
           <w:color w:val="000000"/>
           <w:sz w:val="26"/>
           <w:szCs w:val="26"/>
         </w:rPr>
       </w:pPr>
-      <w:bookmarkStart w:colFirst="0" w:colLast="0" w:name="_clbjh7e6eyqv" w:id="23"/>
-      <w:bookmarkEnd w:id="23"/>
-      <w:r>
-        <w:rPr>
-          <w:b w:val="1"/>
-          <w:bCs w:val="1"/>
+      <w:bookmarkStart w:id="24" w:name="_clbjh7e6eyqv" w:colFirst="0" w:colLast="0"/>
+      <w:bookmarkEnd w:id="24"/>
+      <w:r>
+        <w:rPr>
+          <w:b/>
+          <w:bCs/>
           <w:color w:val="000000"/>
           <w:sz w:val="26"/>
           <w:szCs w:val="26"/>
-          <w:rtl w:val="0"/>
-        </w:rPr>
-        <w:t xml:space="preserve">Frontend – React</w:t>
-      </w:r>
-    </w:p>
-    <w:p>
-      <w:pPr>
-        <w:spacing w:after="240" w:before="240" w:lineRule="auto"/>
-        <w:rPr/>
-      </w:pPr>
-      <w:r>
-        <w:rPr>
-          <w:rtl w:val="0"/>
-        </w:rPr>
-        <w:t xml:space="preserve">React will be used to develop a responsive and interactive user interface. It enables:</w:t>
+        </w:rPr>
+        <w:t>Frontend – React</w:t>
+      </w:r>
+    </w:p>
+    <w:p>
+      <w:pPr>
+        <w:spacing w:before="240" w:after="240"/>
+      </w:pPr>
+      <w:r>
+        <w:t>React will be used to develop a responsive and interactive user interface. It enables:</w:t>
       </w:r>
     </w:p>
     <w:p>
@@ -2607,14 +2297,10 @@
           <w:ilvl w:val="0"/>
           <w:numId w:val="1"/>
         </w:numPr>
-        <w:spacing w:after="0" w:afterAutospacing="0" w:before="240" w:lineRule="auto"/>
-        <w:ind w:left="720" w:hanging="360"/>
-      </w:pPr>
-      <w:r>
-        <w:rPr>
-          <w:rtl w:val="0"/>
-        </w:rPr>
-        <w:t xml:space="preserve">Smooth navigation</w:t>
+        <w:spacing w:before="240"/>
+      </w:pPr>
+      <w:r>
+        <w:t>Smooth navigation</w:t>
       </w:r>
     </w:p>
     <w:p>
@@ -2623,14 +2309,9 @@
           <w:ilvl w:val="0"/>
           <w:numId w:val="1"/>
         </w:numPr>
-        <w:spacing w:after="0" w:afterAutospacing="0" w:before="0" w:beforeAutospacing="0" w:lineRule="auto"/>
-        <w:ind w:left="720" w:hanging="360"/>
-      </w:pPr>
-      <w:r>
-        <w:rPr>
-          <w:rtl w:val="0"/>
-        </w:rPr>
-        <w:t xml:space="preserve">Real-time status updates</w:t>
+      </w:pPr>
+      <w:r>
+        <w:t>Real-time status updates</w:t>
       </w:r>
     </w:p>
     <w:p>
@@ -2639,14 +2320,10 @@
           <w:ilvl w:val="0"/>
           <w:numId w:val="1"/>
         </w:numPr>
-        <w:spacing w:after="240" w:before="0" w:beforeAutospacing="0" w:lineRule="auto"/>
-        <w:ind w:left="720" w:hanging="360"/>
-      </w:pPr>
-      <w:r>
-        <w:rPr>
-          <w:rtl w:val="0"/>
-        </w:rPr>
-        <w:t xml:space="preserve">Dynamic dashboards for companies and users</w:t>
+        <w:spacing w:after="240"/>
+      </w:pPr>
+      <w:r>
+        <w:t>Dynamic dashboards for companies and users</w:t>
       </w:r>
     </w:p>
     <w:p>
@@ -2654,39 +2331,35 @@
         <w:pStyle w:val="Heading3"/>
         <w:keepNext w:val="0"/>
         <w:keepLines w:val="0"/>
-        <w:spacing w:before="280" w:lineRule="auto"/>
-        <w:rPr>
-          <w:b w:val="1"/>
-          <w:bCs w:val="1"/>
+        <w:spacing w:before="280"/>
+        <w:rPr>
+          <w:b/>
+          <w:bCs/>
           <w:color w:val="000000"/>
           <w:sz w:val="26"/>
           <w:szCs w:val="26"/>
         </w:rPr>
       </w:pPr>
-      <w:bookmarkStart w:colFirst="0" w:colLast="0" w:name="_n1jn5h9n88v2" w:id="24"/>
-      <w:bookmarkEnd w:id="24"/>
-      <w:r>
-        <w:rPr>
-          <w:b w:val="1"/>
-          <w:bCs w:val="1"/>
+      <w:bookmarkStart w:id="25" w:name="_n1jn5h9n88v2" w:colFirst="0" w:colLast="0"/>
+      <w:bookmarkEnd w:id="25"/>
+      <w:r>
+        <w:rPr>
+          <w:b/>
+          <w:bCs/>
           <w:color w:val="000000"/>
           <w:sz w:val="26"/>
           <w:szCs w:val="26"/>
-          <w:rtl w:val="0"/>
-        </w:rPr>
-        <w:t xml:space="preserve">Backend – Node.js</w:t>
-      </w:r>
-    </w:p>
-    <w:p>
-      <w:pPr>
-        <w:spacing w:after="240" w:before="240" w:lineRule="auto"/>
-        <w:rPr/>
-      </w:pPr>
-      <w:r>
-        <w:rPr>
-          <w:rtl w:val="0"/>
-        </w:rPr>
-        <w:t xml:space="preserve">Node.js handles:</w:t>
+        </w:rPr>
+        <w:t>Backend – Node.js</w:t>
+      </w:r>
+    </w:p>
+    <w:p>
+      <w:pPr>
+        <w:spacing w:before="240" w:after="240"/>
+      </w:pPr>
+      <w:r>
+        <w:lastRenderedPageBreak/>
+        <w:t>Node.js handles:</w:t>
       </w:r>
     </w:p>
     <w:p>
@@ -2695,14 +2368,10 @@
           <w:ilvl w:val="0"/>
           <w:numId w:val="5"/>
         </w:numPr>
-        <w:spacing w:after="0" w:afterAutospacing="0" w:before="240" w:lineRule="auto"/>
-        <w:ind w:left="720" w:hanging="360"/>
-      </w:pPr>
-      <w:r>
-        <w:rPr>
-          <w:rtl w:val="0"/>
-        </w:rPr>
-        <w:t xml:space="preserve">Authentication and authorization</w:t>
+        <w:spacing w:before="240"/>
+      </w:pPr>
+      <w:r>
+        <w:t>Authentication and authorization</w:t>
       </w:r>
     </w:p>
     <w:p>
@@ -2711,14 +2380,9 @@
           <w:ilvl w:val="0"/>
           <w:numId w:val="5"/>
         </w:numPr>
-        <w:spacing w:after="0" w:afterAutospacing="0" w:before="0" w:beforeAutospacing="0" w:lineRule="auto"/>
-        <w:ind w:left="720" w:hanging="360"/>
-      </w:pPr>
-      <w:r>
-        <w:rPr>
-          <w:rtl w:val="0"/>
-        </w:rPr>
-        <w:t xml:space="preserve">Application workflows</w:t>
+      </w:pPr>
+      <w:r>
+        <w:t>Application workflows</w:t>
       </w:r>
     </w:p>
     <w:p>
@@ -2727,14 +2391,9 @@
           <w:ilvl w:val="0"/>
           <w:numId w:val="5"/>
         </w:numPr>
-        <w:spacing w:after="0" w:afterAutospacing="0" w:before="0" w:beforeAutospacing="0" w:lineRule="auto"/>
-        <w:ind w:left="720" w:hanging="360"/>
-      </w:pPr>
-      <w:r>
-        <w:rPr>
-          <w:rtl w:val="0"/>
-        </w:rPr>
-        <w:t xml:space="preserve">Job postings and applicant management</w:t>
+      </w:pPr>
+      <w:r>
+        <w:t>Job postings and applicant management</w:t>
       </w:r>
     </w:p>
     <w:p>
@@ -2743,16 +2402,24 @@
           <w:ilvl w:val="0"/>
           <w:numId w:val="5"/>
         </w:numPr>
-        <w:spacing w:after="240" w:before="0" w:beforeAutospacing="0" w:lineRule="auto"/>
-        <w:ind w:left="720" w:hanging="360"/>
-      </w:pPr>
-      <w:r>
-        <w:rPr>
-          <w:rtl w:val="0"/>
-        </w:rPr>
-        <w:t xml:space="preserve">API integration</w:t>
-        <w:br w:type="textWrapping"/>
-        <w:t xml:space="preserve">Its asynchronous nature supports scalability and high traffic.</w:t>
+        <w:spacing w:after="240"/>
+      </w:pPr>
+      <w:r>
+        <w:t>API integration</w:t>
+      </w:r>
+      <w:r>
+        <w:br/>
+      </w:r>
+      <w:proofErr w:type="gramStart"/>
+      <w:r>
+        <w:t>Its</w:t>
+      </w:r>
+      <w:proofErr w:type="gramEnd"/>
+      <w:r>
+        <w:t xml:space="preserve"> asynchronous nature supports scalability</w:t>
+      </w:r>
+      <w:r>
+        <w:t xml:space="preserve"> and high traffic.</w:t>
       </w:r>
     </w:p>
     <w:p>
@@ -2760,39 +2427,34 @@
         <w:pStyle w:val="Heading3"/>
         <w:keepNext w:val="0"/>
         <w:keepLines w:val="0"/>
-        <w:spacing w:before="280" w:lineRule="auto"/>
-        <w:rPr>
-          <w:b w:val="1"/>
-          <w:bCs w:val="1"/>
+        <w:spacing w:before="280"/>
+        <w:rPr>
+          <w:b/>
+          <w:bCs/>
           <w:color w:val="000000"/>
           <w:sz w:val="26"/>
           <w:szCs w:val="26"/>
         </w:rPr>
       </w:pPr>
-      <w:bookmarkStart w:colFirst="0" w:colLast="0" w:name="_6xn2x3x2p7bx" w:id="25"/>
-      <w:bookmarkEnd w:id="25"/>
-      <w:r>
-        <w:rPr>
-          <w:b w:val="1"/>
-          <w:bCs w:val="1"/>
+      <w:bookmarkStart w:id="26" w:name="_6xn2x3x2p7bx" w:colFirst="0" w:colLast="0"/>
+      <w:bookmarkEnd w:id="26"/>
+      <w:r>
+        <w:rPr>
+          <w:b/>
+          <w:bCs/>
           <w:color w:val="000000"/>
           <w:sz w:val="26"/>
           <w:szCs w:val="26"/>
-          <w:rtl w:val="0"/>
-        </w:rPr>
-        <w:t xml:space="preserve">Database – SQL Server</w:t>
-      </w:r>
-    </w:p>
-    <w:p>
-      <w:pPr>
-        <w:spacing w:after="240" w:before="240" w:lineRule="auto"/>
-        <w:rPr/>
-      </w:pPr>
-      <w:r>
-        <w:rPr>
-          <w:rtl w:val="0"/>
-        </w:rPr>
-        <w:t xml:space="preserve">SQL Server stores:</w:t>
+        </w:rPr>
+        <w:t>Database – SQL Server</w:t>
+      </w:r>
+    </w:p>
+    <w:p>
+      <w:pPr>
+        <w:spacing w:before="240" w:after="240"/>
+      </w:pPr>
+      <w:r>
+        <w:t>SQL Server stores:</w:t>
       </w:r>
     </w:p>
     <w:p>
@@ -2801,14 +2463,10 @@
           <w:ilvl w:val="0"/>
           <w:numId w:val="10"/>
         </w:numPr>
-        <w:spacing w:after="0" w:afterAutospacing="0" w:before="240" w:lineRule="auto"/>
-        <w:ind w:left="720" w:hanging="360"/>
-      </w:pPr>
-      <w:r>
-        <w:rPr>
-          <w:rtl w:val="0"/>
-        </w:rPr>
-        <w:t xml:space="preserve">User and company profiles</w:t>
+        <w:spacing w:before="240"/>
+      </w:pPr>
+      <w:r>
+        <w:t>User and company profiles</w:t>
       </w:r>
     </w:p>
     <w:p>
@@ -2817,14 +2475,9 @@
           <w:ilvl w:val="0"/>
           <w:numId w:val="10"/>
         </w:numPr>
-        <w:spacing w:after="0" w:afterAutospacing="0" w:before="0" w:beforeAutospacing="0" w:lineRule="auto"/>
-        <w:ind w:left="720" w:hanging="360"/>
-      </w:pPr>
-      <w:r>
-        <w:rPr>
-          <w:rtl w:val="0"/>
-        </w:rPr>
-        <w:t xml:space="preserve">Job and internship data</w:t>
+      </w:pPr>
+      <w:r>
+        <w:t>Job and internship data</w:t>
       </w:r>
     </w:p>
     <w:p>
@@ -2833,14 +2486,9 @@
           <w:ilvl w:val="0"/>
           <w:numId w:val="10"/>
         </w:numPr>
-        <w:spacing w:after="0" w:afterAutospacing="0" w:before="0" w:beforeAutospacing="0" w:lineRule="auto"/>
-        <w:ind w:left="720" w:hanging="360"/>
-      </w:pPr>
-      <w:r>
-        <w:rPr>
-          <w:rtl w:val="0"/>
-        </w:rPr>
-        <w:t xml:space="preserve">Applications and status history</w:t>
+      </w:pPr>
+      <w:r>
+        <w:t>Applications and status history</w:t>
       </w:r>
     </w:p>
     <w:p>
@@ -2849,16 +2497,21 @@
           <w:ilvl w:val="0"/>
           <w:numId w:val="10"/>
         </w:numPr>
-        <w:spacing w:after="240" w:before="0" w:beforeAutospacing="0" w:lineRule="auto"/>
-        <w:ind w:left="720" w:hanging="360"/>
-      </w:pPr>
-      <w:r>
-        <w:rPr>
-          <w:rtl w:val="0"/>
-        </w:rPr>
-        <w:t xml:space="preserve">Services and products</w:t>
-        <w:br w:type="textWrapping"/>
-        <w:t xml:space="preserve">Its relational structure ensures secure and efficient data management.</w:t>
+        <w:spacing w:after="240"/>
+      </w:pPr>
+      <w:r>
+        <w:t>Services and products</w:t>
+      </w:r>
+      <w:r>
+        <w:br/>
+      </w:r>
+      <w:proofErr w:type="gramStart"/>
+      <w:r>
+        <w:t>Its</w:t>
+      </w:r>
+      <w:proofErr w:type="gramEnd"/>
+      <w:r>
+        <w:t xml:space="preserve"> relational structure ensures secure and efficient data management.</w:t>
       </w:r>
     </w:p>
     <w:p>
@@ -2866,92 +2519,73 @@
         <w:pStyle w:val="Heading2"/>
         <w:keepNext w:val="0"/>
         <w:keepLines w:val="0"/>
-        <w:spacing w:after="80" w:lineRule="auto"/>
-        <w:rPr>
-          <w:b w:val="1"/>
-          <w:bCs w:val="1"/>
+        <w:spacing w:after="80"/>
+        <w:rPr>
+          <w:b/>
+          <w:bCs/>
           <w:sz w:val="34"/>
           <w:szCs w:val="34"/>
         </w:rPr>
       </w:pPr>
-      <w:bookmarkStart w:colFirst="0" w:colLast="0" w:name="_ujacdis3i7l" w:id="26"/>
-      <w:bookmarkEnd w:id="26"/>
-      <w:r>
-        <w:rPr>
-          <w:b w:val="1"/>
-          <w:bCs w:val="1"/>
+      <w:bookmarkStart w:id="27" w:name="_ujacdis3i7l" w:colFirst="0" w:colLast="0"/>
+      <w:bookmarkEnd w:id="27"/>
+      <w:r>
+        <w:rPr>
+          <w:b/>
+          <w:bCs/>
           <w:sz w:val="34"/>
           <w:szCs w:val="34"/>
-          <w:rtl w:val="0"/>
-        </w:rPr>
-        <w:t xml:space="preserve">4. Review of Similar Existing Projects</w:t>
-      </w:r>
-    </w:p>
-    <w:p>
-      <w:pPr>
-        <w:spacing w:after="240" w:before="240" w:lineRule="auto"/>
-        <w:rPr/>
-      </w:pPr>
-      <w:r>
-        <w:rPr>
-          <w:rtl w:val="0"/>
-        </w:rPr>
+        </w:rPr>
+        <w:t>4. Review of Similar Existing Projects</w:t>
+      </w:r>
+    </w:p>
+    <w:p>
+      <w:pPr>
+        <w:spacing w:before="240" w:after="240"/>
+      </w:pPr>
+      <w:r>
         <w:t xml:space="preserve">Popular platforms such as </w:t>
       </w:r>
       <w:r>
         <w:rPr>
-          <w:b w:val="1"/>
-          <w:bCs w:val="1"/>
-          <w:rtl w:val="0"/>
-        </w:rPr>
-        <w:t xml:space="preserve">LinkedIn</w:t>
-      </w:r>
-      <w:r>
-        <w:rPr>
-          <w:rtl w:val="0"/>
-        </w:rPr>
+          <w:b/>
+          <w:bCs/>
+        </w:rPr>
+        <w:t>LinkedIn</w:t>
+      </w:r>
+      <w:r>
         <w:t xml:space="preserve">, </w:t>
       </w:r>
       <w:r>
         <w:rPr>
-          <w:b w:val="1"/>
-          <w:bCs w:val="1"/>
-          <w:rtl w:val="0"/>
-        </w:rPr>
-        <w:t xml:space="preserve">Indeed</w:t>
-      </w:r>
-      <w:r>
-        <w:rPr>
-          <w:rtl w:val="0"/>
-        </w:rPr>
+          <w:b/>
+          <w:bCs/>
+        </w:rPr>
+        <w:t>Indeed</w:t>
+      </w:r>
+      <w:r>
         <w:t xml:space="preserve">, </w:t>
       </w:r>
       <w:r>
         <w:rPr>
-          <w:b w:val="1"/>
-          <w:bCs w:val="1"/>
-          <w:rtl w:val="0"/>
-        </w:rPr>
-        <w:t xml:space="preserve">Glassdoor</w:t>
-      </w:r>
-      <w:r>
-        <w:rPr>
-          <w:rtl w:val="0"/>
-        </w:rPr>
+          <w:b/>
+          <w:bCs/>
+        </w:rPr>
+        <w:t>Glassdoor</w:t>
+      </w:r>
+      <w:r>
         <w:t xml:space="preserve">, and </w:t>
       </w:r>
-      <w:r>
-        <w:rPr>
-          <w:b w:val="1"/>
-          <w:bCs w:val="1"/>
-          <w:rtl w:val="0"/>
-        </w:rPr>
-        <w:t xml:space="preserve">Upwork</w:t>
-      </w:r>
-      <w:r>
-        <w:rPr>
-          <w:rtl w:val="0"/>
-        </w:rPr>
+      <w:proofErr w:type="spellStart"/>
+      <w:r>
+        <w:rPr>
+          <w:b/>
+          <w:bCs/>
+        </w:rPr>
+        <w:t>Upwork</w:t>
+      </w:r>
+      <w:proofErr w:type="spellEnd"/>
+      <w:r>
         <w:t xml:space="preserve"> provide recruitment or service-based features.</w:t>
       </w:r>
     </w:p>
@@ -2960,27 +2594,26 @@
         <w:pStyle w:val="Heading3"/>
         <w:keepNext w:val="0"/>
         <w:keepLines w:val="0"/>
-        <w:spacing w:before="280" w:lineRule="auto"/>
-        <w:rPr>
-          <w:b w:val="1"/>
-          <w:bCs w:val="1"/>
+        <w:spacing w:before="280"/>
+        <w:rPr>
+          <w:b/>
+          <w:bCs/>
           <w:color w:val="000000"/>
           <w:sz w:val="26"/>
           <w:szCs w:val="26"/>
         </w:rPr>
       </w:pPr>
-      <w:bookmarkStart w:colFirst="0" w:colLast="0" w:name="_mdrw8u7tjk96" w:id="27"/>
-      <w:bookmarkEnd w:id="27"/>
-      <w:r>
-        <w:rPr>
-          <w:b w:val="1"/>
-          <w:bCs w:val="1"/>
+      <w:bookmarkStart w:id="28" w:name="_mdrw8u7tjk96" w:colFirst="0" w:colLast="0"/>
+      <w:bookmarkEnd w:id="28"/>
+      <w:r>
+        <w:rPr>
+          <w:b/>
+          <w:bCs/>
           <w:color w:val="000000"/>
           <w:sz w:val="26"/>
           <w:szCs w:val="26"/>
-          <w:rtl w:val="0"/>
-        </w:rPr>
-        <w:t xml:space="preserve">Strengths</w:t>
+        </w:rPr>
+        <w:t>Strengths</w:t>
       </w:r>
     </w:p>
     <w:p>
@@ -2989,14 +2622,10 @@
           <w:ilvl w:val="0"/>
           <w:numId w:val="4"/>
         </w:numPr>
-        <w:spacing w:after="0" w:afterAutospacing="0" w:before="240" w:lineRule="auto"/>
-        <w:ind w:left="720" w:hanging="360"/>
-      </w:pPr>
-      <w:r>
-        <w:rPr>
-          <w:rtl w:val="0"/>
-        </w:rPr>
-        <w:t xml:space="preserve">Large user base</w:t>
+        <w:spacing w:before="240"/>
+      </w:pPr>
+      <w:r>
+        <w:t>Large user base</w:t>
       </w:r>
     </w:p>
     <w:p>
@@ -3005,14 +2634,9 @@
           <w:ilvl w:val="0"/>
           <w:numId w:val="4"/>
         </w:numPr>
-        <w:spacing w:after="0" w:afterAutospacing="0" w:before="0" w:beforeAutospacing="0" w:lineRule="auto"/>
-        <w:ind w:left="720" w:hanging="360"/>
-      </w:pPr>
-      <w:r>
-        <w:rPr>
-          <w:rtl w:val="0"/>
-        </w:rPr>
-        <w:t xml:space="preserve">Job discovery and networking</w:t>
+      </w:pPr>
+      <w:r>
+        <w:t>Job discovery and networking</w:t>
       </w:r>
     </w:p>
     <w:p>
@@ -3021,14 +2645,10 @@
           <w:ilvl w:val="0"/>
           <w:numId w:val="4"/>
         </w:numPr>
-        <w:spacing w:after="240" w:before="0" w:beforeAutospacing="0" w:lineRule="auto"/>
-        <w:ind w:left="720" w:hanging="360"/>
-      </w:pPr>
-      <w:r>
-        <w:rPr>
-          <w:rtl w:val="0"/>
-        </w:rPr>
-        <w:t xml:space="preserve">Resume uploads and recruiter access</w:t>
+        <w:spacing w:after="240"/>
+      </w:pPr>
+      <w:r>
+        <w:t>Resume uploads and recruiter access</w:t>
       </w:r>
     </w:p>
     <w:p>
@@ -3036,27 +2656,26 @@
         <w:pStyle w:val="Heading3"/>
         <w:keepNext w:val="0"/>
         <w:keepLines w:val="0"/>
-        <w:spacing w:before="280" w:lineRule="auto"/>
-        <w:rPr>
-          <w:b w:val="1"/>
-          <w:bCs w:val="1"/>
+        <w:spacing w:before="280"/>
+        <w:rPr>
+          <w:b/>
+          <w:bCs/>
           <w:color w:val="000000"/>
           <w:sz w:val="26"/>
           <w:szCs w:val="26"/>
         </w:rPr>
       </w:pPr>
-      <w:bookmarkStart w:colFirst="0" w:colLast="0" w:name="_6bjh57tig1g" w:id="28"/>
-      <w:bookmarkEnd w:id="28"/>
-      <w:r>
-        <w:rPr>
-          <w:b w:val="1"/>
-          <w:bCs w:val="1"/>
+      <w:bookmarkStart w:id="29" w:name="_6bjh57tig1g" w:colFirst="0" w:colLast="0"/>
+      <w:bookmarkEnd w:id="29"/>
+      <w:r>
+        <w:rPr>
+          <w:b/>
+          <w:bCs/>
           <w:color w:val="000000"/>
           <w:sz w:val="26"/>
           <w:szCs w:val="26"/>
-          <w:rtl w:val="0"/>
-        </w:rPr>
-        <w:t xml:space="preserve">Weaknesses</w:t>
+        </w:rPr>
+        <w:t>Weaknesses</w:t>
       </w:r>
     </w:p>
     <w:p>
@@ -3065,14 +2684,13 @@
           <w:ilvl w:val="0"/>
           <w:numId w:val="15"/>
         </w:numPr>
-        <w:spacing w:after="0" w:afterAutospacing="0" w:before="240" w:lineRule="auto"/>
-        <w:ind w:left="720" w:hanging="360"/>
-      </w:pPr>
-      <w:r>
-        <w:rPr>
-          <w:rtl w:val="0"/>
-        </w:rPr>
-        <w:t xml:space="preserve">No pre-application eligibility checks</w:t>
+        <w:spacing w:before="240"/>
+      </w:pPr>
+      <w:r>
+        <w:t>No</w:t>
+      </w:r>
+      <w:r>
+        <w:t xml:space="preserve"> pre-application eligibility checks</w:t>
       </w:r>
     </w:p>
     <w:p>
@@ -3081,14 +2699,9 @@
           <w:ilvl w:val="0"/>
           <w:numId w:val="15"/>
         </w:numPr>
-        <w:spacing w:after="0" w:afterAutospacing="0" w:before="0" w:beforeAutospacing="0" w:lineRule="auto"/>
-        <w:ind w:left="720" w:hanging="360"/>
-      </w:pPr>
-      <w:r>
-        <w:rPr>
-          <w:rtl w:val="0"/>
-        </w:rPr>
-        <w:t xml:space="preserve">High number of irrelevant applications</w:t>
+      </w:pPr>
+      <w:r>
+        <w:t>High number of irrelevant applications</w:t>
       </w:r>
     </w:p>
     <w:p>
@@ -3097,14 +2710,9 @@
           <w:ilvl w:val="0"/>
           <w:numId w:val="15"/>
         </w:numPr>
-        <w:spacing w:after="0" w:afterAutospacing="0" w:before="0" w:beforeAutospacing="0" w:lineRule="auto"/>
-        <w:ind w:left="720" w:hanging="360"/>
-      </w:pPr>
-      <w:r>
-        <w:rPr>
-          <w:rtl w:val="0"/>
-        </w:rPr>
-        <w:t xml:space="preserve">Limited transparency and feedback</w:t>
+      </w:pPr>
+      <w:r>
+        <w:t>Limited transparency and feedback</w:t>
       </w:r>
     </w:p>
     <w:p>
@@ -3113,14 +2721,10 @@
           <w:ilvl w:val="0"/>
           <w:numId w:val="15"/>
         </w:numPr>
-        <w:spacing w:after="240" w:before="0" w:beforeAutospacing="0" w:lineRule="auto"/>
-        <w:ind w:left="720" w:hanging="360"/>
-      </w:pPr>
-      <w:r>
-        <w:rPr>
-          <w:rtl w:val="0"/>
-        </w:rPr>
-        <w:t xml:space="preserve">Recruitment and services are handled separately</w:t>
+        <w:spacing w:after="240"/>
+      </w:pPr>
+      <w:r>
+        <w:t>Recruitment and services are handled separately</w:t>
       </w:r>
     </w:p>
     <w:p>
@@ -3128,25 +2732,24 @@
         <w:pStyle w:val="Heading2"/>
         <w:keepNext w:val="0"/>
         <w:keepLines w:val="0"/>
-        <w:spacing w:after="80" w:lineRule="auto"/>
-        <w:rPr>
-          <w:b w:val="1"/>
-          <w:bCs w:val="1"/>
+        <w:spacing w:after="80"/>
+        <w:rPr>
+          <w:b/>
+          <w:bCs/>
           <w:sz w:val="34"/>
           <w:szCs w:val="34"/>
         </w:rPr>
       </w:pPr>
-      <w:bookmarkStart w:colFirst="0" w:colLast="0" w:name="_6w4pb52jlknr" w:id="29"/>
-      <w:bookmarkEnd w:id="29"/>
-      <w:r>
-        <w:rPr>
-          <w:b w:val="1"/>
-          <w:bCs w:val="1"/>
+      <w:bookmarkStart w:id="30" w:name="_6w4pb52jlknr" w:colFirst="0" w:colLast="0"/>
+      <w:bookmarkEnd w:id="30"/>
+      <w:r>
+        <w:rPr>
+          <w:b/>
+          <w:bCs/>
           <w:sz w:val="34"/>
           <w:szCs w:val="34"/>
-          <w:rtl w:val="0"/>
-        </w:rPr>
-        <w:t xml:space="preserve">5. What Makes This Project Different</w:t>
+        </w:rPr>
+        <w:t>5. What Makes This Project Different</w:t>
       </w:r>
     </w:p>
     <w:p>
@@ -3154,55 +2757,63 @@
         <w:pStyle w:val="Heading3"/>
         <w:keepNext w:val="0"/>
         <w:keepLines w:val="0"/>
-        <w:spacing w:before="280" w:lineRule="auto"/>
-        <w:rPr>
-          <w:b w:val="1"/>
-          <w:bCs w:val="1"/>
+        <w:spacing w:before="280"/>
+        <w:rPr>
+          <w:b/>
+          <w:bCs/>
           <w:color w:val="000000"/>
           <w:sz w:val="26"/>
           <w:szCs w:val="26"/>
         </w:rPr>
       </w:pPr>
-      <w:bookmarkStart w:colFirst="0" w:colLast="0" w:name="_tb5gt3ukmedr" w:id="30"/>
-      <w:bookmarkEnd w:id="30"/>
-      <w:r>
-        <w:rPr>
-          <w:b w:val="1"/>
-          <w:bCs w:val="1"/>
+      <w:bookmarkStart w:id="31" w:name="_tb5gt3ukmedr" w:colFirst="0" w:colLast="0"/>
+      <w:bookmarkEnd w:id="31"/>
+      <w:proofErr w:type="spellStart"/>
+      <w:r>
+        <w:rPr>
+          <w:b/>
+          <w:bCs/>
           <w:color w:val="000000"/>
           <w:sz w:val="26"/>
           <w:szCs w:val="26"/>
-          <w:rtl w:val="0"/>
-        </w:rPr>
-        <w:t xml:space="preserve">Hirely (Key Innovation)</w:t>
-      </w:r>
-    </w:p>
-    <w:p>
-      <w:pPr>
-        <w:spacing w:after="240" w:before="240" w:lineRule="auto"/>
-        <w:rPr/>
-      </w:pPr>
-      <w:r>
-        <w:rPr>
-          <w:rtl w:val="0"/>
-        </w:rPr>
-        <w:t xml:space="preserve">Unlike traditional systems, this platform </w:t>
-      </w:r>
-      <w:r>
-        <w:rPr>
-          <w:b w:val="1"/>
-          <w:bCs w:val="1"/>
-          <w:rtl w:val="0"/>
-        </w:rPr>
-        <w:t xml:space="preserve">filters candidates before application submission</w:t>
-      </w:r>
-      <w:r>
-        <w:rPr>
-          <w:rtl w:val="0"/>
-        </w:rPr>
-        <w:t xml:space="preserve">.</w:t>
-        <w:br w:type="textWrapping"/>
-        <w:t xml:space="preserve">It ensures:</w:t>
+        </w:rPr>
+        <w:t>Hirely</w:t>
+      </w:r>
+      <w:proofErr w:type="spellEnd"/>
+      <w:r>
+        <w:rPr>
+          <w:b/>
+          <w:bCs/>
+          <w:color w:val="000000"/>
+          <w:sz w:val="26"/>
+          <w:szCs w:val="26"/>
+        </w:rPr>
+        <w:t xml:space="preserve"> (Key Innovation)</w:t>
+      </w:r>
+    </w:p>
+    <w:p>
+      <w:pPr>
+        <w:spacing w:before="240" w:after="240"/>
+      </w:pPr>
+      <w:r>
+        <w:t>Unlike traditional systems, this platf</w:t>
+      </w:r>
+      <w:r>
+        <w:t xml:space="preserve">orm </w:t>
+      </w:r>
+      <w:r>
+        <w:rPr>
+          <w:b/>
+          <w:bCs/>
+        </w:rPr>
+        <w:t>filters candidates before application submission</w:t>
+      </w:r>
+      <w:r>
+        <w:t>.</w:t>
+      </w:r>
+      <w:r>
+        <w:br/>
+        <w:t>It ensures:</w:t>
       </w:r>
     </w:p>
     <w:p>
@@ -3211,14 +2822,11 @@
           <w:ilvl w:val="0"/>
           <w:numId w:val="6"/>
         </w:numPr>
-        <w:spacing w:after="0" w:afterAutospacing="0" w:before="240" w:lineRule="auto"/>
-        <w:ind w:left="720" w:hanging="360"/>
-      </w:pPr>
-      <w:r>
-        <w:rPr>
-          <w:rtl w:val="0"/>
-        </w:rPr>
-        <w:t xml:space="preserve">Eligibility verification</w:t>
+        <w:spacing w:before="240"/>
+      </w:pPr>
+      <w:r>
+        <w:lastRenderedPageBreak/>
+        <w:t>Eligibility verification</w:t>
       </w:r>
     </w:p>
     <w:p>
@@ -3227,14 +2835,9 @@
           <w:ilvl w:val="0"/>
           <w:numId w:val="6"/>
         </w:numPr>
-        <w:spacing w:after="0" w:afterAutospacing="0" w:before="0" w:beforeAutospacing="0" w:lineRule="auto"/>
-        <w:ind w:left="720" w:hanging="360"/>
-      </w:pPr>
-      <w:r>
-        <w:rPr>
-          <w:rtl w:val="0"/>
-        </w:rPr>
-        <w:t xml:space="preserve">Skill-gap awareness</w:t>
+      </w:pPr>
+      <w:r>
+        <w:t>Skill-gap awareness</w:t>
       </w:r>
     </w:p>
     <w:p>
@@ -3243,14 +2846,10 @@
           <w:ilvl w:val="0"/>
           <w:numId w:val="6"/>
         </w:numPr>
-        <w:spacing w:after="240" w:before="0" w:beforeAutospacing="0" w:lineRule="auto"/>
-        <w:ind w:left="720" w:hanging="360"/>
-      </w:pPr>
-      <w:r>
-        <w:rPr>
-          <w:rtl w:val="0"/>
-        </w:rPr>
-        <w:t xml:space="preserve">Reduction in spam applications</w:t>
+        <w:spacing w:after="240"/>
+      </w:pPr>
+      <w:r>
+        <w:t>Reduction in spam applications</w:t>
       </w:r>
     </w:p>
     <w:p>
@@ -3258,39 +2857,34 @@
         <w:pStyle w:val="Heading3"/>
         <w:keepNext w:val="0"/>
         <w:keepLines w:val="0"/>
-        <w:spacing w:before="280" w:lineRule="auto"/>
-        <w:rPr>
-          <w:b w:val="1"/>
-          <w:bCs w:val="1"/>
+        <w:spacing w:before="280"/>
+        <w:rPr>
+          <w:b/>
+          <w:bCs/>
           <w:color w:val="000000"/>
           <w:sz w:val="26"/>
           <w:szCs w:val="26"/>
         </w:rPr>
       </w:pPr>
-      <w:bookmarkStart w:colFirst="0" w:colLast="0" w:name="_axr9b5sbnahe" w:id="31"/>
-      <w:bookmarkEnd w:id="31"/>
-      <w:r>
-        <w:rPr>
-          <w:b w:val="1"/>
-          <w:bCs w:val="1"/>
+      <w:bookmarkStart w:id="32" w:name="_axr9b5sbnahe" w:colFirst="0" w:colLast="0"/>
+      <w:bookmarkEnd w:id="32"/>
+      <w:r>
+        <w:rPr>
+          <w:b/>
+          <w:bCs/>
           <w:color w:val="000000"/>
           <w:sz w:val="26"/>
           <w:szCs w:val="26"/>
-          <w:rtl w:val="0"/>
-        </w:rPr>
-        <w:t xml:space="preserve">Two-Sided Platform</w:t>
-      </w:r>
-    </w:p>
-    <w:p>
-      <w:pPr>
-        <w:spacing w:after="240" w:before="240" w:lineRule="auto"/>
-        <w:rPr/>
-      </w:pPr>
-      <w:r>
-        <w:rPr>
-          <w:rtl w:val="0"/>
-        </w:rPr>
-        <w:t xml:space="preserve">Companies can:</w:t>
+        </w:rPr>
+        <w:t>Two-Sided Platform</w:t>
+      </w:r>
+    </w:p>
+    <w:p>
+      <w:pPr>
+        <w:spacing w:before="240" w:after="240"/>
+      </w:pPr>
+      <w:r>
+        <w:t>Companies can:</w:t>
       </w:r>
     </w:p>
     <w:p>
@@ -3299,14 +2893,10 @@
           <w:ilvl w:val="0"/>
           <w:numId w:val="14"/>
         </w:numPr>
-        <w:spacing w:after="0" w:afterAutospacing="0" w:before="240" w:lineRule="auto"/>
-        <w:ind w:left="720" w:hanging="360"/>
-      </w:pPr>
-      <w:r>
-        <w:rPr>
-          <w:rtl w:val="0"/>
-        </w:rPr>
-        <w:t xml:space="preserve">Hire talent</w:t>
+        <w:spacing w:before="240"/>
+      </w:pPr>
+      <w:r>
+        <w:t>Hire talent</w:t>
       </w:r>
     </w:p>
     <w:p>
@@ -3315,16 +2905,13 @@
           <w:ilvl w:val="0"/>
           <w:numId w:val="14"/>
         </w:numPr>
-        <w:spacing w:after="0" w:afterAutospacing="0" w:before="0" w:beforeAutospacing="0" w:lineRule="auto"/>
-        <w:ind w:left="720" w:hanging="360"/>
-      </w:pPr>
-      <w:r>
-        <w:rPr>
-          <w:rtl w:val="0"/>
-        </w:rPr>
-        <w:t xml:space="preserve">Offer services and products</w:t>
-        <w:br w:type="textWrapping"/>
-        <w:t xml:space="preserve">Users can:</w:t>
+      </w:pPr>
+      <w:r>
+        <w:t>Offer services and products</w:t>
+      </w:r>
+      <w:r>
+        <w:br/>
+        <w:t>Users can:</w:t>
       </w:r>
     </w:p>
     <w:p>
@@ -3333,14 +2920,9 @@
           <w:ilvl w:val="0"/>
           <w:numId w:val="14"/>
         </w:numPr>
-        <w:spacing w:after="0" w:afterAutospacing="0" w:before="0" w:beforeAutospacing="0" w:lineRule="auto"/>
-        <w:ind w:left="720" w:hanging="360"/>
-      </w:pPr>
-      <w:r>
-        <w:rPr>
-          <w:rtl w:val="0"/>
-        </w:rPr>
-        <w:t xml:space="preserve">Apply for jobs</w:t>
+      </w:pPr>
+      <w:r>
+        <w:t>Apply for jobs</w:t>
       </w:r>
     </w:p>
     <w:p>
@@ -3349,14 +2931,10 @@
           <w:ilvl w:val="0"/>
           <w:numId w:val="14"/>
         </w:numPr>
-        <w:spacing w:after="240" w:before="0" w:beforeAutospacing="0" w:lineRule="auto"/>
-        <w:ind w:left="720" w:hanging="360"/>
-      </w:pPr>
-      <w:r>
-        <w:rPr>
-          <w:rtl w:val="0"/>
-        </w:rPr>
-        <w:t xml:space="preserve">Act as clients for company services</w:t>
+        <w:spacing w:after="240"/>
+      </w:pPr>
+      <w:r>
+        <w:t>Act as clients for company services</w:t>
       </w:r>
     </w:p>
     <w:p>
@@ -3364,27 +2942,48 @@
         <w:pStyle w:val="Heading3"/>
         <w:keepNext w:val="0"/>
         <w:keepLines w:val="0"/>
-        <w:spacing w:before="280" w:lineRule="auto"/>
-        <w:rPr>
-          <w:b w:val="1"/>
-          <w:bCs w:val="1"/>
+        <w:spacing w:before="280"/>
+        <w:rPr>
+          <w:b/>
+          <w:bCs/>
           <w:color w:val="000000"/>
           <w:sz w:val="26"/>
           <w:szCs w:val="26"/>
         </w:rPr>
       </w:pPr>
-      <w:bookmarkStart w:colFirst="0" w:colLast="0" w:name="_9bkcqadh637y" w:id="32"/>
-      <w:bookmarkEnd w:id="32"/>
-      <w:r>
-        <w:rPr>
-          <w:b w:val="1"/>
-          <w:bCs w:val="1"/>
+      <w:bookmarkStart w:id="33" w:name="_9bkcqadh637y" w:colFirst="0" w:colLast="0"/>
+      <w:bookmarkEnd w:id="33"/>
+      <w:r>
+        <w:rPr>
+          <w:b/>
+          <w:bCs/>
           <w:color w:val="000000"/>
           <w:sz w:val="26"/>
           <w:szCs w:val="26"/>
-          <w:rtl w:val="0"/>
-        </w:rPr>
-        <w:t xml:space="preserve">Improvement Over Existing Systems</w:t>
+        </w:rPr>
+        <w:t xml:space="preserve">Improvement </w:t>
+      </w:r>
+      <w:proofErr w:type="gramStart"/>
+      <w:r>
+        <w:rPr>
+          <w:b/>
+          <w:bCs/>
+          <w:color w:val="000000"/>
+          <w:sz w:val="26"/>
+          <w:szCs w:val="26"/>
+        </w:rPr>
+        <w:t>Over</w:t>
+      </w:r>
+      <w:proofErr w:type="gramEnd"/>
+      <w:r>
+        <w:rPr>
+          <w:b/>
+          <w:bCs/>
+          <w:color w:val="000000"/>
+          <w:sz w:val="26"/>
+          <w:szCs w:val="26"/>
+        </w:rPr>
+        <w:t xml:space="preserve"> Existing Systems</w:t>
       </w:r>
     </w:p>
     <w:p>
@@ -3393,14 +2992,10 @@
           <w:ilvl w:val="0"/>
           <w:numId w:val="22"/>
         </w:numPr>
-        <w:spacing w:after="0" w:afterAutospacing="0" w:before="240" w:lineRule="auto"/>
-        <w:ind w:left="720" w:hanging="360"/>
-      </w:pPr>
-      <w:r>
-        <w:rPr>
-          <w:rtl w:val="0"/>
-        </w:rPr>
-        <w:t xml:space="preserve">Shifts filtering from post-application to pre-application</w:t>
+        <w:spacing w:before="240"/>
+      </w:pPr>
+      <w:r>
+        <w:t>Shifts filtering from post-application to pre-application</w:t>
       </w:r>
     </w:p>
     <w:p>
@@ -3409,14 +3004,9 @@
           <w:ilvl w:val="0"/>
           <w:numId w:val="22"/>
         </w:numPr>
-        <w:spacing w:after="0" w:afterAutospacing="0" w:before="0" w:beforeAutospacing="0" w:lineRule="auto"/>
-        <w:ind w:left="720" w:hanging="360"/>
-      </w:pPr>
-      <w:r>
-        <w:rPr>
-          <w:rtl w:val="0"/>
-        </w:rPr>
-        <w:t xml:space="preserve">Saves recruiter time</w:t>
+      </w:pPr>
+      <w:r>
+        <w:t>Saves recruiter time</w:t>
       </w:r>
     </w:p>
     <w:p>
@@ -3425,14 +3015,9 @@
           <w:ilvl w:val="0"/>
           <w:numId w:val="22"/>
         </w:numPr>
-        <w:spacing w:after="0" w:afterAutospacing="0" w:before="0" w:beforeAutospacing="0" w:lineRule="auto"/>
-        <w:ind w:left="720" w:hanging="360"/>
-      </w:pPr>
-      <w:r>
-        <w:rPr>
-          <w:rtl w:val="0"/>
-        </w:rPr>
-        <w:t xml:space="preserve">Improves candidate quality</w:t>
+      </w:pPr>
+      <w:r>
+        <w:t>Improves candidate quality</w:t>
       </w:r>
     </w:p>
     <w:p>
@@ -3441,14 +3026,10 @@
           <w:ilvl w:val="0"/>
           <w:numId w:val="22"/>
         </w:numPr>
-        <w:spacing w:after="240" w:before="0" w:beforeAutospacing="0" w:lineRule="auto"/>
-        <w:ind w:left="720" w:hanging="360"/>
-      </w:pPr>
-      <w:r>
-        <w:rPr>
-          <w:rtl w:val="0"/>
-        </w:rPr>
-        <w:t xml:space="preserve">Provides transparency and early feedback</w:t>
+        <w:spacing w:after="240"/>
+      </w:pPr>
+      <w:r>
+        <w:t>Provides transparency and early feedback</w:t>
       </w:r>
     </w:p>
     <w:p>
@@ -3456,27 +3037,26 @@
         <w:pStyle w:val="Heading3"/>
         <w:keepNext w:val="0"/>
         <w:keepLines w:val="0"/>
-        <w:spacing w:before="280" w:lineRule="auto"/>
-        <w:rPr>
-          <w:b w:val="1"/>
-          <w:bCs w:val="1"/>
+        <w:spacing w:before="280"/>
+        <w:rPr>
+          <w:b/>
+          <w:bCs/>
           <w:color w:val="000000"/>
           <w:sz w:val="26"/>
           <w:szCs w:val="26"/>
         </w:rPr>
       </w:pPr>
-      <w:bookmarkStart w:colFirst="0" w:colLast="0" w:name="_topvivm9ppl7" w:id="33"/>
-      <w:bookmarkEnd w:id="33"/>
-      <w:r>
-        <w:rPr>
-          <w:b w:val="1"/>
-          <w:bCs w:val="1"/>
+      <w:bookmarkStart w:id="34" w:name="_topvivm9ppl7" w:colFirst="0" w:colLast="0"/>
+      <w:bookmarkEnd w:id="34"/>
+      <w:r>
+        <w:rPr>
+          <w:b/>
+          <w:bCs/>
           <w:color w:val="000000"/>
           <w:sz w:val="26"/>
           <w:szCs w:val="26"/>
-          <w:rtl w:val="0"/>
-        </w:rPr>
-        <w:t xml:space="preserve">Real-World Impact</w:t>
+        </w:rPr>
+        <w:t>Real-World Impact</w:t>
       </w:r>
     </w:p>
     <w:p>
@@ -3485,14 +3065,10 @@
           <w:ilvl w:val="0"/>
           <w:numId w:val="3"/>
         </w:numPr>
-        <w:spacing w:after="0" w:afterAutospacing="0" w:before="240" w:lineRule="auto"/>
-        <w:ind w:left="720" w:hanging="360"/>
-      </w:pPr>
-      <w:r>
-        <w:rPr>
-          <w:rtl w:val="0"/>
-        </w:rPr>
-        <w:t xml:space="preserve">Faster hiring</w:t>
+        <w:spacing w:before="240"/>
+      </w:pPr>
+      <w:r>
+        <w:t>Faster hiring</w:t>
       </w:r>
     </w:p>
     <w:p>
@@ -3501,14 +3077,12 @@
           <w:ilvl w:val="0"/>
           <w:numId w:val="3"/>
         </w:numPr>
-        <w:spacing w:after="0" w:afterAutospacing="0" w:before="0" w:beforeAutospacing="0" w:lineRule="auto"/>
-        <w:ind w:left="720" w:hanging="360"/>
-      </w:pPr>
-      <w:r>
-        <w:rPr>
-          <w:rtl w:val="0"/>
-        </w:rPr>
-        <w:t xml:space="preserve">Fairer recruitment</w:t>
+      </w:pPr>
+      <w:r>
+        <w:t xml:space="preserve">Fairer </w:t>
+      </w:r>
+      <w:r>
+        <w:t>recruitment</w:t>
       </w:r>
     </w:p>
     <w:p>
@@ -3517,14 +3091,9 @@
           <w:ilvl w:val="0"/>
           <w:numId w:val="3"/>
         </w:numPr>
-        <w:spacing w:after="0" w:afterAutospacing="0" w:before="0" w:beforeAutospacing="0" w:lineRule="auto"/>
-        <w:ind w:left="720" w:hanging="360"/>
-      </w:pPr>
-      <w:r>
-        <w:rPr>
-          <w:rtl w:val="0"/>
-        </w:rPr>
-        <w:t xml:space="preserve">Better candidate experience</w:t>
+      </w:pPr>
+      <w:r>
+        <w:t>Better candidate experience</w:t>
       </w:r>
     </w:p>
     <w:p>
@@ -3533,84 +3102,54 @@
           <w:ilvl w:val="0"/>
           <w:numId w:val="3"/>
         </w:numPr>
-        <w:spacing w:after="240" w:before="0" w:beforeAutospacing="0" w:lineRule="auto"/>
-        <w:ind w:left="720" w:hanging="360"/>
-      </w:pPr>
-      <w:r>
-        <w:rPr>
-          <w:rtl w:val="0"/>
-        </w:rPr>
-        <w:t xml:space="preserve">Practical for startups, SMEs, and service-based companies</w:t>
-      </w:r>
-      <w:r>
-        <w:rPr>
-          <w:rtl w:val="0"/>
-        </w:rPr>
+        <w:spacing w:after="240"/>
+      </w:pPr>
+      <w:r>
+        <w:t>Practical for startups, SMEs, and service-based companies</w:t>
       </w:r>
     </w:p>
     <w:p>
       <w:pPr>
         <w:spacing w:line="240" w:lineRule="auto"/>
         <w:rPr>
-          <w:rFonts w:ascii="Times New Roman" w:cs="Times New Roman" w:eastAsia="Times New Roman" w:hAnsi="Times New Roman"/>
+          <w:rFonts w:ascii="Times New Roman" w:eastAsia="Times New Roman" w:hAnsi="Times New Roman" w:cs="Times New Roman"/>
           <w:sz w:val="24"/>
           <w:szCs w:val="24"/>
         </w:rPr>
       </w:pPr>
-      <w:r>
-        <w:rPr>
-          <w:rtl w:val="0"/>
-        </w:rPr>
-      </w:r>
     </w:p>
     <w:p>
       <w:pPr>
         <w:spacing w:line="240" w:lineRule="auto"/>
         <w:rPr>
-          <w:rFonts w:ascii="Times New Roman" w:cs="Times New Roman" w:eastAsia="Times New Roman" w:hAnsi="Times New Roman"/>
+          <w:rFonts w:ascii="Times New Roman" w:eastAsia="Times New Roman" w:hAnsi="Times New Roman" w:cs="Times New Roman"/>
           <w:sz w:val="24"/>
           <w:szCs w:val="24"/>
         </w:rPr>
       </w:pPr>
-      <w:r>
-        <w:rPr>
-          <w:rtl w:val="0"/>
-        </w:rPr>
-      </w:r>
-    </w:p>
-    <w:p>
-      <w:pPr>
-        <w:spacing w:after="240" w:before="240" w:lineRule="auto"/>
-        <w:rPr/>
-      </w:pPr>
-      <w:r>
-        <w:rPr>
-          <w:rtl w:val="0"/>
-        </w:rPr>
-      </w:r>
-    </w:p>
-    <w:p>
-      <w:pPr>
-        <w:rPr/>
-      </w:pPr>
-      <w:r>
-        <w:rPr>
-          <w:rtl w:val="0"/>
-        </w:rPr>
-      </w:r>
-    </w:p>
+    </w:p>
+    <w:p>
+      <w:pPr>
+        <w:spacing w:before="240" w:after="240"/>
+      </w:pPr>
+    </w:p>
+    <w:p/>
     <w:sectPr>
-      <w:pgSz w:h="15840" w:w="12240" w:orient="portrait"/>
-      <w:pgMar w:bottom="1440" w:top="1440" w:left="1440" w:right="1440" w:header="720" w:footer="720"/>
+      <w:pgSz w:w="12240" w:h="15840"/>
+      <w:pgMar w:top="1440" w:right="1440" w:bottom="1440" w:left="1440" w:header="720" w:footer="720" w:gutter="0"/>
       <w:pgNumType w:start="1"/>
+      <w:cols w:space="720"/>
     </w:sectPr>
   </w:body>
 </w:document>
 </file>
 
 <file path=word/numbering.xml><?xml version="1.0" encoding="utf-8"?>
-<w:numbering xmlns:mc="http://schemas.openxmlformats.org/markup-compatibility/2006" xmlns:o="urn:schemas-microsoft-com:office:office" xmlns:r="http://schemas.openxmlformats.org/officeDocument/2006/relationships" xmlns:m="http://schemas.openxmlformats.org/officeDocument/2006/math" xmlns:v="urn:schemas-microsoft-com:vml" xmlns:wp="http://schemas.openxmlformats.org/drawingml/2006/wordprocessingDrawing" xmlns:w10="urn:schemas-microsoft-com:office:word" xmlns:w="http://schemas.openxmlformats.org/wordprocessingml/2006/main" xmlns:wne="http://schemas.microsoft.com/office/word/2006/wordml" xmlns:sl="http://schemas.openxmlformats.org/schemaLibrary/2006/main" xmlns:a="http://schemas.openxmlformats.org/drawingml/2006/main" xmlns:pic="http://schemas.openxmlformats.org/drawingml/2006/picture" xmlns:c="http://schemas.openxmlformats.org/drawingml/2006/chart" xmlns:lc="http://schemas.openxmlformats.org/drawingml/2006/lockedCanvas" xmlns:dgm="http://schemas.openxmlformats.org/drawingml/2006/diagram" xmlns:wps="http://schemas.microsoft.com/office/word/2010/wordprocessingShape" xmlns:wpg="http://schemas.microsoft.com/office/word/2010/wordprocessingGroup" xmlns:w14="http://schemas.microsoft.com/office/word/2010/wordml" xmlns:w15="http://schemas.microsoft.com/office/word/2012/wordml" xmlns:w16="http://schemas.microsoft.com/office/word/2018/wordml" xmlns:w16cex="http://schemas.microsoft.com/office/word/2018/wordml/cex" xmlns:w16cid="http://schemas.microsoft.com/office/word/2016/wordml/cid" xmlns="http://schemas.microsoft.com/office/tasks/2019/documenttasks" xmlns:cr="http://schemas.microsoft.com/office/comments/2020/reactions">
-  <w:abstractNum w:abstractNumId="1">
+<w:numbering xmlns:wpc="http://schemas.microsoft.com/office/word/2010/wordprocessingCanvas" xmlns:mc="http://schemas.openxmlformats.org/markup-compatibility/2006" xmlns:o="urn:schemas-microsoft-com:office:office" xmlns:r="http://schemas.openxmlformats.org/officeDocument/2006/relationships" xmlns:m="http://schemas.openxmlformats.org/officeDocument/2006/math" xmlns:v="urn:schemas-microsoft-com:vml" xmlns:wp14="http://schemas.microsoft.com/office/word/2010/wordprocessingDrawing" xmlns:wp="http://schemas.openxmlformats.org/drawingml/2006/wordprocessingDrawing" xmlns:w10="urn:schemas-microsoft-com:office:word" xmlns:w="http://schemas.openxmlformats.org/wordprocessingml/2006/main" xmlns:w14="http://schemas.microsoft.com/office/word/2010/wordml" xmlns:w15="http://schemas.microsoft.com/office/word/2012/wordml" xmlns:wpg="http://schemas.microsoft.com/office/word/2010/wordprocessingGroup" xmlns:wpi="http://schemas.microsoft.com/office/word/2010/wordprocessingInk" xmlns:wne="http://schemas.microsoft.com/office/word/2006/wordml" xmlns:wps="http://schemas.microsoft.com/office/word/2010/wordprocessingShape" mc:Ignorable="w14 w15 wp14">
+  <w:abstractNum w:abstractNumId="0" w15:restartNumberingAfterBreak="0">
+    <w:nsid w:val="006A0EF5"/>
+    <w:multiLevelType w:val="multilevel"/>
+    <w:tmpl w:val="F0DCAE08"/>
     <w:lvl w:ilvl="0">
       <w:start w:val="1"/>
       <w:numFmt w:val="bullet"/>
@@ -3720,7 +3259,10 @@
       </w:rPr>
     </w:lvl>
   </w:abstractNum>
-  <w:abstractNum w:abstractNumId="2">
+  <w:abstractNum w:abstractNumId="1" w15:restartNumberingAfterBreak="0">
+    <w:nsid w:val="00945B91"/>
+    <w:multiLevelType w:val="multilevel"/>
+    <w:tmpl w:val="34400282"/>
     <w:lvl w:ilvl="0">
       <w:start w:val="1"/>
       <w:numFmt w:val="bullet"/>
@@ -3830,7 +3372,10 @@
       </w:rPr>
     </w:lvl>
   </w:abstractNum>
-  <w:abstractNum w:abstractNumId="3">
+  <w:abstractNum w:abstractNumId="2" w15:restartNumberingAfterBreak="0">
+    <w:nsid w:val="06AE66CF"/>
+    <w:multiLevelType w:val="multilevel"/>
+    <w:tmpl w:val="AE907370"/>
     <w:lvl w:ilvl="0">
       <w:start w:val="1"/>
       <w:numFmt w:val="bullet"/>
@@ -3940,7 +3485,10 @@
       </w:rPr>
     </w:lvl>
   </w:abstractNum>
-  <w:abstractNum w:abstractNumId="4">
+  <w:abstractNum w:abstractNumId="3" w15:restartNumberingAfterBreak="0">
+    <w:nsid w:val="0BA620D4"/>
+    <w:multiLevelType w:val="multilevel"/>
+    <w:tmpl w:val="13EE07FA"/>
     <w:lvl w:ilvl="0">
       <w:start w:val="1"/>
       <w:numFmt w:val="bullet"/>
@@ -4050,7 +3598,10 @@
       </w:rPr>
     </w:lvl>
   </w:abstractNum>
-  <w:abstractNum w:abstractNumId="5">
+  <w:abstractNum w:abstractNumId="4" w15:restartNumberingAfterBreak="0">
+    <w:nsid w:val="12A46433"/>
+    <w:multiLevelType w:val="multilevel"/>
+    <w:tmpl w:val="8ED85CB4"/>
     <w:lvl w:ilvl="0">
       <w:start w:val="1"/>
       <w:numFmt w:val="bullet"/>
@@ -4160,7 +3711,10 @@
       </w:rPr>
     </w:lvl>
   </w:abstractNum>
-  <w:abstractNum w:abstractNumId="6">
+  <w:abstractNum w:abstractNumId="5" w15:restartNumberingAfterBreak="0">
+    <w:nsid w:val="20701066"/>
+    <w:multiLevelType w:val="multilevel"/>
+    <w:tmpl w:val="8902B514"/>
     <w:lvl w:ilvl="0">
       <w:start w:val="1"/>
       <w:numFmt w:val="bullet"/>
@@ -4270,7 +3824,10 @@
       </w:rPr>
     </w:lvl>
   </w:abstractNum>
-  <w:abstractNum w:abstractNumId="7">
+  <w:abstractNum w:abstractNumId="6" w15:restartNumberingAfterBreak="0">
+    <w:nsid w:val="24F33F3B"/>
+    <w:multiLevelType w:val="multilevel"/>
+    <w:tmpl w:val="18B8D25E"/>
     <w:lvl w:ilvl="0">
       <w:start w:val="1"/>
       <w:numFmt w:val="bullet"/>
@@ -4380,7 +3937,10 @@
       </w:rPr>
     </w:lvl>
   </w:abstractNum>
-  <w:abstractNum w:abstractNumId="8">
+  <w:abstractNum w:abstractNumId="7" w15:restartNumberingAfterBreak="0">
+    <w:nsid w:val="338A79E2"/>
+    <w:multiLevelType w:val="multilevel"/>
+    <w:tmpl w:val="2970246C"/>
     <w:lvl w:ilvl="0">
       <w:start w:val="1"/>
       <w:numFmt w:val="bullet"/>
@@ -4490,7 +4050,10 @@
       </w:rPr>
     </w:lvl>
   </w:abstractNum>
-  <w:abstractNum w:abstractNumId="9">
+  <w:abstractNum w:abstractNumId="8" w15:restartNumberingAfterBreak="0">
+    <w:nsid w:val="36B57A08"/>
+    <w:multiLevelType w:val="multilevel"/>
+    <w:tmpl w:val="A1D27F54"/>
     <w:lvl w:ilvl="0">
       <w:start w:val="1"/>
       <w:numFmt w:val="bullet"/>
@@ -4600,7 +4163,10 @@
       </w:rPr>
     </w:lvl>
   </w:abstractNum>
-  <w:abstractNum w:abstractNumId="10">
+  <w:abstractNum w:abstractNumId="9" w15:restartNumberingAfterBreak="0">
+    <w:nsid w:val="3E557DE6"/>
+    <w:multiLevelType w:val="multilevel"/>
+    <w:tmpl w:val="48FA368C"/>
     <w:lvl w:ilvl="0">
       <w:start w:val="1"/>
       <w:numFmt w:val="bullet"/>
@@ -4710,7 +4276,10 @@
       </w:rPr>
     </w:lvl>
   </w:abstractNum>
-  <w:abstractNum w:abstractNumId="11">
+  <w:abstractNum w:abstractNumId="10" w15:restartNumberingAfterBreak="0">
+    <w:nsid w:val="3F7245C9"/>
+    <w:multiLevelType w:val="multilevel"/>
+    <w:tmpl w:val="CD1A193E"/>
     <w:lvl w:ilvl="0">
       <w:start w:val="1"/>
       <w:numFmt w:val="bullet"/>
@@ -4820,7 +4389,10 @@
       </w:rPr>
     </w:lvl>
   </w:abstractNum>
-  <w:abstractNum w:abstractNumId="12">
+  <w:abstractNum w:abstractNumId="11" w15:restartNumberingAfterBreak="0">
+    <w:nsid w:val="56497D00"/>
+    <w:multiLevelType w:val="multilevel"/>
+    <w:tmpl w:val="8BF84DD2"/>
     <w:lvl w:ilvl="0">
       <w:start w:val="1"/>
       <w:numFmt w:val="bullet"/>
@@ -4930,7 +4502,10 @@
       </w:rPr>
     </w:lvl>
   </w:abstractNum>
-  <w:abstractNum w:abstractNumId="13">
+  <w:abstractNum w:abstractNumId="12" w15:restartNumberingAfterBreak="0">
+    <w:nsid w:val="62435DC4"/>
+    <w:multiLevelType w:val="multilevel"/>
+    <w:tmpl w:val="D3A60372"/>
     <w:lvl w:ilvl="0">
       <w:start w:val="1"/>
       <w:numFmt w:val="bullet"/>
@@ -5040,7 +4615,10 @@
       </w:rPr>
     </w:lvl>
   </w:abstractNum>
-  <w:abstractNum w:abstractNumId="14">
+  <w:abstractNum w:abstractNumId="13" w15:restartNumberingAfterBreak="0">
+    <w:nsid w:val="64473FC7"/>
+    <w:multiLevelType w:val="multilevel"/>
+    <w:tmpl w:val="F6E2FC42"/>
     <w:lvl w:ilvl="0">
       <w:start w:val="1"/>
       <w:numFmt w:val="bullet"/>
@@ -5150,7 +4728,10 @@
       </w:rPr>
     </w:lvl>
   </w:abstractNum>
-  <w:abstractNum w:abstractNumId="15">
+  <w:abstractNum w:abstractNumId="14" w15:restartNumberingAfterBreak="0">
+    <w:nsid w:val="6AE77FAA"/>
+    <w:multiLevelType w:val="multilevel"/>
+    <w:tmpl w:val="03A657F6"/>
     <w:lvl w:ilvl="0">
       <w:start w:val="1"/>
       <w:numFmt w:val="bullet"/>
@@ -5260,7 +4841,10 @@
       </w:rPr>
     </w:lvl>
   </w:abstractNum>
-  <w:abstractNum w:abstractNumId="16">
+  <w:abstractNum w:abstractNumId="15" w15:restartNumberingAfterBreak="0">
+    <w:nsid w:val="6CA55553"/>
+    <w:multiLevelType w:val="multilevel"/>
+    <w:tmpl w:val="43A0DCC4"/>
     <w:lvl w:ilvl="0">
       <w:start w:val="1"/>
       <w:numFmt w:val="bullet"/>
@@ -5370,7 +4954,10 @@
       </w:rPr>
     </w:lvl>
   </w:abstractNum>
-  <w:abstractNum w:abstractNumId="17">
+  <w:abstractNum w:abstractNumId="16" w15:restartNumberingAfterBreak="0">
+    <w:nsid w:val="708313DE"/>
+    <w:multiLevelType w:val="multilevel"/>
+    <w:tmpl w:val="C2246A1A"/>
     <w:lvl w:ilvl="0">
       <w:start w:val="1"/>
       <w:numFmt w:val="bullet"/>
@@ -5480,7 +5067,349 @@
       </w:rPr>
     </w:lvl>
   </w:abstractNum>
-  <w:abstractNum w:abstractNumId="18">
+  <w:abstractNum w:abstractNumId="17" w15:restartNumberingAfterBreak="0">
+    <w:nsid w:val="71325569"/>
+    <w:multiLevelType w:val="multilevel"/>
+    <w:tmpl w:val="D8AE07A8"/>
+    <w:lvl w:ilvl="0">
+      <w:start w:val="1"/>
+      <w:numFmt w:val="bullet"/>
+      <w:lvlText w:val="●"/>
+      <w:lvlJc w:val="left"/>
+      <w:pPr>
+        <w:ind w:left="720" w:hanging="360"/>
+      </w:pPr>
+      <w:rPr>
+        <w:u w:val="none"/>
+      </w:rPr>
+    </w:lvl>
+    <w:lvl w:ilvl="1">
+      <w:start w:val="1"/>
+      <w:numFmt w:val="bullet"/>
+      <w:lvlText w:val="○"/>
+      <w:lvlJc w:val="left"/>
+      <w:pPr>
+        <w:ind w:left="1440" w:hanging="360"/>
+      </w:pPr>
+      <w:rPr>
+        <w:u w:val="none"/>
+      </w:rPr>
+    </w:lvl>
+    <w:lvl w:ilvl="2">
+      <w:start w:val="1"/>
+      <w:numFmt w:val="bullet"/>
+      <w:lvlText w:val="■"/>
+      <w:lvlJc w:val="left"/>
+      <w:pPr>
+        <w:ind w:left="2160" w:hanging="360"/>
+      </w:pPr>
+      <w:rPr>
+        <w:u w:val="none"/>
+      </w:rPr>
+    </w:lvl>
+    <w:lvl w:ilvl="3">
+      <w:start w:val="1"/>
+      <w:numFmt w:val="bullet"/>
+      <w:lvlText w:val="●"/>
+      <w:lvlJc w:val="left"/>
+      <w:pPr>
+        <w:ind w:left="2880" w:hanging="360"/>
+      </w:pPr>
+      <w:rPr>
+        <w:u w:val="none"/>
+      </w:rPr>
+    </w:lvl>
+    <w:lvl w:ilvl="4">
+      <w:start w:val="1"/>
+      <w:numFmt w:val="bullet"/>
+      <w:lvlText w:val="○"/>
+      <w:lvlJc w:val="left"/>
+      <w:pPr>
+        <w:ind w:left="3600" w:hanging="360"/>
+      </w:pPr>
+      <w:rPr>
+        <w:u w:val="none"/>
+      </w:rPr>
+    </w:lvl>
+    <w:lvl w:ilvl="5">
+      <w:start w:val="1"/>
+      <w:numFmt w:val="bullet"/>
+      <w:lvlText w:val="■"/>
+      <w:lvlJc w:val="left"/>
+      <w:pPr>
+        <w:ind w:left="4320" w:hanging="360"/>
+      </w:pPr>
+      <w:rPr>
+        <w:u w:val="none"/>
+      </w:rPr>
+    </w:lvl>
+    <w:lvl w:ilvl="6">
+      <w:start w:val="1"/>
+      <w:numFmt w:val="bullet"/>
+      <w:lvlText w:val="●"/>
+      <w:lvlJc w:val="left"/>
+      <w:pPr>
+        <w:ind w:left="5040" w:hanging="360"/>
+      </w:pPr>
+      <w:rPr>
+        <w:u w:val="none"/>
+      </w:rPr>
+    </w:lvl>
+    <w:lvl w:ilvl="7">
+      <w:start w:val="1"/>
+      <w:numFmt w:val="bullet"/>
+      <w:lvlText w:val="○"/>
+      <w:lvlJc w:val="left"/>
+      <w:pPr>
+        <w:ind w:left="5760" w:hanging="360"/>
+      </w:pPr>
+      <w:rPr>
+        <w:u w:val="none"/>
+      </w:rPr>
+    </w:lvl>
+    <w:lvl w:ilvl="8">
+      <w:start w:val="1"/>
+      <w:numFmt w:val="bullet"/>
+      <w:lvlText w:val="■"/>
+      <w:lvlJc w:val="left"/>
+      <w:pPr>
+        <w:ind w:left="6480" w:hanging="360"/>
+      </w:pPr>
+      <w:rPr>
+        <w:u w:val="none"/>
+      </w:rPr>
+    </w:lvl>
+  </w:abstractNum>
+  <w:abstractNum w:abstractNumId="18" w15:restartNumberingAfterBreak="0">
+    <w:nsid w:val="756D1AE2"/>
+    <w:multiLevelType w:val="multilevel"/>
+    <w:tmpl w:val="1A44F3D6"/>
+    <w:lvl w:ilvl="0">
+      <w:start w:val="1"/>
+      <w:numFmt w:val="bullet"/>
+      <w:lvlText w:val="●"/>
+      <w:lvlJc w:val="left"/>
+      <w:pPr>
+        <w:ind w:left="720" w:hanging="360"/>
+      </w:pPr>
+      <w:rPr>
+        <w:u w:val="none"/>
+      </w:rPr>
+    </w:lvl>
+    <w:lvl w:ilvl="1">
+      <w:start w:val="1"/>
+      <w:numFmt w:val="bullet"/>
+      <w:lvlText w:val="○"/>
+      <w:lvlJc w:val="left"/>
+      <w:pPr>
+        <w:ind w:left="1440" w:hanging="360"/>
+      </w:pPr>
+      <w:rPr>
+        <w:u w:val="none"/>
+      </w:rPr>
+    </w:lvl>
+    <w:lvl w:ilvl="2">
+      <w:start w:val="1"/>
+      <w:numFmt w:val="bullet"/>
+      <w:lvlText w:val="■"/>
+      <w:lvlJc w:val="left"/>
+      <w:pPr>
+        <w:ind w:left="2160" w:hanging="360"/>
+      </w:pPr>
+      <w:rPr>
+        <w:u w:val="none"/>
+      </w:rPr>
+    </w:lvl>
+    <w:lvl w:ilvl="3">
+      <w:start w:val="1"/>
+      <w:numFmt w:val="bullet"/>
+      <w:lvlText w:val="●"/>
+      <w:lvlJc w:val="left"/>
+      <w:pPr>
+        <w:ind w:left="2880" w:hanging="360"/>
+      </w:pPr>
+      <w:rPr>
+        <w:u w:val="none"/>
+      </w:rPr>
+    </w:lvl>
+    <w:lvl w:ilvl="4">
+      <w:start w:val="1"/>
+      <w:numFmt w:val="bullet"/>
+      <w:lvlText w:val="○"/>
+      <w:lvlJc w:val="left"/>
+      <w:pPr>
+        <w:ind w:left="3600" w:hanging="360"/>
+      </w:pPr>
+      <w:rPr>
+        <w:u w:val="none"/>
+      </w:rPr>
+    </w:lvl>
+    <w:lvl w:ilvl="5">
+      <w:start w:val="1"/>
+      <w:numFmt w:val="bullet"/>
+      <w:lvlText w:val="■"/>
+      <w:lvlJc w:val="left"/>
+      <w:pPr>
+        <w:ind w:left="4320" w:hanging="360"/>
+      </w:pPr>
+      <w:rPr>
+        <w:u w:val="none"/>
+      </w:rPr>
+    </w:lvl>
+    <w:lvl w:ilvl="6">
+      <w:start w:val="1"/>
+      <w:numFmt w:val="bullet"/>
+      <w:lvlText w:val="●"/>
+      <w:lvlJc w:val="left"/>
+      <w:pPr>
+        <w:ind w:left="5040" w:hanging="360"/>
+      </w:pPr>
+      <w:rPr>
+        <w:u w:val="none"/>
+      </w:rPr>
+    </w:lvl>
+    <w:lvl w:ilvl="7">
+      <w:start w:val="1"/>
+      <w:numFmt w:val="bullet"/>
+      <w:lvlText w:val="○"/>
+      <w:lvlJc w:val="left"/>
+      <w:pPr>
+        <w:ind w:left="5760" w:hanging="360"/>
+      </w:pPr>
+      <w:rPr>
+        <w:u w:val="none"/>
+      </w:rPr>
+    </w:lvl>
+    <w:lvl w:ilvl="8">
+      <w:start w:val="1"/>
+      <w:numFmt w:val="bullet"/>
+      <w:lvlText w:val="■"/>
+      <w:lvlJc w:val="left"/>
+      <w:pPr>
+        <w:ind w:left="6480" w:hanging="360"/>
+      </w:pPr>
+      <w:rPr>
+        <w:u w:val="none"/>
+      </w:rPr>
+    </w:lvl>
+  </w:abstractNum>
+  <w:abstractNum w:abstractNumId="19" w15:restartNumberingAfterBreak="0">
+    <w:nsid w:val="758A77A9"/>
+    <w:multiLevelType w:val="multilevel"/>
+    <w:tmpl w:val="B7E2CCDC"/>
+    <w:lvl w:ilvl="0">
+      <w:start w:val="1"/>
+      <w:numFmt w:val="bullet"/>
+      <w:lvlText w:val="●"/>
+      <w:lvlJc w:val="left"/>
+      <w:pPr>
+        <w:ind w:left="720" w:hanging="360"/>
+      </w:pPr>
+      <w:rPr>
+        <w:u w:val="none"/>
+      </w:rPr>
+    </w:lvl>
+    <w:lvl w:ilvl="1">
+      <w:start w:val="1"/>
+      <w:numFmt w:val="bullet"/>
+      <w:lvlText w:val="○"/>
+      <w:lvlJc w:val="left"/>
+      <w:pPr>
+        <w:ind w:left="1440" w:hanging="360"/>
+      </w:pPr>
+      <w:rPr>
+        <w:u w:val="none"/>
+      </w:rPr>
+    </w:lvl>
+    <w:lvl w:ilvl="2">
+      <w:start w:val="1"/>
+      <w:numFmt w:val="bullet"/>
+      <w:lvlText w:val="■"/>
+      <w:lvlJc w:val="left"/>
+      <w:pPr>
+        <w:ind w:left="2160" w:hanging="360"/>
+      </w:pPr>
+      <w:rPr>
+        <w:u w:val="none"/>
+      </w:rPr>
+    </w:lvl>
+    <w:lvl w:ilvl="3">
+      <w:start w:val="1"/>
+      <w:numFmt w:val="bullet"/>
+      <w:lvlText w:val="●"/>
+      <w:lvlJc w:val="left"/>
+      <w:pPr>
+        <w:ind w:left="2880" w:hanging="360"/>
+      </w:pPr>
+      <w:rPr>
+        <w:u w:val="none"/>
+      </w:rPr>
+    </w:lvl>
+    <w:lvl w:ilvl="4">
+      <w:start w:val="1"/>
+      <w:numFmt w:val="bullet"/>
+      <w:lvlText w:val="○"/>
+      <w:lvlJc w:val="left"/>
+      <w:pPr>
+        <w:ind w:left="3600" w:hanging="360"/>
+      </w:pPr>
+      <w:rPr>
+        <w:u w:val="none"/>
+      </w:rPr>
+    </w:lvl>
+    <w:lvl w:ilvl="5">
+      <w:start w:val="1"/>
+      <w:numFmt w:val="bullet"/>
+      <w:lvlText w:val="■"/>
+      <w:lvlJc w:val="left"/>
+      <w:pPr>
+        <w:ind w:left="4320" w:hanging="360"/>
+      </w:pPr>
+      <w:rPr>
+        <w:u w:val="none"/>
+      </w:rPr>
+    </w:lvl>
+    <w:lvl w:ilvl="6">
+      <w:start w:val="1"/>
+      <w:numFmt w:val="bullet"/>
+      <w:lvlText w:val="●"/>
+      <w:lvlJc w:val="left"/>
+      <w:pPr>
+        <w:ind w:left="5040" w:hanging="360"/>
+      </w:pPr>
+      <w:rPr>
+        <w:u w:val="none"/>
+      </w:rPr>
+    </w:lvl>
+    <w:lvl w:ilvl="7">
+      <w:start w:val="1"/>
+      <w:numFmt w:val="bullet"/>
+      <w:lvlText w:val="○"/>
+      <w:lvlJc w:val="left"/>
+      <w:pPr>
+        <w:ind w:left="5760" w:hanging="360"/>
+      </w:pPr>
+      <w:rPr>
+        <w:u w:val="none"/>
+      </w:rPr>
+    </w:lvl>
+    <w:lvl w:ilvl="8">
+      <w:start w:val="1"/>
+      <w:numFmt w:val="bullet"/>
+      <w:lvlText w:val="■"/>
+      <w:lvlJc w:val="left"/>
+      <w:pPr>
+        <w:ind w:left="6480" w:hanging="360"/>
+      </w:pPr>
+      <w:rPr>
+        <w:u w:val="none"/>
+      </w:rPr>
+    </w:lvl>
+  </w:abstractNum>
+  <w:abstractNum w:abstractNumId="20" w15:restartNumberingAfterBreak="0">
+    <w:nsid w:val="77252B4D"/>
+    <w:multiLevelType w:val="multilevel"/>
+    <w:tmpl w:val="AF246BB8"/>
     <w:lvl w:ilvl="0">
       <w:start w:val="1"/>
       <w:numFmt w:val="decimal"/>
@@ -5590,337 +5519,10 @@
       </w:rPr>
     </w:lvl>
   </w:abstractNum>
-  <w:abstractNum w:abstractNumId="19">
-    <w:lvl w:ilvl="0">
-      <w:start w:val="1"/>
-      <w:numFmt w:val="bullet"/>
-      <w:lvlText w:val="●"/>
-      <w:lvlJc w:val="left"/>
-      <w:pPr>
-        <w:ind w:left="720" w:hanging="360"/>
-      </w:pPr>
-      <w:rPr>
-        <w:u w:val="none"/>
-      </w:rPr>
-    </w:lvl>
-    <w:lvl w:ilvl="1">
-      <w:start w:val="1"/>
-      <w:numFmt w:val="bullet"/>
-      <w:lvlText w:val="○"/>
-      <w:lvlJc w:val="left"/>
-      <w:pPr>
-        <w:ind w:left="1440" w:hanging="360"/>
-      </w:pPr>
-      <w:rPr>
-        <w:u w:val="none"/>
-      </w:rPr>
-    </w:lvl>
-    <w:lvl w:ilvl="2">
-      <w:start w:val="1"/>
-      <w:numFmt w:val="bullet"/>
-      <w:lvlText w:val="■"/>
-      <w:lvlJc w:val="left"/>
-      <w:pPr>
-        <w:ind w:left="2160" w:hanging="360"/>
-      </w:pPr>
-      <w:rPr>
-        <w:u w:val="none"/>
-      </w:rPr>
-    </w:lvl>
-    <w:lvl w:ilvl="3">
-      <w:start w:val="1"/>
-      <w:numFmt w:val="bullet"/>
-      <w:lvlText w:val="●"/>
-      <w:lvlJc w:val="left"/>
-      <w:pPr>
-        <w:ind w:left="2880" w:hanging="360"/>
-      </w:pPr>
-      <w:rPr>
-        <w:u w:val="none"/>
-      </w:rPr>
-    </w:lvl>
-    <w:lvl w:ilvl="4">
-      <w:start w:val="1"/>
-      <w:numFmt w:val="bullet"/>
-      <w:lvlText w:val="○"/>
-      <w:lvlJc w:val="left"/>
-      <w:pPr>
-        <w:ind w:left="3600" w:hanging="360"/>
-      </w:pPr>
-      <w:rPr>
-        <w:u w:val="none"/>
-      </w:rPr>
-    </w:lvl>
-    <w:lvl w:ilvl="5">
-      <w:start w:val="1"/>
-      <w:numFmt w:val="bullet"/>
-      <w:lvlText w:val="■"/>
-      <w:lvlJc w:val="left"/>
-      <w:pPr>
-        <w:ind w:left="4320" w:hanging="360"/>
-      </w:pPr>
-      <w:rPr>
-        <w:u w:val="none"/>
-      </w:rPr>
-    </w:lvl>
-    <w:lvl w:ilvl="6">
-      <w:start w:val="1"/>
-      <w:numFmt w:val="bullet"/>
-      <w:lvlText w:val="●"/>
-      <w:lvlJc w:val="left"/>
-      <w:pPr>
-        <w:ind w:left="5040" w:hanging="360"/>
-      </w:pPr>
-      <w:rPr>
-        <w:u w:val="none"/>
-      </w:rPr>
-    </w:lvl>
-    <w:lvl w:ilvl="7">
-      <w:start w:val="1"/>
-      <w:numFmt w:val="bullet"/>
-      <w:lvlText w:val="○"/>
-      <w:lvlJc w:val="left"/>
-      <w:pPr>
-        <w:ind w:left="5760" w:hanging="360"/>
-      </w:pPr>
-      <w:rPr>
-        <w:u w:val="none"/>
-      </w:rPr>
-    </w:lvl>
-    <w:lvl w:ilvl="8">
-      <w:start w:val="1"/>
-      <w:numFmt w:val="bullet"/>
-      <w:lvlText w:val="■"/>
-      <w:lvlJc w:val="left"/>
-      <w:pPr>
-        <w:ind w:left="6480" w:hanging="360"/>
-      </w:pPr>
-      <w:rPr>
-        <w:u w:val="none"/>
-      </w:rPr>
-    </w:lvl>
-  </w:abstractNum>
-  <w:abstractNum w:abstractNumId="20">
-    <w:lvl w:ilvl="0">
-      <w:start w:val="1"/>
-      <w:numFmt w:val="bullet"/>
-      <w:lvlText w:val="●"/>
-      <w:lvlJc w:val="left"/>
-      <w:pPr>
-        <w:ind w:left="720" w:hanging="360"/>
-      </w:pPr>
-      <w:rPr>
-        <w:u w:val="none"/>
-      </w:rPr>
-    </w:lvl>
-    <w:lvl w:ilvl="1">
-      <w:start w:val="1"/>
-      <w:numFmt w:val="bullet"/>
-      <w:lvlText w:val="○"/>
-      <w:lvlJc w:val="left"/>
-      <w:pPr>
-        <w:ind w:left="1440" w:hanging="360"/>
-      </w:pPr>
-      <w:rPr>
-        <w:u w:val="none"/>
-      </w:rPr>
-    </w:lvl>
-    <w:lvl w:ilvl="2">
-      <w:start w:val="1"/>
-      <w:numFmt w:val="bullet"/>
-      <w:lvlText w:val="■"/>
-      <w:lvlJc w:val="left"/>
-      <w:pPr>
-        <w:ind w:left="2160" w:hanging="360"/>
-      </w:pPr>
-      <w:rPr>
-        <w:u w:val="none"/>
-      </w:rPr>
-    </w:lvl>
-    <w:lvl w:ilvl="3">
-      <w:start w:val="1"/>
-      <w:numFmt w:val="bullet"/>
-      <w:lvlText w:val="●"/>
-      <w:lvlJc w:val="left"/>
-      <w:pPr>
-        <w:ind w:left="2880" w:hanging="360"/>
-      </w:pPr>
-      <w:rPr>
-        <w:u w:val="none"/>
-      </w:rPr>
-    </w:lvl>
-    <w:lvl w:ilvl="4">
-      <w:start w:val="1"/>
-      <w:numFmt w:val="bullet"/>
-      <w:lvlText w:val="○"/>
-      <w:lvlJc w:val="left"/>
-      <w:pPr>
-        <w:ind w:left="3600" w:hanging="360"/>
-      </w:pPr>
-      <w:rPr>
-        <w:u w:val="none"/>
-      </w:rPr>
-    </w:lvl>
-    <w:lvl w:ilvl="5">
-      <w:start w:val="1"/>
-      <w:numFmt w:val="bullet"/>
-      <w:lvlText w:val="■"/>
-      <w:lvlJc w:val="left"/>
-      <w:pPr>
-        <w:ind w:left="4320" w:hanging="360"/>
-      </w:pPr>
-      <w:rPr>
-        <w:u w:val="none"/>
-      </w:rPr>
-    </w:lvl>
-    <w:lvl w:ilvl="6">
-      <w:start w:val="1"/>
-      <w:numFmt w:val="bullet"/>
-      <w:lvlText w:val="●"/>
-      <w:lvlJc w:val="left"/>
-      <w:pPr>
-        <w:ind w:left="5040" w:hanging="360"/>
-      </w:pPr>
-      <w:rPr>
-        <w:u w:val="none"/>
-      </w:rPr>
-    </w:lvl>
-    <w:lvl w:ilvl="7">
-      <w:start w:val="1"/>
-      <w:numFmt w:val="bullet"/>
-      <w:lvlText w:val="○"/>
-      <w:lvlJc w:val="left"/>
-      <w:pPr>
-        <w:ind w:left="5760" w:hanging="360"/>
-      </w:pPr>
-      <w:rPr>
-        <w:u w:val="none"/>
-      </w:rPr>
-    </w:lvl>
-    <w:lvl w:ilvl="8">
-      <w:start w:val="1"/>
-      <w:numFmt w:val="bullet"/>
-      <w:lvlText w:val="■"/>
-      <w:lvlJc w:val="left"/>
-      <w:pPr>
-        <w:ind w:left="6480" w:hanging="360"/>
-      </w:pPr>
-      <w:rPr>
-        <w:u w:val="none"/>
-      </w:rPr>
-    </w:lvl>
-  </w:abstractNum>
-  <w:abstractNum w:abstractNumId="21">
-    <w:lvl w:ilvl="0">
-      <w:start w:val="1"/>
-      <w:numFmt w:val="bullet"/>
-      <w:lvlText w:val="●"/>
-      <w:lvlJc w:val="left"/>
-      <w:pPr>
-        <w:ind w:left="720" w:hanging="360"/>
-      </w:pPr>
-      <w:rPr>
-        <w:u w:val="none"/>
-      </w:rPr>
-    </w:lvl>
-    <w:lvl w:ilvl="1">
-      <w:start w:val="1"/>
-      <w:numFmt w:val="bullet"/>
-      <w:lvlText w:val="○"/>
-      <w:lvlJc w:val="left"/>
-      <w:pPr>
-        <w:ind w:left="1440" w:hanging="360"/>
-      </w:pPr>
-      <w:rPr>
-        <w:u w:val="none"/>
-      </w:rPr>
-    </w:lvl>
-    <w:lvl w:ilvl="2">
-      <w:start w:val="1"/>
-      <w:numFmt w:val="bullet"/>
-      <w:lvlText w:val="■"/>
-      <w:lvlJc w:val="left"/>
-      <w:pPr>
-        <w:ind w:left="2160" w:hanging="360"/>
-      </w:pPr>
-      <w:rPr>
-        <w:u w:val="none"/>
-      </w:rPr>
-    </w:lvl>
-    <w:lvl w:ilvl="3">
-      <w:start w:val="1"/>
-      <w:numFmt w:val="bullet"/>
-      <w:lvlText w:val="●"/>
-      <w:lvlJc w:val="left"/>
-      <w:pPr>
-        <w:ind w:left="2880" w:hanging="360"/>
-      </w:pPr>
-      <w:rPr>
-        <w:u w:val="none"/>
-      </w:rPr>
-    </w:lvl>
-    <w:lvl w:ilvl="4">
-      <w:start w:val="1"/>
-      <w:numFmt w:val="bullet"/>
-      <w:lvlText w:val="○"/>
-      <w:lvlJc w:val="left"/>
-      <w:pPr>
-        <w:ind w:left="3600" w:hanging="360"/>
-      </w:pPr>
-      <w:rPr>
-        <w:u w:val="none"/>
-      </w:rPr>
-    </w:lvl>
-    <w:lvl w:ilvl="5">
-      <w:start w:val="1"/>
-      <w:numFmt w:val="bullet"/>
-      <w:lvlText w:val="■"/>
-      <w:lvlJc w:val="left"/>
-      <w:pPr>
-        <w:ind w:left="4320" w:hanging="360"/>
-      </w:pPr>
-      <w:rPr>
-        <w:u w:val="none"/>
-      </w:rPr>
-    </w:lvl>
-    <w:lvl w:ilvl="6">
-      <w:start w:val="1"/>
-      <w:numFmt w:val="bullet"/>
-      <w:lvlText w:val="●"/>
-      <w:lvlJc w:val="left"/>
-      <w:pPr>
-        <w:ind w:left="5040" w:hanging="360"/>
-      </w:pPr>
-      <w:rPr>
-        <w:u w:val="none"/>
-      </w:rPr>
-    </w:lvl>
-    <w:lvl w:ilvl="7">
-      <w:start w:val="1"/>
-      <w:numFmt w:val="bullet"/>
-      <w:lvlText w:val="○"/>
-      <w:lvlJc w:val="left"/>
-      <w:pPr>
-        <w:ind w:left="5760" w:hanging="360"/>
-      </w:pPr>
-      <w:rPr>
-        <w:u w:val="none"/>
-      </w:rPr>
-    </w:lvl>
-    <w:lvl w:ilvl="8">
-      <w:start w:val="1"/>
-      <w:numFmt w:val="bullet"/>
-      <w:lvlText w:val="■"/>
-      <w:lvlJc w:val="left"/>
-      <w:pPr>
-        <w:ind w:left="6480" w:hanging="360"/>
-      </w:pPr>
-      <w:rPr>
-        <w:u w:val="none"/>
-      </w:rPr>
-    </w:lvl>
-  </w:abstractNum>
-  <w:abstractNum w:abstractNumId="22">
+  <w:abstractNum w:abstractNumId="21" w15:restartNumberingAfterBreak="0">
+    <w:nsid w:val="7D754220"/>
+    <w:multiLevelType w:val="multilevel"/>
+    <w:tmpl w:val="12280166"/>
     <w:lvl w:ilvl="0">
       <w:start w:val="1"/>
       <w:numFmt w:val="bullet"/>
@@ -6031,83 +5633,83 @@
     </w:lvl>
   </w:abstractNum>
   <w:num w:numId="1">
+    <w:abstractNumId w:val="10"/>
+  </w:num>
+  <w:num w:numId="2">
+    <w:abstractNumId w:val="17"/>
+  </w:num>
+  <w:num w:numId="3">
+    <w:abstractNumId w:val="4"/>
+  </w:num>
+  <w:num w:numId="4">
     <w:abstractNumId w:val="1"/>
   </w:num>
-  <w:num w:numId="2">
-    <w:abstractNumId w:val="2"/>
+  <w:num w:numId="5">
+    <w:abstractNumId w:val="9"/>
   </w:num>
-  <w:num w:numId="3">
+  <w:num w:numId="6">
+    <w:abstractNumId w:val="0"/>
+  </w:num>
+  <w:num w:numId="7">
+    <w:abstractNumId w:val="16"/>
+  </w:num>
+  <w:num w:numId="8">
+    <w:abstractNumId w:val="12"/>
+  </w:num>
+  <w:num w:numId="9">
+    <w:abstractNumId w:val="7"/>
+  </w:num>
+  <w:num w:numId="10">
+    <w:abstractNumId w:val="13"/>
+  </w:num>
+  <w:num w:numId="11">
     <w:abstractNumId w:val="3"/>
   </w:num>
-  <w:num w:numId="4">
-    <w:abstractNumId w:val="4"/>
-  </w:num>
-  <w:num w:numId="5">
+  <w:num w:numId="12">
     <w:abstractNumId w:val="5"/>
   </w:num>
-  <w:num w:numId="6">
-    <w:abstractNumId w:val="6"/>
-  </w:num>
-  <w:num w:numId="7">
-    <w:abstractNumId w:val="7"/>
-  </w:num>
-  <w:num w:numId="8">
+  <w:num w:numId="13">
     <w:abstractNumId w:val="8"/>
   </w:num>
-  <w:num w:numId="9">
-    <w:abstractNumId w:val="9"/>
-  </w:num>
-  <w:num w:numId="10">
-    <w:abstractNumId w:val="10"/>
-  </w:num>
-  <w:num w:numId="11">
-    <w:abstractNumId w:val="11"/>
-  </w:num>
-  <w:num w:numId="12">
-    <w:abstractNumId w:val="12"/>
-  </w:num>
-  <w:num w:numId="13">
-    <w:abstractNumId w:val="13"/>
-  </w:num>
   <w:num w:numId="14">
-    <w:abstractNumId w:val="14"/>
+    <w:abstractNumId w:val="6"/>
   </w:num>
   <w:num w:numId="15">
     <w:abstractNumId w:val="15"/>
   </w:num>
   <w:num w:numId="16">
-    <w:abstractNumId w:val="16"/>
+    <w:abstractNumId w:val="19"/>
   </w:num>
   <w:num w:numId="17">
-    <w:abstractNumId w:val="17"/>
+    <w:abstractNumId w:val="11"/>
   </w:num>
   <w:num w:numId="18">
-    <w:abstractNumId w:val="18"/>
+    <w:abstractNumId w:val="20"/>
   </w:num>
   <w:num w:numId="19">
-    <w:abstractNumId w:val="19"/>
+    <w:abstractNumId w:val="14"/>
   </w:num>
   <w:num w:numId="20">
-    <w:abstractNumId w:val="20"/>
+    <w:abstractNumId w:val="21"/>
   </w:num>
   <w:num w:numId="21">
-    <w:abstractNumId w:val="21"/>
+    <w:abstractNumId w:val="2"/>
   </w:num>
   <w:num w:numId="22">
-    <w:abstractNumId w:val="22"/>
+    <w:abstractNumId w:val="18"/>
   </w:num>
 </w:numbering>
 </file>
 
 <file path=word/styles.xml><?xml version="1.0" encoding="utf-8"?>
-<w:styles xmlns:mc="http://schemas.openxmlformats.org/markup-compatibility/2006" xmlns:o="urn:schemas-microsoft-com:office:office" xmlns:r="http://schemas.openxmlformats.org/officeDocument/2006/relationships" xmlns:m="http://schemas.openxmlformats.org/officeDocument/2006/math" xmlns:v="urn:schemas-microsoft-com:vml" xmlns:wp="http://schemas.openxmlformats.org/drawingml/2006/wordprocessingDrawing" xmlns:w10="urn:schemas-microsoft-com:office:word" xmlns:w="http://schemas.openxmlformats.org/wordprocessingml/2006/main" xmlns:wne="http://schemas.microsoft.com/office/word/2006/wordml" xmlns:sl="http://schemas.openxmlformats.org/schemaLibrary/2006/main" xmlns:a="http://schemas.openxmlformats.org/drawingml/2006/main" xmlns:pic="http://schemas.openxmlformats.org/drawingml/2006/picture" xmlns:c="http://schemas.openxmlformats.org/drawingml/2006/chart" xmlns:lc="http://schemas.openxmlformats.org/drawingml/2006/lockedCanvas" xmlns:dgm="http://schemas.openxmlformats.org/drawingml/2006/diagram" xmlns:wps="http://schemas.microsoft.com/office/word/2010/wordprocessingShape" xmlns:wpg="http://schemas.microsoft.com/office/word/2010/wordprocessingGroup" xmlns:w14="http://schemas.microsoft.com/office/word/2010/wordml" xmlns:w15="http://schemas.microsoft.com/office/word/2012/wordml" xmlns:w16="http://schemas.microsoft.com/office/word/2018/wordml" xmlns:w16cex="http://schemas.microsoft.com/office/word/2018/wordml/cex" xmlns:w16cid="http://schemas.microsoft.com/office/word/2016/wordml/cid" xmlns="http://schemas.microsoft.com/office/tasks/2019/documenttasks" xmlns:cr="http://schemas.microsoft.com/office/comments/2020/reactions">
+<w:styles xmlns:mc="http://schemas.openxmlformats.org/markup-compatibility/2006" xmlns:r="http://schemas.openxmlformats.org/officeDocument/2006/relationships" xmlns:w="http://schemas.openxmlformats.org/wordprocessingml/2006/main" xmlns:w14="http://schemas.microsoft.com/office/word/2010/wordml" xmlns:w15="http://schemas.microsoft.com/office/word/2012/wordml" mc:Ignorable="w14 w15">
   <w:docDefaults>
     <w:rPrDefault>
       <w:rPr>
-        <w:rFonts w:ascii="Arial" w:cs="Arial" w:eastAsia="Arial" w:hAnsi="Arial"/>
+        <w:rFonts w:ascii="Arial" w:eastAsia="Arial" w:hAnsi="Arial" w:cs="Arial"/>
         <w:sz w:val="22"/>
         <w:szCs w:val="22"/>
-        <w:lang w:val="en"/>
+        <w:lang w:val="en" w:eastAsia="en-US" w:bidi="ar-SA"/>
       </w:rPr>
     </w:rPrDefault>
     <w:pPrDefault>
@@ -6116,29 +5718,391 @@
       </w:pPr>
     </w:pPrDefault>
   </w:docDefaults>
-  <w:style w:type="table" w:styleId="TableNormal" w:default="1">
-    <w:name w:val="TableNormal"/>
-    <w:tblPr>
-      <w:tblCellMar>
-        <w:top w:w="100.0" w:type="dxa"/>
-        <w:left w:w="100.0" w:type="dxa"/>
-        <w:bottom w:w="100.0" w:type="dxa"/>
-        <w:right w:w="100.0" w:type="dxa"/>
-      </w:tblCellMar>
-    </w:tblPr>
-  </w:style>
-  <w:style w:type="paragraph" w:styleId="Normal" w:default="1">
-    <w:name w:val="normal"/>
+  <w:latentStyles w:defLockedState="0" w:defUIPriority="99" w:defSemiHidden="0" w:defUnhideWhenUsed="0" w:defQFormat="0" w:count="371">
+    <w:lsdException w:name="Normal" w:uiPriority="0" w:qFormat="1"/>
+    <w:lsdException w:name="heading 1" w:uiPriority="9" w:qFormat="1"/>
+    <w:lsdException w:name="heading 2" w:semiHidden="1" w:uiPriority="9" w:unhideWhenUsed="1" w:qFormat="1"/>
+    <w:lsdException w:name="heading 3" w:semiHidden="1" w:uiPriority="9" w:unhideWhenUsed="1" w:qFormat="1"/>
+    <w:lsdException w:name="heading 4" w:semiHidden="1" w:uiPriority="9" w:unhideWhenUsed="1" w:qFormat="1"/>
+    <w:lsdException w:name="heading 5" w:semiHidden="1" w:uiPriority="9" w:unhideWhenUsed="1" w:qFormat="1"/>
+    <w:lsdException w:name="heading 6" w:semiHidden="1" w:uiPriority="9" w:unhideWhenUsed="1" w:qFormat="1"/>
+    <w:lsdException w:name="heading 7" w:semiHidden="1" w:uiPriority="9" w:unhideWhenUsed="1" w:qFormat="1"/>
+    <w:lsdException w:name="heading 8" w:semiHidden="1" w:uiPriority="9" w:unhideWhenUsed="1" w:qFormat="1"/>
+    <w:lsdException w:name="heading 9" w:semiHidden="1" w:uiPriority="9" w:unhideWhenUsed="1" w:qFormat="1"/>
+    <w:lsdException w:name="index 1" w:semiHidden="1" w:unhideWhenUsed="1"/>
+    <w:lsdException w:name="index 2" w:semiHidden="1" w:unhideWhenUsed="1"/>
+    <w:lsdException w:name="index 3" w:semiHidden="1" w:unhideWhenUsed="1"/>
+    <w:lsdException w:name="index 4" w:semiHidden="1" w:unhideWhenUsed="1"/>
+    <w:lsdException w:name="index 5" w:semiHidden="1" w:unhideWhenUsed="1"/>
+    <w:lsdException w:name="index 6" w:semiHidden="1" w:unhideWhenUsed="1"/>
+    <w:lsdException w:name="index 7" w:semiHidden="1" w:unhideWhenUsed="1"/>
+    <w:lsdException w:name="index 8" w:semiHidden="1" w:unhideWhenUsed="1"/>
+    <w:lsdException w:name="index 9" w:semiHidden="1" w:unhideWhenUsed="1"/>
+    <w:lsdException w:name="toc 1" w:semiHidden="1" w:uiPriority="39" w:unhideWhenUsed="1"/>
+    <w:lsdException w:name="toc 2" w:semiHidden="1" w:uiPriority="39" w:unhideWhenUsed="1"/>
+    <w:lsdException w:name="toc 3" w:semiHidden="1" w:uiPriority="39" w:unhideWhenUsed="1"/>
+    <w:lsdException w:name="toc 4" w:semiHidden="1" w:uiPriority="39" w:unhideWhenUsed="1"/>
+    <w:lsdException w:name="toc 5" w:semiHidden="1" w:uiPriority="39" w:unhideWhenUsed="1"/>
+    <w:lsdException w:name="toc 6" w:semiHidden="1" w:uiPriority="39" w:unhideWhenUsed="1"/>
+    <w:lsdException w:name="toc 7" w:semiHidden="1" w:uiPriority="39" w:unhideWhenUsed="1"/>
+    <w:lsdException w:name="toc 8" w:semiHidden="1" w:uiPriority="39" w:unhideWhenUsed="1"/>
+    <w:lsdException w:name="toc 9" w:semiHidden="1" w:uiPriority="39" w:unhideWhenUsed="1"/>
+    <w:lsdException w:name="Normal Indent" w:semiHidden="1" w:unhideWhenUsed="1"/>
+    <w:lsdException w:name="footnote text" w:semiHidden="1" w:unhideWhenUsed="1"/>
+    <w:lsdException w:name="annotation text" w:semiHidden="1" w:unhideWhenUsed="1"/>
+    <w:lsdException w:name="header" w:semiHidden="1" w:unhideWhenUsed="1"/>
+    <w:lsdException w:name="footer" w:semiHidden="1" w:unhideWhenUsed="1"/>
+    <w:lsdException w:name="index heading" w:semiHidden="1" w:unhideWhenUsed="1"/>
+    <w:lsdException w:name="caption" w:semiHidden="1" w:uiPriority="35" w:unhideWhenUsed="1" w:qFormat="1"/>
+    <w:lsdException w:name="table of figures" w:semiHidden="1" w:unhideWhenUsed="1"/>
+    <w:lsdException w:name="envelope address" w:semiHidden="1" w:unhideWhenUsed="1"/>
+    <w:lsdException w:name="envelope return" w:semiHidden="1" w:unhideWhenUsed="1"/>
+    <w:lsdException w:name="footnote reference" w:semiHidden="1" w:unhideWhenUsed="1"/>
+    <w:lsdException w:name="annotation reference" w:semiHidden="1" w:unhideWhenUsed="1"/>
+    <w:lsdException w:name="line number" w:semiHidden="1" w:unhideWhenUsed="1"/>
+    <w:lsdException w:name="page number" w:semiHidden="1" w:unhideWhenUsed="1"/>
+    <w:lsdException w:name="endnote reference" w:semiHidden="1" w:unhideWhenUsed="1"/>
+    <w:lsdException w:name="endnote text" w:semiHidden="1" w:unhideWhenUsed="1"/>
+    <w:lsdException w:name="table of authorities" w:semiHidden="1" w:unhideWhenUsed="1"/>
+    <w:lsdException w:name="macro" w:semiHidden="1" w:unhideWhenUsed="1"/>
+    <w:lsdException w:name="toa heading" w:semiHidden="1" w:unhideWhenUsed="1"/>
+    <w:lsdException w:name="List" w:semiHidden="1" w:unhideWhenUsed="1"/>
+    <w:lsdException w:name="List Bullet" w:semiHidden="1" w:unhideWhenUsed="1"/>
+    <w:lsdException w:name="List Number" w:semiHidden="1" w:unhideWhenUsed="1"/>
+    <w:lsdException w:name="List 2" w:semiHidden="1" w:unhideWhenUsed="1"/>
+    <w:lsdException w:name="List 3" w:semiHidden="1" w:unhideWhenUsed="1"/>
+    <w:lsdException w:name="List 4" w:semiHidden="1" w:unhideWhenUsed="1"/>
+    <w:lsdException w:name="List 5" w:semiHidden="1" w:unhideWhenUsed="1"/>
+    <w:lsdException w:name="List Bullet 2" w:semiHidden="1" w:unhideWhenUsed="1"/>
+    <w:lsdException w:name="List Bullet 3" w:semiHidden="1" w:unhideWhenUsed="1"/>
+    <w:lsdException w:name="List Bullet 4" w:semiHidden="1" w:unhideWhenUsed="1"/>
+    <w:lsdException w:name="List Bullet 5" w:semiHidden="1" w:unhideWhenUsed="1"/>
+    <w:lsdException w:name="List Number 2" w:semiHidden="1" w:unhideWhenUsed="1"/>
+    <w:lsdException w:name="List Number 3" w:semiHidden="1" w:unhideWhenUsed="1"/>
+    <w:lsdException w:name="List Number 4" w:semiHidden="1" w:unhideWhenUsed="1"/>
+    <w:lsdException w:name="List Number 5" w:semiHidden="1" w:unhideWhenUsed="1"/>
+    <w:lsdException w:name="Title" w:uiPriority="10" w:qFormat="1"/>
+    <w:lsdException w:name="Closing" w:semiHidden="1" w:unhideWhenUsed="1"/>
+    <w:lsdException w:name="Signature" w:semiHidden="1" w:unhideWhenUsed="1"/>
+    <w:lsdException w:name="Default Paragraph Font" w:semiHidden="1" w:uiPriority="1" w:unhideWhenUsed="1"/>
+    <w:lsdException w:name="Body Text" w:semiHidden="1" w:unhideWhenUsed="1"/>
+    <w:lsdException w:name="Body Text Indent" w:semiHidden="1" w:unhideWhenUsed="1"/>
+    <w:lsdException w:name="List Continue" w:semiHidden="1" w:unhideWhenUsed="1"/>
+    <w:lsdException w:name="List Continue 2" w:semiHidden="1" w:unhideWhenUsed="1"/>
+    <w:lsdException w:name="List Continue 3" w:semiHidden="1" w:unhideWhenUsed="1"/>
+    <w:lsdException w:name="List Continue 4" w:semiHidden="1" w:unhideWhenUsed="1"/>
+    <w:lsdException w:name="List Continue 5" w:semiHidden="1" w:unhideWhenUsed="1"/>
+    <w:lsdException w:name="Message Header" w:semiHidden="1" w:unhideWhenUsed="1"/>
+    <w:lsdException w:name="Subtitle" w:uiPriority="11" w:qFormat="1"/>
+    <w:lsdException w:name="Salutation" w:semiHidden="1" w:unhideWhenUsed="1"/>
+    <w:lsdException w:name="Date" w:semiHidden="1" w:unhideWhenUsed="1"/>
+    <w:lsdException w:name="Body Text First Indent" w:semiHidden="1" w:unhideWhenUsed="1"/>
+    <w:lsdException w:name="Body Text First Indent 2" w:semiHidden="1" w:unhideWhenUsed="1"/>
+    <w:lsdException w:name="Note Heading" w:semiHidden="1" w:unhideWhenUsed="1"/>
+    <w:lsdException w:name="Body Text 2" w:semiHidden="1" w:unhideWhenUsed="1"/>
+    <w:lsdException w:name="Body Text 3" w:semiHidden="1" w:unhideWhenUsed="1"/>
+    <w:lsdException w:name="Body Text Indent 2" w:semiHidden="1" w:unhideWhenUsed="1"/>
+    <w:lsdException w:name="Body Text Indent 3" w:semiHidden="1" w:unhideWhenUsed="1"/>
+    <w:lsdException w:name="Block Text" w:semiHidden="1" w:unhideWhenUsed="1"/>
+    <w:lsdException w:name="Hyperlink" w:semiHidden="1" w:unhideWhenUsed="1"/>
+    <w:lsdException w:name="FollowedHyperlink" w:semiHidden="1" w:unhideWhenUsed="1"/>
+    <w:lsdException w:name="Strong" w:uiPriority="22" w:qFormat="1"/>
+    <w:lsdException w:name="Emphasis" w:uiPriority="20" w:qFormat="1"/>
+    <w:lsdException w:name="Document Map" w:semiHidden="1" w:unhideWhenUsed="1"/>
+    <w:lsdException w:name="Plain Text" w:semiHidden="1" w:unhideWhenUsed="1"/>
+    <w:lsdException w:name="E-mail Signature" w:semiHidden="1" w:unhideWhenUsed="1"/>
+    <w:lsdException w:name="HTML Top of Form" w:semiHidden="1" w:unhideWhenUsed="1"/>
+    <w:lsdException w:name="HTML Bottom of Form" w:semiHidden="1" w:unhideWhenUsed="1"/>
+    <w:lsdException w:name="Normal (Web)" w:semiHidden="1" w:unhideWhenUsed="1"/>
+    <w:lsdException w:name="HTML Acronym" w:semiHidden="1" w:unhideWhenUsed="1"/>
+    <w:lsdException w:name="HTML Address" w:semiHidden="1" w:unhideWhenUsed="1"/>
+    <w:lsdException w:name="HTML Cite" w:semiHidden="1" w:unhideWhenUsed="1"/>
+    <w:lsdException w:name="HTML Code" w:semiHidden="1" w:unhideWhenUsed="1"/>
+    <w:lsdException w:name="HTML Definition" w:semiHidden="1" w:unhideWhenUsed="1"/>
+    <w:lsdException w:name="HTML Keyboard" w:semiHidden="1" w:unhideWhenUsed="1"/>
+    <w:lsdException w:name="HTML Preformatted" w:semiHidden="1" w:unhideWhenUsed="1"/>
+    <w:lsdException w:name="HTML Sample" w:semiHidden="1" w:unhideWhenUsed="1"/>
+    <w:lsdException w:name="HTML Typewriter" w:semiHidden="1" w:unhideWhenUsed="1"/>
+    <w:lsdException w:name="HTML Variable" w:semiHidden="1" w:unhideWhenUsed="1"/>
+    <w:lsdException w:name="Normal Table" w:semiHidden="1" w:unhideWhenUsed="1"/>
+    <w:lsdException w:name="annotation subject" w:semiHidden="1" w:unhideWhenUsed="1"/>
+    <w:lsdException w:name="No List" w:semiHidden="1" w:unhideWhenUsed="1"/>
+    <w:lsdException w:name="Outline List 1" w:semiHidden="1" w:unhideWhenUsed="1"/>
+    <w:lsdException w:name="Outline List 2" w:semiHidden="1" w:unhideWhenUsed="1"/>
+    <w:lsdException w:name="Outline List 3" w:semiHidden="1" w:unhideWhenUsed="1"/>
+    <w:lsdException w:name="Table Simple 1" w:semiHidden="1" w:unhideWhenUsed="1"/>
+    <w:lsdException w:name="Table Simple 2" w:semiHidden="1" w:unhideWhenUsed="1"/>
+    <w:lsdException w:name="Table Simple 3" w:semiHidden="1" w:unhideWhenUsed="1"/>
+    <w:lsdException w:name="Table Classic 1" w:semiHidden="1" w:unhideWhenUsed="1"/>
+    <w:lsdException w:name="Table Classic 2" w:semiHidden="1" w:unhideWhenUsed="1"/>
+    <w:lsdException w:name="Table Classic 3" w:semiHidden="1" w:unhideWhenUsed="1"/>
+    <w:lsdException w:name="Table Classic 4" w:semiHidden="1" w:unhideWhenUsed="1"/>
+    <w:lsdException w:name="Table Colorful 1" w:semiHidden="1" w:unhideWhenUsed="1"/>
+    <w:lsdException w:name="Table Colorful 2" w:semiHidden="1" w:unhideWhenUsed="1"/>
+    <w:lsdException w:name="Table Colorful 3" w:semiHidden="1" w:unhideWhenUsed="1"/>
+    <w:lsdException w:name="Table Columns 1" w:semiHidden="1" w:unhideWhenUsed="1"/>
+    <w:lsdException w:name="Table Columns 2" w:semiHidden="1" w:unhideWhenUsed="1"/>
+    <w:lsdException w:name="Table Columns 3" w:semiHidden="1" w:unhideWhenUsed="1"/>
+    <w:lsdException w:name="Table Columns 4" w:semiHidden="1" w:unhideWhenUsed="1"/>
+    <w:lsdException w:name="Table Columns 5" w:semiHidden="1" w:unhideWhenUsed="1"/>
+    <w:lsdException w:name="Table Grid 1" w:semiHidden="1" w:unhideWhenUsed="1"/>
+    <w:lsdException w:name="Table Grid 2" w:semiHidden="1" w:unhideWhenUsed="1"/>
+    <w:lsdException w:name="Table Grid 3" w:semiHidden="1" w:unhideWhenUsed="1"/>
+    <w:lsdException w:name="Table Grid 4" w:semiHidden="1" w:unhideWhenUsed="1"/>
+    <w:lsdException w:name="Table Grid 5" w:semiHidden="1" w:unhideWhenUsed="1"/>
+    <w:lsdException w:name="Table Grid 6" w:semiHidden="1" w:unhideWhenUsed="1"/>
+    <w:lsdException w:name="Table Grid 7" w:semiHidden="1" w:unhideWhenUsed="1"/>
+    <w:lsdException w:name="Table Grid 8" w:semiHidden="1" w:unhideWhenUsed="1"/>
+    <w:lsdException w:name="Table List 1" w:semiHidden="1" w:unhideWhenUsed="1"/>
+    <w:lsdException w:name="Table List 2" w:semiHidden="1" w:unhideWhenUsed="1"/>
+    <w:lsdException w:name="Table List 3" w:semiHidden="1" w:unhideWhenUsed="1"/>
+    <w:lsdException w:name="Table List 4" w:semiHidden="1" w:unhideWhenUsed="1"/>
+    <w:lsdException w:name="Table List 5" w:semiHidden="1" w:unhideWhenUsed="1"/>
+    <w:lsdException w:name="Table List 6" w:semiHidden="1" w:unhideWhenUsed="1"/>
+    <w:lsdException w:name="Table List 7" w:semiHidden="1" w:unhideWhenUsed="1"/>
+    <w:lsdException w:name="Table List 8" w:semiHidden="1" w:unhideWhenUsed="1"/>
+    <w:lsdException w:name="Table 3D effects 1" w:semiHidden="1" w:unhideWhenUsed="1"/>
+    <w:lsdException w:name="Table 3D effects 2" w:semiHidden="1" w:unhideWhenUsed="1"/>
+    <w:lsdException w:name="Table 3D effects 3" w:semiHidden="1" w:unhideWhenUsed="1"/>
+    <w:lsdException w:name="Table Contemporary" w:semiHidden="1" w:unhideWhenUsed="1"/>
+    <w:lsdException w:name="Table Elegant" w:semiHidden="1" w:unhideWhenUsed="1"/>
+    <w:lsdException w:name="Table Professional" w:semiHidden="1" w:unhideWhenUsed="1"/>
+    <w:lsdException w:name="Table Subtle 1" w:semiHidden="1" w:unhideWhenUsed="1"/>
+    <w:lsdException w:name="Table Subtle 2" w:semiHidden="1" w:unhideWhenUsed="1"/>
+    <w:lsdException w:name="Table Web 1" w:semiHidden="1" w:unhideWhenUsed="1"/>
+    <w:lsdException w:name="Table Web 2" w:semiHidden="1" w:unhideWhenUsed="1"/>
+    <w:lsdException w:name="Table Web 3" w:semiHidden="1" w:unhideWhenUsed="1"/>
+    <w:lsdException w:name="Balloon Text" w:semiHidden="1" w:unhideWhenUsed="1"/>
+    <w:lsdException w:name="Table Grid" w:uiPriority="39"/>
+    <w:lsdException w:name="Table Theme" w:semiHidden="1" w:unhideWhenUsed="1"/>
+    <w:lsdException w:name="Placeholder Text" w:semiHidden="1"/>
+    <w:lsdException w:name="No Spacing" w:uiPriority="1" w:qFormat="1"/>
+    <w:lsdException w:name="Light Shading" w:uiPriority="60"/>
+    <w:lsdException w:name="Light List" w:uiPriority="61"/>
+    <w:lsdException w:name="Light Grid" w:uiPriority="62"/>
+    <w:lsdException w:name="Medium Shading 1" w:uiPriority="63"/>
+    <w:lsdException w:name="Medium Shading 2" w:uiPriority="64"/>
+    <w:lsdException w:name="Medium List 1" w:uiPriority="65"/>
+    <w:lsdException w:name="Medium List 2" w:uiPriority="66"/>
+    <w:lsdException w:name="Medium Grid 1" w:uiPriority="67"/>
+    <w:lsdException w:name="Medium Grid 2" w:uiPriority="68"/>
+    <w:lsdException w:name="Medium Grid 3" w:uiPriority="69"/>
+    <w:lsdException w:name="Dark List" w:uiPriority="70"/>
+    <w:lsdException w:name="Colorful Shading" w:uiPriority="71"/>
+    <w:lsdException w:name="Colorful List" w:uiPriority="72"/>
+    <w:lsdException w:name="Colorful Grid" w:uiPriority="73"/>
+    <w:lsdException w:name="Light Shading Accent 1" w:uiPriority="60"/>
+    <w:lsdException w:name="Light List Accent 1" w:uiPriority="61"/>
+    <w:lsdException w:name="Light Grid Accent 1" w:uiPriority="62"/>
+    <w:lsdException w:name="Medium Shading 1 Accent 1" w:uiPriority="63"/>
+    <w:lsdException w:name="Medium Shading 2 Accent 1" w:uiPriority="64"/>
+    <w:lsdException w:name="Medium List 1 Accent 1" w:uiPriority="65"/>
+    <w:lsdException w:name="Revision" w:semiHidden="1"/>
+    <w:lsdException w:name="List Paragraph" w:uiPriority="34" w:qFormat="1"/>
+    <w:lsdException w:name="Quote" w:uiPriority="29" w:qFormat="1"/>
+    <w:lsdException w:name="Intense Quote" w:uiPriority="30" w:qFormat="1"/>
+    <w:lsdException w:name="Medium List 2 Accent 1" w:uiPriority="66"/>
+    <w:lsdException w:name="Medium Grid 1 Accent 1" w:uiPriority="67"/>
+    <w:lsdException w:name="Medium Grid 2 Accent 1" w:uiPriority="68"/>
+    <w:lsdException w:name="Medium Grid 3 Accent 1" w:uiPriority="69"/>
+    <w:lsdException w:name="Dark List Accent 1" w:uiPriority="70"/>
+    <w:lsdException w:name="Colorful Shading Accent 1" w:uiPriority="71"/>
+    <w:lsdException w:name="Colorful List Accent 1" w:uiPriority="72"/>
+    <w:lsdException w:name="Colorful Grid Accent 1" w:uiPriority="73"/>
+    <w:lsdException w:name="Light Shading Accent 2" w:uiPriority="60"/>
+    <w:lsdException w:name="Light List Accent 2" w:uiPriority="61"/>
+    <w:lsdException w:name="Light Grid Accent 2" w:uiPriority="62"/>
+    <w:lsdException w:name="Medium Shading 1 Accent 2" w:uiPriority="63"/>
+    <w:lsdException w:name="Medium Shading 2 Accent 2" w:uiPriority="64"/>
+    <w:lsdException w:name="Medium List 1 Accent 2" w:uiPriority="65"/>
+    <w:lsdException w:name="Medium List 2 Accent 2" w:uiPriority="66"/>
+    <w:lsdException w:name="Medium Grid 1 Accent 2" w:uiPriority="67"/>
+    <w:lsdException w:name="Medium Grid 2 Accent 2" w:uiPriority="68"/>
+    <w:lsdException w:name="Medium Grid 3 Accent 2" w:uiPriority="69"/>
+    <w:lsdException w:name="Dark List Accent 2" w:uiPriority="70"/>
+    <w:lsdException w:name="Colorful Shading Accent 2" w:uiPriority="71"/>
+    <w:lsdException w:name="Colorful List Accent 2" w:uiPriority="72"/>
+    <w:lsdException w:name="Colorful Grid Accent 2" w:uiPriority="73"/>
+    <w:lsdException w:name="Light Shading Accent 3" w:uiPriority="60"/>
+    <w:lsdException w:name="Light List Accent 3" w:uiPriority="61"/>
+    <w:lsdException w:name="Light Grid Accent 3" w:uiPriority="62"/>
+    <w:lsdException w:name="Medium Shading 1 Accent 3" w:uiPriority="63"/>
+    <w:lsdException w:name="Medium Shading 2 Accent 3" w:uiPriority="64"/>
+    <w:lsdException w:name="Medium List 1 Accent 3" w:uiPriority="65"/>
+    <w:lsdException w:name="Medium List 2 Accent 3" w:uiPriority="66"/>
+    <w:lsdException w:name="Medium Grid 1 Accent 3" w:uiPriority="67"/>
+    <w:lsdException w:name="Medium Grid 2 Accent 3" w:uiPriority="68"/>
+    <w:lsdException w:name="Medium Grid 3 Accent 3" w:uiPriority="69"/>
+    <w:lsdException w:name="Dark List Accent 3" w:uiPriority="70"/>
+    <w:lsdException w:name="Colorful Shading Accent 3" w:uiPriority="71"/>
+    <w:lsdException w:name="Colorful List Accent 3" w:uiPriority="72"/>
+    <w:lsdException w:name="Colorful Grid Accent 3" w:uiPriority="73"/>
+    <w:lsdException w:name="Light Shading Accent 4" w:uiPriority="60"/>
+    <w:lsdException w:name="Light List Accent 4" w:uiPriority="61"/>
+    <w:lsdException w:name="Light Grid Accent 4" w:uiPriority="62"/>
+    <w:lsdException w:name="Medium Shading 1 Accent 4" w:uiPriority="63"/>
+    <w:lsdException w:name="Medium Shading 2 Accent 4" w:uiPriority="64"/>
+    <w:lsdException w:name="Medium List 1 Accent 4" w:uiPriority="65"/>
+    <w:lsdException w:name="Medium List 2 Accent 4" w:uiPriority="66"/>
+    <w:lsdException w:name="Medium Grid 1 Accent 4" w:uiPriority="67"/>
+    <w:lsdException w:name="Medium Grid 2 Accent 4" w:uiPriority="68"/>
+    <w:lsdException w:name="Medium Grid 3 Accent 4" w:uiPriority="69"/>
+    <w:lsdException w:name="Dark List Accent 4" w:uiPriority="70"/>
+    <w:lsdException w:name="Colorful Shading Accent 4" w:uiPriority="71"/>
+    <w:lsdException w:name="Colorful List Accent 4" w:uiPriority="72"/>
+    <w:lsdException w:name="Colorful Grid Accent 4" w:uiPriority="73"/>
+    <w:lsdException w:name="Light Shading Accent 5" w:uiPriority="60"/>
+    <w:lsdException w:name="Light List Accent 5" w:uiPriority="61"/>
+    <w:lsdException w:name="Light Grid Accent 5" w:uiPriority="62"/>
+    <w:lsdException w:name="Medium Shading 1 Accent 5" w:uiPriority="63"/>
+    <w:lsdException w:name="Medium Shading 2 Accent 5" w:uiPriority="64"/>
+    <w:lsdException w:name="Medium List 1 Accent 5" w:uiPriority="65"/>
+    <w:lsdException w:name="Medium List 2 Accent 5" w:uiPriority="66"/>
+    <w:lsdException w:name="Medium Grid 1 Accent 5" w:uiPriority="67"/>
+    <w:lsdException w:name="Medium Grid 2 Accent 5" w:uiPriority="68"/>
+    <w:lsdException w:name="Medium Grid 3 Accent 5" w:uiPriority="69"/>
+    <w:lsdException w:name="Dark List Accent 5" w:uiPriority="70"/>
+    <w:lsdException w:name="Colorful Shading Accent 5" w:uiPriority="71"/>
+    <w:lsdException w:name="Colorful List Accent 5" w:uiPriority="72"/>
+    <w:lsdException w:name="Colorful Grid Accent 5" w:uiPriority="73"/>
+    <w:lsdException w:name="Light Shading Accent 6" w:uiPriority="60"/>
+    <w:lsdException w:name="Light List Accent 6" w:uiPriority="61"/>
+    <w:lsdException w:name="Light Grid Accent 6" w:uiPriority="62"/>
+    <w:lsdException w:name="Medium Shading 1 Accent 6" w:uiPriority="63"/>
+    <w:lsdException w:name="Medium Shading 2 Accent 6" w:uiPriority="64"/>
+    <w:lsdException w:name="Medium List 1 Accent 6" w:uiPriority="65"/>
+    <w:lsdException w:name="Medium List 2 Accent 6" w:uiPriority="66"/>
+    <w:lsdException w:name="Medium Grid 1 Accent 6" w:uiPriority="67"/>
+    <w:lsdException w:name="Medium Grid 2 Accent 6" w:uiPriority="68"/>
+    <w:lsdException w:name="Medium Grid 3 Accent 6" w:uiPriority="69"/>
+    <w:lsdException w:name="Dark List Accent 6" w:uiPriority="70"/>
+    <w:lsdException w:name="Colorful Shading Accent 6" w:uiPriority="71"/>
+    <w:lsdException w:name="Colorful List Accent 6" w:uiPriority="72"/>
+    <w:lsdException w:name="Colorful Grid Accent 6" w:uiPriority="73"/>
+    <w:lsdException w:name="Subtle Emphasis" w:uiPriority="19" w:qFormat="1"/>
+    <w:lsdException w:name="Intense Emphasis" w:uiPriority="21" w:qFormat="1"/>
+    <w:lsdException w:name="Subtle Reference" w:uiPriority="31" w:qFormat="1"/>
+    <w:lsdException w:name="Intense Reference" w:uiPriority="32" w:qFormat="1"/>
+    <w:lsdException w:name="Book Title" w:uiPriority="33" w:qFormat="1"/>
+    <w:lsdException w:name="Bibliography" w:semiHidden="1" w:uiPriority="37" w:unhideWhenUsed="1"/>
+    <w:lsdException w:name="TOC Heading" w:semiHidden="1" w:uiPriority="39" w:unhideWhenUsed="1" w:qFormat="1"/>
+    <w:lsdException w:name="Plain Table 1" w:uiPriority="41"/>
+    <w:lsdException w:name="Plain Table 2" w:uiPriority="42"/>
+    <w:lsdException w:name="Plain Table 3" w:uiPriority="43"/>
+    <w:lsdException w:name="Plain Table 4" w:uiPriority="44"/>
+    <w:lsdException w:name="Plain Table 5" w:uiPriority="45"/>
+    <w:lsdException w:name="Grid Table Light" w:uiPriority="40"/>
+    <w:lsdException w:name="Grid Table 1 Light" w:uiPriority="46"/>
+    <w:lsdException w:name="Grid Table 2" w:uiPriority="47"/>
+    <w:lsdException w:name="Grid Table 3" w:uiPriority="48"/>
+    <w:lsdException w:name="Grid Table 4" w:uiPriority="49"/>
+    <w:lsdException w:name="Grid Table 5 Dark" w:uiPriority="50"/>
+    <w:lsdException w:name="Grid Table 6 Colorful" w:uiPriority="51"/>
+    <w:lsdException w:name="Grid Table 7 Colorful" w:uiPriority="52"/>
+    <w:lsdException w:name="Grid Table 1 Light Accent 1" w:uiPriority="46"/>
+    <w:lsdException w:name="Grid Table 2 Accent 1" w:uiPriority="47"/>
+    <w:lsdException w:name="Grid Table 3 Accent 1" w:uiPriority="48"/>
+    <w:lsdException w:name="Grid Table 4 Accent 1" w:uiPriority="49"/>
+    <w:lsdException w:name="Grid Table 5 Dark Accent 1" w:uiPriority="50"/>
+    <w:lsdException w:name="Grid Table 6 Colorful Accent 1" w:uiPriority="51"/>
+    <w:lsdException w:name="Grid Table 7 Colorful Accent 1" w:uiPriority="52"/>
+    <w:lsdException w:name="Grid Table 1 Light Accent 2" w:uiPriority="46"/>
+    <w:lsdException w:name="Grid Table 2 Accent 2" w:uiPriority="47"/>
+    <w:lsdException w:name="Grid Table 3 Accent 2" w:uiPriority="48"/>
+    <w:lsdException w:name="Grid Table 4 Accent 2" w:uiPriority="49"/>
+    <w:lsdException w:name="Grid Table 5 Dark Accent 2" w:uiPriority="50"/>
+    <w:lsdException w:name="Grid Table 6 Colorful Accent 2" w:uiPriority="51"/>
+    <w:lsdException w:name="Grid Table 7 Colorful Accent 2" w:uiPriority="52"/>
+    <w:lsdException w:name="Grid Table 1 Light Accent 3" w:uiPriority="46"/>
+    <w:lsdException w:name="Grid Table 2 Accent 3" w:uiPriority="47"/>
+    <w:lsdException w:name="Grid Table 3 Accent 3" w:uiPriority="48"/>
+    <w:lsdException w:name="Grid Table 4 Accent 3" w:uiPriority="49"/>
+    <w:lsdException w:name="Grid Table 5 Dark Accent 3" w:uiPriority="50"/>
+    <w:lsdException w:name="Grid Table 6 Colorful Accent 3" w:uiPriority="51"/>
+    <w:lsdException w:name="Grid Table 7 Colorful Accent 3" w:uiPriority="52"/>
+    <w:lsdException w:name="Grid Table 1 Light Accent 4" w:uiPriority="46"/>
+    <w:lsdException w:name="Grid Table 2 Accent 4" w:uiPriority="47"/>
+    <w:lsdException w:name="Grid Table 3 Accent 4" w:uiPriority="48"/>
+    <w:lsdException w:name="Grid Table 4 Accent 4" w:uiPriority="49"/>
+    <w:lsdException w:name="Grid Table 5 Dark Accent 4" w:uiPriority="50"/>
+    <w:lsdException w:name="Grid Table 6 Colorful Accent 4" w:uiPriority="51"/>
+    <w:lsdException w:name="Grid Table 7 Colorful Accent 4" w:uiPriority="52"/>
+    <w:lsdException w:name="Grid Table 1 Light Accent 5" w:uiPriority="46"/>
+    <w:lsdException w:name="Grid Table 2 Accent 5" w:uiPriority="47"/>
+    <w:lsdException w:name="Grid Table 3 Accent 5" w:uiPriority="48"/>
+    <w:lsdException w:name="Grid Table 4 Accent 5" w:uiPriority="49"/>
+    <w:lsdException w:name="Grid Table 5 Dark Accent 5" w:uiPriority="50"/>
+    <w:lsdException w:name="Grid Table 6 Colorful Accent 5" w:uiPriority="51"/>
+    <w:lsdException w:name="Grid Table 7 Colorful Accent 5" w:uiPriority="52"/>
+    <w:lsdException w:name="Grid Table 1 Light Accent 6" w:uiPriority="46"/>
+    <w:lsdException w:name="Grid Table 2 Accent 6" w:uiPriority="47"/>
+    <w:lsdException w:name="Grid Table 3 Accent 6" w:uiPriority="48"/>
+    <w:lsdException w:name="Grid Table 4 Accent 6" w:uiPriority="49"/>
+    <w:lsdException w:name="Grid Table 5 Dark Accent 6" w:uiPriority="50"/>
+    <w:lsdException w:name="Grid Table 6 Colorful Accent 6" w:uiPriority="51"/>
+    <w:lsdException w:name="Grid Table 7 Colorful Accent 6" w:uiPriority="52"/>
+    <w:lsdException w:name="List Table 1 Light" w:uiPriority="46"/>
+    <w:lsdException w:name="List Table 2" w:uiPriority="47"/>
+    <w:lsdException w:name="List Table 3" w:uiPriority="48"/>
+    <w:lsdException w:name="List Table 4" w:uiPriority="49"/>
+    <w:lsdException w:name="List Table 5 Dark" w:uiPriority="50"/>
+    <w:lsdException w:name="List Table 6 Colorful" w:uiPriority="51"/>
+    <w:lsdException w:name="List Table 7 Colorful" w:uiPriority="52"/>
+    <w:lsdException w:name="List Table 1 Light Accent 1" w:uiPriority="46"/>
+    <w:lsdException w:name="List Table 2 Accent 1" w:uiPriority="47"/>
+    <w:lsdException w:name="List Table 3 Accent 1" w:uiPriority="48"/>
+    <w:lsdException w:name="List Table 4 Accent 1" w:uiPriority="49"/>
+    <w:lsdException w:name="List Table 5 Dark Accent 1" w:uiPriority="50"/>
+    <w:lsdException w:name="List Table 6 Colorful Accent 1" w:uiPriority="51"/>
+    <w:lsdException w:name="List Table 7 Colorful Accent 1" w:uiPriority="52"/>
+    <w:lsdException w:name="List Table 1 Light Accent 2" w:uiPriority="46"/>
+    <w:lsdException w:name="List Table 2 Accent 2" w:uiPriority="47"/>
+    <w:lsdException w:name="List Table 3 Accent 2" w:uiPriority="48"/>
+    <w:lsdException w:name="List Table 4 Accent 2" w:uiPriority="49"/>
+    <w:lsdException w:name="List Table 5 Dark Accent 2" w:uiPriority="50"/>
+    <w:lsdException w:name="List Table 6 Colorful Accent 2" w:uiPriority="51"/>
+    <w:lsdException w:name="List Table 7 Colorful Accent 2" w:uiPriority="52"/>
+    <w:lsdException w:name="List Table 1 Light Accent 3" w:uiPriority="46"/>
+    <w:lsdException w:name="List Table 2 Accent 3" w:uiPriority="47"/>
+    <w:lsdException w:name="List Table 3 Accent 3" w:uiPriority="48"/>
+    <w:lsdException w:name="List Table 4 Accent 3" w:uiPriority="49"/>
+    <w:lsdException w:name="List Table 5 Dark Accent 3" w:uiPriority="50"/>
+    <w:lsdException w:name="List Table 6 Colorful Accent 3" w:uiPriority="51"/>
+    <w:lsdException w:name="List Table 7 Colorful Accent 3" w:uiPriority="52"/>
+    <w:lsdException w:name="List Table 1 Light Accent 4" w:uiPriority="46"/>
+    <w:lsdException w:name="List Table 2 Accent 4" w:uiPriority="47"/>
+    <w:lsdException w:name="List Table 3 Accent 4" w:uiPriority="48"/>
+    <w:lsdException w:name="List Table 4 Accent 4" w:uiPriority="49"/>
+    <w:lsdException w:name="List Table 5 Dark Accent 4" w:uiPriority="50"/>
+    <w:lsdException w:name="List Table 6 Colorful Accent 4" w:uiPriority="51"/>
+    <w:lsdException w:name="List Table 7 Colorful Accent 4" w:uiPriority="52"/>
+    <w:lsdException w:name="List Table 1 Light Accent 5" w:uiPriority="46"/>
+    <w:lsdException w:name="List Table 2 Accent 5" w:uiPriority="47"/>
+    <w:lsdException w:name="List Table 3 Accent 5" w:uiPriority="48"/>
+    <w:lsdException w:name="List Table 4 Accent 5" w:uiPriority="49"/>
+    <w:lsdException w:name="List Table 5 Dark Accent 5" w:uiPriority="50"/>
+    <w:lsdException w:name="List Table 6 Colorful Accent 5" w:uiPriority="51"/>
+    <w:lsdException w:name="List Table 7 Colorful Accent 5" w:uiPriority="52"/>
+    <w:lsdException w:name="List Table 1 Light Accent 6" w:uiPriority="46"/>
+    <w:lsdException w:name="List Table 2 Accent 6" w:uiPriority="47"/>
+    <w:lsdException w:name="List Table 3 Accent 6" w:uiPriority="48"/>
+    <w:lsdException w:name="List Table 4 Accent 6" w:uiPriority="49"/>
+    <w:lsdException w:name="List Table 5 Dark Accent 6" w:uiPriority="50"/>
+    <w:lsdException w:name="List Table 6 Colorful Accent 6" w:uiPriority="51"/>
+    <w:lsdException w:name="List Table 7 Colorful Accent 6" w:uiPriority="52"/>
+  </w:latentStyles>
+  <w:style w:type="paragraph" w:default="1" w:styleId="Normal">
+    <w:name w:val="Normal"/>
   </w:style>
   <w:style w:type="paragraph" w:styleId="Heading1">
     <w:name w:val="heading 1"/>
     <w:basedOn w:val="Normal"/>
     <w:next w:val="Normal"/>
     <w:pPr>
-      <w:keepNext w:val="1"/>
-      <w:keepLines w:val="1"/>
-      <w:pageBreakBefore w:val="0"/>
-      <w:spacing w:after="120" w:before="400" w:lineRule="auto"/>
+      <w:keepNext/>
+      <w:keepLines/>
+      <w:spacing w:before="400" w:after="120"/>
+      <w:outlineLvl w:val="0"/>
     </w:pPr>
     <w:rPr>
       <w:sz w:val="40"/>
@@ -6150,14 +6114,12 @@
     <w:basedOn w:val="Normal"/>
     <w:next w:val="Normal"/>
     <w:pPr>
-      <w:keepNext w:val="1"/>
-      <w:keepLines w:val="1"/>
-      <w:pageBreakBefore w:val="0"/>
-      <w:spacing w:after="120" w:before="360" w:lineRule="auto"/>
+      <w:keepNext/>
+      <w:keepLines/>
+      <w:spacing w:before="360" w:after="120"/>
+      <w:outlineLvl w:val="1"/>
     </w:pPr>
     <w:rPr>
-      <w:b w:val="0"/>
-      <w:bCs w:val="0"/>
       <w:sz w:val="32"/>
       <w:szCs w:val="32"/>
     </w:rPr>
@@ -6167,14 +6129,12 @@
     <w:basedOn w:val="Normal"/>
     <w:next w:val="Normal"/>
     <w:pPr>
-      <w:keepNext w:val="1"/>
-      <w:keepLines w:val="1"/>
-      <w:pageBreakBefore w:val="0"/>
-      <w:spacing w:after="80" w:before="320" w:lineRule="auto"/>
+      <w:keepNext/>
+      <w:keepLines/>
+      <w:spacing w:before="320" w:after="80"/>
+      <w:outlineLvl w:val="2"/>
     </w:pPr>
     <w:rPr>
-      <w:b w:val="0"/>
-      <w:bCs w:val="0"/>
       <w:color w:val="434343"/>
       <w:sz w:val="28"/>
       <w:szCs w:val="28"/>
@@ -6185,10 +6145,10 @@
     <w:basedOn w:val="Normal"/>
     <w:next w:val="Normal"/>
     <w:pPr>
-      <w:keepNext w:val="1"/>
-      <w:keepLines w:val="1"/>
-      <w:pageBreakBefore w:val="0"/>
-      <w:spacing w:after="80" w:before="280" w:lineRule="auto"/>
+      <w:keepNext/>
+      <w:keepLines/>
+      <w:spacing w:before="280" w:after="80"/>
+      <w:outlineLvl w:val="3"/>
     </w:pPr>
     <w:rPr>
       <w:color w:val="666666"/>
@@ -6201,15 +6161,13 @@
     <w:basedOn w:val="Normal"/>
     <w:next w:val="Normal"/>
     <w:pPr>
-      <w:keepNext w:val="1"/>
-      <w:keepLines w:val="1"/>
-      <w:pageBreakBefore w:val="0"/>
-      <w:spacing w:after="80" w:before="240" w:lineRule="auto"/>
+      <w:keepNext/>
+      <w:keepLines/>
+      <w:spacing w:before="240" w:after="80"/>
+      <w:outlineLvl w:val="4"/>
     </w:pPr>
     <w:rPr>
       <w:color w:val="666666"/>
-      <w:sz w:val="22"/>
-      <w:szCs w:val="22"/>
     </w:rPr>
   </w:style>
   <w:style w:type="paragraph" w:styleId="Heading6">
@@ -6217,28 +6175,63 @@
     <w:basedOn w:val="Normal"/>
     <w:next w:val="Normal"/>
     <w:pPr>
-      <w:keepNext w:val="1"/>
-      <w:keepLines w:val="1"/>
-      <w:pageBreakBefore w:val="0"/>
-      <w:spacing w:after="80" w:before="240" w:lineRule="auto"/>
+      <w:keepNext/>
+      <w:keepLines/>
+      <w:spacing w:before="240" w:after="80"/>
+      <w:outlineLvl w:val="5"/>
     </w:pPr>
     <w:rPr>
-      <w:i w:val="1"/>
-      <w:iCs w:val="1"/>
+      <w:i/>
+      <w:iCs/>
       <w:color w:val="666666"/>
-      <w:sz w:val="22"/>
-      <w:szCs w:val="22"/>
     </w:rPr>
+  </w:style>
+  <w:style w:type="character" w:default="1" w:styleId="DefaultParagraphFont">
+    <w:name w:val="Default Paragraph Font"/>
+    <w:uiPriority w:val="1"/>
+    <w:semiHidden/>
+    <w:unhideWhenUsed/>
+  </w:style>
+  <w:style w:type="table" w:default="1" w:styleId="TableNormal">
+    <w:name w:val="Normal Table"/>
+    <w:uiPriority w:val="99"/>
+    <w:semiHidden/>
+    <w:unhideWhenUsed/>
+    <w:tblPr>
+      <w:tblInd w:w="0" w:type="dxa"/>
+      <w:tblCellMar>
+        <w:top w:w="0" w:type="dxa"/>
+        <w:left w:w="108" w:type="dxa"/>
+        <w:bottom w:w="0" w:type="dxa"/>
+        <w:right w:w="108" w:type="dxa"/>
+      </w:tblCellMar>
+    </w:tblPr>
+  </w:style>
+  <w:style w:type="numbering" w:default="1" w:styleId="NoList">
+    <w:name w:val="No List"/>
+    <w:uiPriority w:val="99"/>
+    <w:semiHidden/>
+    <w:unhideWhenUsed/>
+  </w:style>
+  <w:style w:type="table" w:customStyle="1" w:styleId="TableNormal0">
+    <w:name w:val="TableNormal"/>
+    <w:tblPr>
+      <w:tblCellMar>
+        <w:top w:w="100" w:type="dxa"/>
+        <w:left w:w="100" w:type="dxa"/>
+        <w:bottom w:w="100" w:type="dxa"/>
+        <w:right w:w="100" w:type="dxa"/>
+      </w:tblCellMar>
+    </w:tblPr>
   </w:style>
   <w:style w:type="paragraph" w:styleId="Title">
     <w:name w:val="Title"/>
     <w:basedOn w:val="Normal"/>
     <w:next w:val="Normal"/>
     <w:pPr>
-      <w:keepNext w:val="1"/>
-      <w:keepLines w:val="1"/>
-      <w:pageBreakBefore w:val="0"/>
-      <w:spacing w:after="60" w:before="0" w:lineRule="auto"/>
+      <w:keepNext/>
+      <w:keepLines/>
+      <w:spacing w:after="60"/>
     </w:pPr>
     <w:rPr>
       <w:sz w:val="52"/>
@@ -6250,15 +6243,11 @@
     <w:basedOn w:val="Normal"/>
     <w:next w:val="Normal"/>
     <w:pPr>
-      <w:keepNext w:val="1"/>
-      <w:keepLines w:val="1"/>
-      <w:pageBreakBefore w:val="0"/>
-      <w:spacing w:after="320" w:before="0" w:lineRule="auto"/>
+      <w:keepNext/>
+      <w:keepLines/>
+      <w:spacing w:after="320"/>
     </w:pPr>
     <w:rPr>
-      <w:rFonts w:ascii="Arial" w:cs="Arial" w:eastAsia="Arial" w:hAnsi="Arial"/>
-      <w:i w:val="0"/>
-      <w:iCs w:val="0"/>
       <w:color w:val="666666"/>
       <w:sz w:val="30"/>
       <w:szCs w:val="30"/>
